--- a/op_v2.docx
+++ b/op_v2.docx
@@ -7,6 +7,7 @@
         <w:spacing w:before="1000"/>
         <w:jc w:val="center"/>
       </w:pPr>
+      <w:proofErr w:type="spellStart"/>
       <w:r>
         <w:rPr>
           <w:rFonts w:ascii="Calibri" w:hAnsi="Calibri"/>
@@ -14,7 +15,17 @@
           <w:color w:val="0D1117"/>
           <w:sz w:val="56"/>
         </w:rPr>
-        <w:t>UserAPI — DevOps Project</w:t>
+        <w:t>UserAPI</w:t>
+      </w:r>
+      <w:proofErr w:type="spellEnd"/>
+      <w:r>
+        <w:rPr>
+          <w:rFonts w:ascii="Calibri" w:hAnsi="Calibri"/>
+          <w:b/>
+          <w:color w:val="0D1117"/>
+          <w:sz w:val="56"/>
+        </w:rPr>
+        <w:t xml:space="preserve"> — DevOps Project</w:t>
       </w:r>
     </w:p>
     <w:p>
@@ -41,21 +52,46 @@
           <w:rFonts w:ascii="Calibri" w:hAnsi="Calibri"/>
           <w:color w:val="55636F"/>
         </w:rPr>
-        <w:t xml:space="preserve">Author: </w:t>
-      </w:r>
+        <w:t xml:space="preserve">Author: Eshwar </w:t>
+      </w:r>
+      <w:proofErr w:type="spellStart"/>
       <w:r>
         <w:rPr>
           <w:rFonts w:ascii="Calibri" w:hAnsi="Calibri"/>
           <w:color w:val="55636F"/>
         </w:rPr>
-        <w:t xml:space="preserve">Eshwar reddy </w:t>
-      </w:r>
+        <w:t>reddy</w:t>
+      </w:r>
+      <w:proofErr w:type="spellEnd"/>
       <w:r>
         <w:rPr>
           <w:rFonts w:ascii="Calibri" w:hAnsi="Calibri"/>
           <w:color w:val="55636F"/>
         </w:rPr>
-        <w:t>·   August 2026</w:t>
+        <w:t xml:space="preserve">, Vijay Kumar, </w:t>
+      </w:r>
+      <w:r>
+        <w:rPr>
+          <w:rFonts w:ascii="Calibri" w:hAnsi="Calibri"/>
+          <w:color w:val="55636F"/>
+        </w:rPr>
+        <w:t xml:space="preserve">Darshan </w:t>
+      </w:r>
+      <w:proofErr w:type="spellStart"/>
+      <w:r>
+        <w:rPr>
+          <w:rFonts w:ascii="Calibri" w:hAnsi="Calibri"/>
+          <w:color w:val="55636F"/>
+        </w:rPr>
+        <w:t>Nagakumaran</w:t>
+      </w:r>
+      <w:proofErr w:type="spellEnd"/>
+      <w:r>
+        <w:rPr>
+          <w:rFonts w:ascii="Calibri" w:hAnsi="Calibri"/>
+          <w:color w:val="55636F"/>
+        </w:rPr>
+        <w:t xml:space="preserve"> ·   August 2026</w:t>
       </w:r>
     </w:p>
     <w:p>
@@ -116,7 +152,23 @@
           <w:rFonts w:ascii="Calibri" w:hAnsi="Calibri"/>
           <w:color w:val="0D1117"/>
         </w:rPr>
-        <w:t>RESTful CRUD API built with Python 3 and Flask, storing user records in PostgreSQL via SQLAlchemy ORM.</w:t>
+        <w:t xml:space="preserve">RESTful CRUD API built with Python 3 and Flask, storing user records in PostgreSQL via </w:t>
+      </w:r>
+      <w:proofErr w:type="spellStart"/>
+      <w:r>
+        <w:rPr>
+          <w:rFonts w:ascii="Calibri" w:hAnsi="Calibri"/>
+          <w:color w:val="0D1117"/>
+        </w:rPr>
+        <w:t>SQLAlchemy</w:t>
+      </w:r>
+      <w:proofErr w:type="spellEnd"/>
+      <w:r>
+        <w:rPr>
+          <w:rFonts w:ascii="Calibri" w:hAnsi="Calibri"/>
+          <w:color w:val="0D1117"/>
+        </w:rPr>
+        <w:t xml:space="preserve"> ORM.</w:t>
       </w:r>
     </w:p>
     <w:p>
@@ -142,7 +194,21 @@
         <w:rPr>
           <w:rFonts w:ascii="Calibri" w:hAnsi="Calibri"/>
         </w:rPr>
-        <w:t>Health check: GET /health — actively queries the DB, returns {"status":"ok","database":"healthy"}</w:t>
+        <w:t>Health check: GET /health — actively queries the DB, returns {"</w:t>
+      </w:r>
+      <w:proofErr w:type="spellStart"/>
+      <w:r>
+        <w:rPr>
+          <w:rFonts w:ascii="Calibri" w:hAnsi="Calibri"/>
+        </w:rPr>
+        <w:t>status":"ok","database":"healthy</w:t>
+      </w:r>
+      <w:proofErr w:type="spellEnd"/>
+      <w:r>
+        <w:rPr>
+          <w:rFonts w:ascii="Calibri" w:hAnsi="Calibri"/>
+        </w:rPr>
+        <w:t>"}</w:t>
       </w:r>
     </w:p>
     <w:p>
@@ -181,7 +247,21 @@
         <w:rPr>
           <w:rFonts w:ascii="Calibri" w:hAnsi="Calibri"/>
         </w:rPr>
-        <w:t>Application Factory pattern: create_app(config) separates test, dev and production configs cleanly</w:t>
+        <w:t xml:space="preserve">Application Factory pattern: </w:t>
+      </w:r>
+      <w:proofErr w:type="spellStart"/>
+      <w:r>
+        <w:rPr>
+          <w:rFonts w:ascii="Calibri" w:hAnsi="Calibri"/>
+        </w:rPr>
+        <w:t>create_app</w:t>
+      </w:r>
+      <w:proofErr w:type="spellEnd"/>
+      <w:r>
+        <w:rPr>
+          <w:rFonts w:ascii="Calibri" w:hAnsi="Calibri"/>
+        </w:rPr>
+        <w:t>(config) separates test, dev and production configs cleanly</w:t>
       </w:r>
     </w:p>
     <w:p>
@@ -380,12 +460,53 @@
             <w:shd w:val="clear" w:color="auto" w:fill="F6F8FA"/>
           </w:tcPr>
           <w:p>
+            <w:proofErr w:type="spellStart"/>
             <w:r>
               <w:rPr>
                 <w:rFonts w:ascii="Calibri" w:hAnsi="Calibri"/>
                 <w:sz w:val="20"/>
               </w:rPr>
-              <w:t>User.validate(), to_dict(), __repr__ — pure logic, no HTTP or DB</w:t>
+              <w:t>User.validate</w:t>
+            </w:r>
+            <w:proofErr w:type="spellEnd"/>
+            <w:r>
+              <w:rPr>
+                <w:rFonts w:ascii="Calibri" w:hAnsi="Calibri"/>
+                <w:sz w:val="20"/>
+              </w:rPr>
+              <w:t xml:space="preserve">(), </w:t>
+            </w:r>
+            <w:proofErr w:type="spellStart"/>
+            <w:r>
+              <w:rPr>
+                <w:rFonts w:ascii="Calibri" w:hAnsi="Calibri"/>
+                <w:sz w:val="20"/>
+              </w:rPr>
+              <w:t>to_dict</w:t>
+            </w:r>
+            <w:proofErr w:type="spellEnd"/>
+            <w:r>
+              <w:rPr>
+                <w:rFonts w:ascii="Calibri" w:hAnsi="Calibri"/>
+                <w:sz w:val="20"/>
+              </w:rPr>
+              <w:t>(), __</w:t>
+            </w:r>
+            <w:proofErr w:type="spellStart"/>
+            <w:r>
+              <w:rPr>
+                <w:rFonts w:ascii="Calibri" w:hAnsi="Calibri"/>
+                <w:sz w:val="20"/>
+              </w:rPr>
+              <w:t>repr</w:t>
+            </w:r>
+            <w:proofErr w:type="spellEnd"/>
+            <w:r>
+              <w:rPr>
+                <w:rFonts w:ascii="Calibri" w:hAnsi="Calibri"/>
+                <w:sz w:val="20"/>
+              </w:rPr>
+              <w:t>__ — pure logic, no HTTP or DB</w:t>
             </w:r>
           </w:p>
         </w:tc>
@@ -670,11 +791,33 @@
         <w:spacing w:before="20" w:after="40"/>
         <w:ind w:left="227"/>
       </w:pPr>
-      <w:r>
-        <w:rPr>
-          <w:rFonts w:ascii="Calibri" w:hAnsi="Calibri"/>
-        </w:rPr>
-        <w:t>Dockerfile: python:3.11-slim, gunicorn WSGI, 2 workers, PYTHONPATH wired correctly</w:t>
+      <w:proofErr w:type="spellStart"/>
+      <w:r>
+        <w:rPr>
+          <w:rFonts w:ascii="Calibri" w:hAnsi="Calibri"/>
+        </w:rPr>
+        <w:t>Dockerfile</w:t>
+      </w:r>
+      <w:proofErr w:type="spellEnd"/>
+      <w:r>
+        <w:rPr>
+          <w:rFonts w:ascii="Calibri" w:hAnsi="Calibri"/>
+        </w:rPr>
+        <w:t xml:space="preserve">: python:3.11-slim, </w:t>
+      </w:r>
+      <w:proofErr w:type="spellStart"/>
+      <w:r>
+        <w:rPr>
+          <w:rFonts w:ascii="Calibri" w:hAnsi="Calibri"/>
+        </w:rPr>
+        <w:t>gunicorn</w:t>
+      </w:r>
+      <w:proofErr w:type="spellEnd"/>
+      <w:r>
+        <w:rPr>
+          <w:rFonts w:ascii="Calibri" w:hAnsi="Calibri"/>
+        </w:rPr>
+        <w:t xml:space="preserve"> WSGI, 2 workers, PYTHONPATH wired correctly</w:t>
       </w:r>
     </w:p>
     <w:p>
@@ -687,7 +830,21 @@
         <w:rPr>
           <w:rFonts w:ascii="Calibri" w:hAnsi="Calibri"/>
         </w:rPr>
-        <w:t>docker-compose.yaml: three services — postgres:16 (5432), pgadmin4 (5050), Flask app (3000)</w:t>
+        <w:t>docker-</w:t>
+      </w:r>
+      <w:proofErr w:type="spellStart"/>
+      <w:r>
+        <w:rPr>
+          <w:rFonts w:ascii="Calibri" w:hAnsi="Calibri"/>
+        </w:rPr>
+        <w:t>compose.yaml</w:t>
+      </w:r>
+      <w:proofErr w:type="spellEnd"/>
+      <w:r>
+        <w:rPr>
+          <w:rFonts w:ascii="Calibri" w:hAnsi="Calibri"/>
+        </w:rPr>
+        <w:t>: three services — postgres:16 (5432), pgadmin4 (5050), Flask app (3000)</w:t>
       </w:r>
     </w:p>
     <w:p>
@@ -700,7 +857,21 @@
         <w:rPr>
           <w:rFonts w:ascii="Calibri" w:hAnsi="Calibri"/>
         </w:rPr>
-        <w:t>Health checks: Compose waits for pg_isready before starting the app</w:t>
+        <w:t xml:space="preserve">Health checks: Compose waits for </w:t>
+      </w:r>
+      <w:proofErr w:type="spellStart"/>
+      <w:r>
+        <w:rPr>
+          <w:rFonts w:ascii="Calibri" w:hAnsi="Calibri"/>
+        </w:rPr>
+        <w:t>pg_isready</w:t>
+      </w:r>
+      <w:proofErr w:type="spellEnd"/>
+      <w:r>
+        <w:rPr>
+          <w:rFonts w:ascii="Calibri" w:hAnsi="Calibri"/>
+        </w:rPr>
+        <w:t xml:space="preserve"> before starting the app</w:t>
       </w:r>
     </w:p>
     <w:p>
@@ -713,7 +884,35 @@
         <w:rPr>
           <w:rFonts w:ascii="Calibri" w:hAnsi="Calibri"/>
         </w:rPr>
-        <w:t>Named volumes: postgres_data and pgadmin_data persist across container restarts</w:t>
+        <w:t xml:space="preserve">Named volumes: </w:t>
+      </w:r>
+      <w:proofErr w:type="spellStart"/>
+      <w:r>
+        <w:rPr>
+          <w:rFonts w:ascii="Calibri" w:hAnsi="Calibri"/>
+        </w:rPr>
+        <w:t>postgres_data</w:t>
+      </w:r>
+      <w:proofErr w:type="spellEnd"/>
+      <w:r>
+        <w:rPr>
+          <w:rFonts w:ascii="Calibri" w:hAnsi="Calibri"/>
+        </w:rPr>
+        <w:t xml:space="preserve"> and </w:t>
+      </w:r>
+      <w:proofErr w:type="spellStart"/>
+      <w:r>
+        <w:rPr>
+          <w:rFonts w:ascii="Calibri" w:hAnsi="Calibri"/>
+        </w:rPr>
+        <w:t>pgadmin_data</w:t>
+      </w:r>
+      <w:proofErr w:type="spellEnd"/>
+      <w:r>
+        <w:rPr>
+          <w:rFonts w:ascii="Calibri" w:hAnsi="Calibri"/>
+        </w:rPr>
+        <w:t xml:space="preserve"> persist across container restarts</w:t>
       </w:r>
     </w:p>
     <w:p>
@@ -726,8 +925,58 @@
         <w:rPr>
           <w:rFonts w:ascii="Calibri" w:hAnsi="Calibri"/>
         </w:rPr>
-        <w:t>Image published to Docker Hub: kousiksc/userapi:latest and eshwarreddy/userapi:latest</w:t>
-      </w:r>
+        <w:t xml:space="preserve">Image published to Docker Hub: </w:t>
+      </w:r>
+      <w:proofErr w:type="spellStart"/>
+      <w:r>
+        <w:rPr>
+          <w:rFonts w:ascii="Calibri" w:hAnsi="Calibri"/>
+        </w:rPr>
+        <w:t>kousiksc</w:t>
+      </w:r>
+      <w:proofErr w:type="spellEnd"/>
+      <w:r>
+        <w:rPr>
+          <w:rFonts w:ascii="Calibri" w:hAnsi="Calibri"/>
+        </w:rPr>
+        <w:t>/</w:t>
+      </w:r>
+      <w:proofErr w:type="spellStart"/>
+      <w:r>
+        <w:rPr>
+          <w:rFonts w:ascii="Calibri" w:hAnsi="Calibri"/>
+        </w:rPr>
+        <w:t>userapi:latest</w:t>
+      </w:r>
+      <w:proofErr w:type="spellEnd"/>
+      <w:r>
+        <w:rPr>
+          <w:rFonts w:ascii="Calibri" w:hAnsi="Calibri"/>
+        </w:rPr>
+        <w:t xml:space="preserve"> and </w:t>
+      </w:r>
+      <w:proofErr w:type="spellStart"/>
+      <w:r>
+        <w:rPr>
+          <w:rFonts w:ascii="Calibri" w:hAnsi="Calibri"/>
+        </w:rPr>
+        <w:t>eshwarreddy</w:t>
+      </w:r>
+      <w:proofErr w:type="spellEnd"/>
+      <w:r>
+        <w:rPr>
+          <w:rFonts w:ascii="Calibri" w:hAnsi="Calibri"/>
+        </w:rPr>
+        <w:t>/</w:t>
+      </w:r>
+      <w:proofErr w:type="spellStart"/>
+      <w:r>
+        <w:rPr>
+          <w:rFonts w:ascii="Calibri" w:hAnsi="Calibri"/>
+        </w:rPr>
+        <w:t>userapi:latest</w:t>
+      </w:r>
+      <w:proofErr w:type="spellEnd"/>
     </w:p>
     <w:p>
       <w:pPr>
@@ -749,11 +998,33 @@
         <w:spacing w:before="20" w:after="40"/>
         <w:ind w:left="227"/>
       </w:pPr>
-      <w:r>
-        <w:rPr>
-          <w:rFonts w:ascii="Calibri" w:hAnsi="Calibri"/>
-        </w:rPr>
-        <w:t>Vagrantfile: ubuntu/jammy64, port-forwards 3000→3000 and 5432→5433, syncs userapi/ into VM</w:t>
+      <w:proofErr w:type="spellStart"/>
+      <w:r>
+        <w:rPr>
+          <w:rFonts w:ascii="Calibri" w:hAnsi="Calibri"/>
+        </w:rPr>
+        <w:t>Vagrantfile</w:t>
+      </w:r>
+      <w:proofErr w:type="spellEnd"/>
+      <w:r>
+        <w:rPr>
+          <w:rFonts w:ascii="Calibri" w:hAnsi="Calibri"/>
+        </w:rPr>
+        <w:t xml:space="preserve">: ubuntu/jammy64, port-forwards 3000→3000 and 5432→5433, syncs </w:t>
+      </w:r>
+      <w:proofErr w:type="spellStart"/>
+      <w:r>
+        <w:rPr>
+          <w:rFonts w:ascii="Calibri" w:hAnsi="Calibri"/>
+        </w:rPr>
+        <w:t>userapi</w:t>
+      </w:r>
+      <w:proofErr w:type="spellEnd"/>
+      <w:r>
+        <w:rPr>
+          <w:rFonts w:ascii="Calibri" w:hAnsi="Calibri"/>
+        </w:rPr>
+        <w:t>/ into VM</w:t>
       </w:r>
     </w:p>
     <w:p>
@@ -766,7 +1037,35 @@
         <w:rPr>
           <w:rFonts w:ascii="Calibri" w:hAnsi="Calibri"/>
         </w:rPr>
-        <w:t>Ansible role python: installs python3, pip3, venv, libpq-dev, build-essential</w:t>
+        <w:t xml:space="preserve">Ansible role python: installs python3, pip3, </w:t>
+      </w:r>
+      <w:proofErr w:type="spellStart"/>
+      <w:r>
+        <w:rPr>
+          <w:rFonts w:ascii="Calibri" w:hAnsi="Calibri"/>
+        </w:rPr>
+        <w:t>venv</w:t>
+      </w:r>
+      <w:proofErr w:type="spellEnd"/>
+      <w:r>
+        <w:rPr>
+          <w:rFonts w:ascii="Calibri" w:hAnsi="Calibri"/>
+        </w:rPr>
+        <w:t xml:space="preserve">, </w:t>
+      </w:r>
+      <w:proofErr w:type="spellStart"/>
+      <w:r>
+        <w:rPr>
+          <w:rFonts w:ascii="Calibri" w:hAnsi="Calibri"/>
+        </w:rPr>
+        <w:t>libpq</w:t>
+      </w:r>
+      <w:proofErr w:type="spellEnd"/>
+      <w:r>
+        <w:rPr>
+          <w:rFonts w:ascii="Calibri" w:hAnsi="Calibri"/>
+        </w:rPr>
+        <w:t>-dev, build-essential</w:t>
       </w:r>
     </w:p>
     <w:p>
@@ -779,8 +1078,44 @@
         <w:rPr>
           <w:rFonts w:ascii="Calibri" w:hAnsi="Calibri"/>
         </w:rPr>
-        <w:t>Ansible role postgresql: creates userapi_db, sets md5 auth, configures listen_addresses</w:t>
-      </w:r>
+        <w:t xml:space="preserve">Ansible role </w:t>
+      </w:r>
+      <w:proofErr w:type="spellStart"/>
+      <w:r>
+        <w:rPr>
+          <w:rFonts w:ascii="Calibri" w:hAnsi="Calibri"/>
+        </w:rPr>
+        <w:t>postgresql</w:t>
+      </w:r>
+      <w:proofErr w:type="spellEnd"/>
+      <w:r>
+        <w:rPr>
+          <w:rFonts w:ascii="Calibri" w:hAnsi="Calibri"/>
+        </w:rPr>
+        <w:t xml:space="preserve">: creates </w:t>
+      </w:r>
+      <w:proofErr w:type="spellStart"/>
+      <w:r>
+        <w:rPr>
+          <w:rFonts w:ascii="Calibri" w:hAnsi="Calibri"/>
+        </w:rPr>
+        <w:t>userapi_db</w:t>
+      </w:r>
+      <w:proofErr w:type="spellEnd"/>
+      <w:r>
+        <w:rPr>
+          <w:rFonts w:ascii="Calibri" w:hAnsi="Calibri"/>
+        </w:rPr>
+        <w:t xml:space="preserve">, sets md5 auth, configures </w:t>
+      </w:r>
+      <w:proofErr w:type="spellStart"/>
+      <w:r>
+        <w:rPr>
+          <w:rFonts w:ascii="Calibri" w:hAnsi="Calibri"/>
+        </w:rPr>
+        <w:t>listen_addresses</w:t>
+      </w:r>
+      <w:proofErr w:type="spellEnd"/>
     </w:p>
     <w:p>
       <w:pPr>
@@ -792,7 +1127,35 @@
         <w:rPr>
           <w:rFonts w:ascii="Calibri" w:hAnsi="Calibri"/>
         </w:rPr>
-        <w:t>Ansible role app: installs deps, creates systemd service (userapi.service), runs /health check</w:t>
+        <w:t xml:space="preserve">Ansible role app: installs deps, creates </w:t>
+      </w:r>
+      <w:proofErr w:type="spellStart"/>
+      <w:r>
+        <w:rPr>
+          <w:rFonts w:ascii="Calibri" w:hAnsi="Calibri"/>
+        </w:rPr>
+        <w:t>systemd</w:t>
+      </w:r>
+      <w:proofErr w:type="spellEnd"/>
+      <w:r>
+        <w:rPr>
+          <w:rFonts w:ascii="Calibri" w:hAnsi="Calibri"/>
+        </w:rPr>
+        <w:t xml:space="preserve"> service (</w:t>
+      </w:r>
+      <w:proofErr w:type="spellStart"/>
+      <w:r>
+        <w:rPr>
+          <w:rFonts w:ascii="Calibri" w:hAnsi="Calibri"/>
+        </w:rPr>
+        <w:t>userapi.service</w:t>
+      </w:r>
+      <w:proofErr w:type="spellEnd"/>
+      <w:r>
+        <w:rPr>
+          <w:rFonts w:ascii="Calibri" w:hAnsi="Calibri"/>
+        </w:rPr>
+        <w:t>), runs /health check</w:t>
       </w:r>
     </w:p>
     <w:p>
@@ -806,8 +1169,19 @@
           <w:color w:val="0D1117"/>
           <w:sz w:val="26"/>
         </w:rPr>
-        <w:t>1.5  Kubernetes — Minikube</w:t>
-      </w:r>
+        <w:t xml:space="preserve">1.5  Kubernetes — </w:t>
+      </w:r>
+      <w:proofErr w:type="spellStart"/>
+      <w:r>
+        <w:rPr>
+          <w:rFonts w:ascii="Calibri" w:hAnsi="Calibri"/>
+          <w:b/>
+          <w:color w:val="0D1117"/>
+          <w:sz w:val="26"/>
+        </w:rPr>
+        <w:t>Minikube</w:t>
+      </w:r>
+      <w:proofErr w:type="spellEnd"/>
     </w:p>
     <w:p>
       <w:pPr>
@@ -815,11 +1189,61 @@
         <w:spacing w:before="20" w:after="40"/>
         <w:ind w:left="227"/>
       </w:pPr>
-      <w:r>
-        <w:rPr>
-          <w:rFonts w:ascii="Calibri" w:hAnsi="Calibri"/>
-        </w:rPr>
-        <w:t>deployment.yaml: postgres (1 replica + readinessProbe) · userapi (2 replicas + liveness &amp; readiness on /health)</w:t>
+      <w:proofErr w:type="spellStart"/>
+      <w:r>
+        <w:rPr>
+          <w:rFonts w:ascii="Calibri" w:hAnsi="Calibri"/>
+        </w:rPr>
+        <w:t>deployment.yaml</w:t>
+      </w:r>
+      <w:proofErr w:type="spellEnd"/>
+      <w:r>
+        <w:rPr>
+          <w:rFonts w:ascii="Calibri" w:hAnsi="Calibri"/>
+        </w:rPr>
+        <w:t xml:space="preserve">: </w:t>
+      </w:r>
+      <w:proofErr w:type="spellStart"/>
+      <w:r>
+        <w:rPr>
+          <w:rFonts w:ascii="Calibri" w:hAnsi="Calibri"/>
+        </w:rPr>
+        <w:t>postgres</w:t>
+      </w:r>
+      <w:proofErr w:type="spellEnd"/>
+      <w:r>
+        <w:rPr>
+          <w:rFonts w:ascii="Calibri" w:hAnsi="Calibri"/>
+        </w:rPr>
+        <w:t xml:space="preserve"> (1 replica + </w:t>
+      </w:r>
+      <w:proofErr w:type="spellStart"/>
+      <w:r>
+        <w:rPr>
+          <w:rFonts w:ascii="Calibri" w:hAnsi="Calibri"/>
+        </w:rPr>
+        <w:t>readinessProbe</w:t>
+      </w:r>
+      <w:proofErr w:type="spellEnd"/>
+      <w:r>
+        <w:rPr>
+          <w:rFonts w:ascii="Calibri" w:hAnsi="Calibri"/>
+        </w:rPr>
+        <w:t xml:space="preserve">) · </w:t>
+      </w:r>
+      <w:proofErr w:type="spellStart"/>
+      <w:r>
+        <w:rPr>
+          <w:rFonts w:ascii="Calibri" w:hAnsi="Calibri"/>
+        </w:rPr>
+        <w:t>userapi</w:t>
+      </w:r>
+      <w:proofErr w:type="spellEnd"/>
+      <w:r>
+        <w:rPr>
+          <w:rFonts w:ascii="Calibri" w:hAnsi="Calibri"/>
+        </w:rPr>
+        <w:t xml:space="preserve"> (2 replicas + liveness &amp; readiness on /health)</w:t>
       </w:r>
     </w:p>
     <w:p>
@@ -828,11 +1252,47 @@
         <w:spacing w:before="20" w:after="40"/>
         <w:ind w:left="227"/>
       </w:pPr>
-      <w:r>
-        <w:rPr>
-          <w:rFonts w:ascii="Calibri" w:hAnsi="Calibri"/>
-        </w:rPr>
-        <w:t>service.yaml: postgres-service (ClusterIP:5432) · userapi-service (NodePort:30080)</w:t>
+      <w:proofErr w:type="spellStart"/>
+      <w:r>
+        <w:rPr>
+          <w:rFonts w:ascii="Calibri" w:hAnsi="Calibri"/>
+        </w:rPr>
+        <w:t>service.yaml</w:t>
+      </w:r>
+      <w:proofErr w:type="spellEnd"/>
+      <w:r>
+        <w:rPr>
+          <w:rFonts w:ascii="Calibri" w:hAnsi="Calibri"/>
+        </w:rPr>
+        <w:t xml:space="preserve">: </w:t>
+      </w:r>
+      <w:proofErr w:type="spellStart"/>
+      <w:r>
+        <w:rPr>
+          <w:rFonts w:ascii="Calibri" w:hAnsi="Calibri"/>
+        </w:rPr>
+        <w:t>postgres</w:t>
+      </w:r>
+      <w:proofErr w:type="spellEnd"/>
+      <w:r>
+        <w:rPr>
+          <w:rFonts w:ascii="Calibri" w:hAnsi="Calibri"/>
+        </w:rPr>
+        <w:t xml:space="preserve">-service (ClusterIP:5432) · </w:t>
+      </w:r>
+      <w:proofErr w:type="spellStart"/>
+      <w:r>
+        <w:rPr>
+          <w:rFonts w:ascii="Calibri" w:hAnsi="Calibri"/>
+        </w:rPr>
+        <w:t>userapi</w:t>
+      </w:r>
+      <w:proofErr w:type="spellEnd"/>
+      <w:r>
+        <w:rPr>
+          <w:rFonts w:ascii="Calibri" w:hAnsi="Calibri"/>
+        </w:rPr>
+        <w:t>-service (NodePort:30080)</w:t>
       </w:r>
     </w:p>
     <w:p>
@@ -845,7 +1305,49 @@
         <w:rPr>
           <w:rFonts w:ascii="Calibri" w:hAnsi="Calibri"/>
         </w:rPr>
-        <w:t>persistent-volume.yaml + persistent-volume-claim.yaml: 1 Gi hostPath storage for PostgreSQL</w:t>
+        <w:t>persistent-</w:t>
+      </w:r>
+      <w:proofErr w:type="spellStart"/>
+      <w:r>
+        <w:rPr>
+          <w:rFonts w:ascii="Calibri" w:hAnsi="Calibri"/>
+        </w:rPr>
+        <w:t>volume.yaml</w:t>
+      </w:r>
+      <w:proofErr w:type="spellEnd"/>
+      <w:r>
+        <w:rPr>
+          <w:rFonts w:ascii="Calibri" w:hAnsi="Calibri"/>
+        </w:rPr>
+        <w:t xml:space="preserve"> + persistent-volume-</w:t>
+      </w:r>
+      <w:proofErr w:type="spellStart"/>
+      <w:r>
+        <w:rPr>
+          <w:rFonts w:ascii="Calibri" w:hAnsi="Calibri"/>
+        </w:rPr>
+        <w:t>claim.yaml</w:t>
+      </w:r>
+      <w:proofErr w:type="spellEnd"/>
+      <w:r>
+        <w:rPr>
+          <w:rFonts w:ascii="Calibri" w:hAnsi="Calibri"/>
+        </w:rPr>
+        <w:t xml:space="preserve">: 1 Gi </w:t>
+      </w:r>
+      <w:proofErr w:type="spellStart"/>
+      <w:r>
+        <w:rPr>
+          <w:rFonts w:ascii="Calibri" w:hAnsi="Calibri"/>
+        </w:rPr>
+        <w:t>hostPath</w:t>
+      </w:r>
+      <w:proofErr w:type="spellEnd"/>
+      <w:r>
+        <w:rPr>
+          <w:rFonts w:ascii="Calibri" w:hAnsi="Calibri"/>
+        </w:rPr>
+        <w:t xml:space="preserve"> storage for PostgreSQL</w:t>
       </w:r>
     </w:p>
     <w:p>
@@ -859,7 +1361,21 @@
           <w:rFonts w:ascii="Calibri" w:hAnsi="Calibri"/>
         </w:rPr>
         <w:lastRenderedPageBreak/>
-        <w:t>Deployed using Minikube with Docker driver on Windows 11</w:t>
+        <w:t xml:space="preserve">Deployed using </w:t>
+      </w:r>
+      <w:proofErr w:type="spellStart"/>
+      <w:r>
+        <w:rPr>
+          <w:rFonts w:ascii="Calibri" w:hAnsi="Calibri"/>
+        </w:rPr>
+        <w:t>Minikube</w:t>
+      </w:r>
+      <w:proofErr w:type="spellEnd"/>
+      <w:r>
+        <w:rPr>
+          <w:rFonts w:ascii="Calibri" w:hAnsi="Calibri"/>
+        </w:rPr>
+        <w:t xml:space="preserve"> with Docker driver on Windows 11</w:t>
       </w:r>
     </w:p>
     <w:p>
@@ -886,7 +1402,49 @@
         <w:rPr>
           <w:rFonts w:ascii="Calibri" w:hAnsi="Calibri"/>
         </w:rPr>
-        <w:t>Pipeline file: .github/workflows/ci.yml — triggers on push and pull_request to main only</w:t>
+        <w:t>Pipeline file: .</w:t>
+      </w:r>
+      <w:proofErr w:type="spellStart"/>
+      <w:r>
+        <w:rPr>
+          <w:rFonts w:ascii="Calibri" w:hAnsi="Calibri"/>
+        </w:rPr>
+        <w:t>github</w:t>
+      </w:r>
+      <w:proofErr w:type="spellEnd"/>
+      <w:r>
+        <w:rPr>
+          <w:rFonts w:ascii="Calibri" w:hAnsi="Calibri"/>
+        </w:rPr>
+        <w:t>/workflows/</w:t>
+      </w:r>
+      <w:proofErr w:type="spellStart"/>
+      <w:r>
+        <w:rPr>
+          <w:rFonts w:ascii="Calibri" w:hAnsi="Calibri"/>
+        </w:rPr>
+        <w:t>ci.yml</w:t>
+      </w:r>
+      <w:proofErr w:type="spellEnd"/>
+      <w:r>
+        <w:rPr>
+          <w:rFonts w:ascii="Calibri" w:hAnsi="Calibri"/>
+        </w:rPr>
+        <w:t xml:space="preserve"> — triggers on push and </w:t>
+      </w:r>
+      <w:proofErr w:type="spellStart"/>
+      <w:r>
+        <w:rPr>
+          <w:rFonts w:ascii="Calibri" w:hAnsi="Calibri"/>
+        </w:rPr>
+        <w:t>pull_request</w:t>
+      </w:r>
+      <w:proofErr w:type="spellEnd"/>
+      <w:r>
+        <w:rPr>
+          <w:rFonts w:ascii="Calibri" w:hAnsi="Calibri"/>
+        </w:rPr>
+        <w:t xml:space="preserve"> to main only</w:t>
       </w:r>
     </w:p>
     <w:p>
@@ -925,7 +1483,21 @@
         <w:rPr>
           <w:rFonts w:ascii="Calibri" w:hAnsi="Calibri"/>
         </w:rPr>
-        <w:t>Tests use SQLite :memory: via TestConfig — no PostgreSQL container needed in CI</w:t>
+        <w:t xml:space="preserve">Tests use SQLite :memory: via </w:t>
+      </w:r>
+      <w:proofErr w:type="spellStart"/>
+      <w:r>
+        <w:rPr>
+          <w:rFonts w:ascii="Calibri" w:hAnsi="Calibri"/>
+        </w:rPr>
+        <w:t>TestConfig</w:t>
+      </w:r>
+      <w:proofErr w:type="spellEnd"/>
+      <w:r>
+        <w:rPr>
+          <w:rFonts w:ascii="Calibri" w:hAnsi="Calibri"/>
+        </w:rPr>
+        <w:t xml:space="preserve"> — no PostgreSQL container needed in CI</w:t>
       </w:r>
     </w:p>
     <w:p>
@@ -933,8 +1505,23 @@
         <w:pStyle w:val="ListBullet"/>
       </w:pPr>
       <w:r>
-        <w:rPr/>
-        <w:t xml:space="preserve">Workflow file: .github/workflows/ci.yml — single job, 9 steps, completes in ~47 seconds</w:t>
+        <w:t>Workflow file: .</w:t>
+      </w:r>
+      <w:proofErr w:type="spellStart"/>
+      <w:r>
+        <w:t>github</w:t>
+      </w:r>
+      <w:proofErr w:type="spellEnd"/>
+      <w:r>
+        <w:t>/workflows/</w:t>
+      </w:r>
+      <w:proofErr w:type="spellStart"/>
+      <w:r>
+        <w:t>ci.yml</w:t>
+      </w:r>
+      <w:proofErr w:type="spellEnd"/>
+      <w:r>
+        <w:t xml:space="preserve"> — single job, 9 steps, completes in ~47 seconds</w:t>
       </w:r>
     </w:p>
     <w:p>
@@ -942,8 +1529,7 @@
         <w:pStyle w:val="ListBullet"/>
       </w:pPr>
       <w:r>
-        <w:rPr/>
-        <w:t xml:space="preserve">Status badge visible on GitHub repo — green "passing" confirms all tests green on latest main commit</w:t>
+        <w:t>Status badge visible on GitHub repo — green "passing" confirms all tests green on latest main commit</w:t>
       </w:r>
     </w:p>
     <w:p>
@@ -992,7 +1578,23 @@
           <w:rFonts w:ascii="Calibri" w:hAnsi="Calibri"/>
           <w:color w:val="0D1117"/>
         </w:rPr>
-        <w:t>Running docker-compose up -d starts all four resources: network, PostgreSQL (Healthy), pgAdmin, and the Flask app.</w:t>
+        <w:t xml:space="preserve">Running docker-compose up -d starts all four resources: network, PostgreSQL (Healthy), </w:t>
+      </w:r>
+      <w:proofErr w:type="spellStart"/>
+      <w:r>
+        <w:rPr>
+          <w:rFonts w:ascii="Calibri" w:hAnsi="Calibri"/>
+          <w:color w:val="0D1117"/>
+        </w:rPr>
+        <w:t>pgAdmin</w:t>
+      </w:r>
+      <w:proofErr w:type="spellEnd"/>
+      <w:r>
+        <w:rPr>
+          <w:rFonts w:ascii="Calibri" w:hAnsi="Calibri"/>
+          <w:color w:val="0D1117"/>
+        </w:rPr>
+        <w:t>, and the Flask app.</w:t>
       </w:r>
     </w:p>
     <w:p>
@@ -1078,7 +1680,23 @@
           <w:rFonts w:ascii="Calibri" w:hAnsi="Calibri"/>
           <w:color w:val="0D1117"/>
         </w:rPr>
-        <w:t>Docker Desktop showing the three pulled images: project2-app (Flask), dpage/pgadmin4, and postgres:16.</w:t>
+        <w:t xml:space="preserve">Docker Desktop showing the three pulled images: project2-app (Flask), </w:t>
+      </w:r>
+      <w:proofErr w:type="spellStart"/>
+      <w:r>
+        <w:rPr>
+          <w:rFonts w:ascii="Calibri" w:hAnsi="Calibri"/>
+          <w:color w:val="0D1117"/>
+        </w:rPr>
+        <w:t>dpage</w:t>
+      </w:r>
+      <w:proofErr w:type="spellEnd"/>
+      <w:r>
+        <w:rPr>
+          <w:rFonts w:ascii="Calibri" w:hAnsi="Calibri"/>
+          <w:color w:val="0D1117"/>
+        </w:rPr>
+        <w:t>/pgadmin4, and postgres:16.</w:t>
       </w:r>
     </w:p>
     <w:p>
@@ -1138,7 +1756,47 @@
           <w:color w:val="55636F"/>
           <w:sz w:val="18"/>
         </w:rPr>
-        <w:t>Fig 2 — Docker Desktop images: app (263 MB), pgAdmin (778 MB), postgres (642 MB)</w:t>
+        <w:t xml:space="preserve">Fig 2 — Docker Desktop images: app (263 MB), </w:t>
+      </w:r>
+      <w:proofErr w:type="spellStart"/>
+      <w:r>
+        <w:rPr>
+          <w:rFonts w:ascii="Calibri" w:hAnsi="Calibri"/>
+          <w:i/>
+          <w:color w:val="55636F"/>
+          <w:sz w:val="18"/>
+        </w:rPr>
+        <w:t>pgAdmin</w:t>
+      </w:r>
+      <w:proofErr w:type="spellEnd"/>
+      <w:r>
+        <w:rPr>
+          <w:rFonts w:ascii="Calibri" w:hAnsi="Calibri"/>
+          <w:i/>
+          <w:color w:val="55636F"/>
+          <w:sz w:val="18"/>
+        </w:rPr>
+        <w:t xml:space="preserve"> (778 MB), </w:t>
+      </w:r>
+      <w:proofErr w:type="spellStart"/>
+      <w:r>
+        <w:rPr>
+          <w:rFonts w:ascii="Calibri" w:hAnsi="Calibri"/>
+          <w:i/>
+          <w:color w:val="55636F"/>
+          <w:sz w:val="18"/>
+        </w:rPr>
+        <w:t>postgres</w:t>
+      </w:r>
+      <w:proofErr w:type="spellEnd"/>
+      <w:r>
+        <w:rPr>
+          <w:rFonts w:ascii="Calibri" w:hAnsi="Calibri"/>
+          <w:i/>
+          <w:color w:val="55636F"/>
+          <w:sz w:val="18"/>
+        </w:rPr>
+        <w:t xml:space="preserve"> (642 MB)</w:t>
       </w:r>
     </w:p>
     <w:p>
@@ -1152,7 +1810,27 @@
           <w:color w:val="0D1117"/>
           <w:sz w:val="26"/>
         </w:rPr>
-        <w:t>2.3  UserAPI Dashboard — Running via Docker Compose</w:t>
+        <w:t xml:space="preserve">2.3  </w:t>
+      </w:r>
+      <w:proofErr w:type="spellStart"/>
+      <w:r>
+        <w:rPr>
+          <w:rFonts w:ascii="Calibri" w:hAnsi="Calibri"/>
+          <w:b/>
+          <w:color w:val="0D1117"/>
+          <w:sz w:val="26"/>
+        </w:rPr>
+        <w:t>UserAPI</w:t>
+      </w:r>
+      <w:proofErr w:type="spellEnd"/>
+      <w:r>
+        <w:rPr>
+          <w:rFonts w:ascii="Calibri" w:hAnsi="Calibri"/>
+          <w:b/>
+          <w:color w:val="0D1117"/>
+          <w:sz w:val="26"/>
+        </w:rPr>
+        <w:t xml:space="preserve"> Dashboard — Running via Docker Compose</w:t>
       </w:r>
     </w:p>
     <w:p>
@@ -1164,7 +1842,23 @@
           <w:rFonts w:ascii="Calibri" w:hAnsi="Calibri"/>
           <w:color w:val="0D1117"/>
         </w:rPr>
-        <w:t>The web dashboard served by gunicorn at http://localhost:3000. Shows 2 users, database Connected, API Running.</w:t>
+        <w:t xml:space="preserve">The web dashboard served by </w:t>
+      </w:r>
+      <w:proofErr w:type="spellStart"/>
+      <w:r>
+        <w:rPr>
+          <w:rFonts w:ascii="Calibri" w:hAnsi="Calibri"/>
+          <w:color w:val="0D1117"/>
+        </w:rPr>
+        <w:t>gunicorn</w:t>
+      </w:r>
+      <w:proofErr w:type="spellEnd"/>
+      <w:r>
+        <w:rPr>
+          <w:rFonts w:ascii="Calibri" w:hAnsi="Calibri"/>
+          <w:color w:val="0D1117"/>
+        </w:rPr>
+        <w:t xml:space="preserve"> at http://localhost:3000. Shows 2 users, database Connected, API Running.</w:t>
       </w:r>
     </w:p>
     <w:p>
@@ -1224,7 +1918,27 @@
           <w:color w:val="55636F"/>
           <w:sz w:val="18"/>
         </w:rPr>
-        <w:t>Fig 3 — UserAPI Dashboard at localhost:3000 — 2 users in DB, Healthy badge active</w:t>
+        <w:t xml:space="preserve">Fig 3 — </w:t>
+      </w:r>
+      <w:proofErr w:type="spellStart"/>
+      <w:r>
+        <w:rPr>
+          <w:rFonts w:ascii="Calibri" w:hAnsi="Calibri"/>
+          <w:i/>
+          <w:color w:val="55636F"/>
+          <w:sz w:val="18"/>
+        </w:rPr>
+        <w:t>UserAPI</w:t>
+      </w:r>
+      <w:proofErr w:type="spellEnd"/>
+      <w:r>
+        <w:rPr>
+          <w:rFonts w:ascii="Calibri" w:hAnsi="Calibri"/>
+          <w:i/>
+          <w:color w:val="55636F"/>
+          <w:sz w:val="18"/>
+        </w:rPr>
+        <w:t xml:space="preserve"> Dashboard at localhost:3000 — 2 users in DB, Healthy badge active</w:t>
       </w:r>
     </w:p>
     <w:p>
@@ -1239,19 +1953,84 @@
           <w:sz w:val="26"/>
         </w:rPr>
         <w:lastRenderedPageBreak/>
-        <w:t>2.4  pgAdmin — userapi_db Database</w:t>
+        <w:t xml:space="preserve">2.4  </w:t>
+      </w:r>
+      <w:proofErr w:type="spellStart"/>
+      <w:r>
+        <w:rPr>
+          <w:rFonts w:ascii="Calibri" w:hAnsi="Calibri"/>
+          <w:b/>
+          <w:color w:val="0D1117"/>
+          <w:sz w:val="26"/>
+        </w:rPr>
+        <w:t>pgAdmin</w:t>
+      </w:r>
+      <w:proofErr w:type="spellEnd"/>
+      <w:r>
+        <w:rPr>
+          <w:rFonts w:ascii="Calibri" w:hAnsi="Calibri"/>
+          <w:b/>
+          <w:color w:val="0D1117"/>
+          <w:sz w:val="26"/>
+        </w:rPr>
+        <w:t xml:space="preserve"> — </w:t>
+      </w:r>
+      <w:proofErr w:type="spellStart"/>
+      <w:r>
+        <w:rPr>
+          <w:rFonts w:ascii="Calibri" w:hAnsi="Calibri"/>
+          <w:b/>
+          <w:color w:val="0D1117"/>
+          <w:sz w:val="26"/>
+        </w:rPr>
+        <w:t>userapi_db</w:t>
+      </w:r>
+      <w:proofErr w:type="spellEnd"/>
+      <w:r>
+        <w:rPr>
+          <w:rFonts w:ascii="Calibri" w:hAnsi="Calibri"/>
+          <w:b/>
+          <w:color w:val="0D1117"/>
+          <w:sz w:val="26"/>
+        </w:rPr>
+        <w:t xml:space="preserve"> Database</w:t>
       </w:r>
     </w:p>
     <w:p>
       <w:pPr>
         <w:spacing w:before="40" w:after="80"/>
       </w:pPr>
+      <w:proofErr w:type="spellStart"/>
       <w:r>
         <w:rPr>
           <w:rFonts w:ascii="Calibri" w:hAnsi="Calibri"/>
           <w:color w:val="0D1117"/>
         </w:rPr>
-        <w:t>pgAdmin 4 connected to PostgreSQL, showing the userapi_db database with its public schema.</w:t>
+        <w:t>pgAdmin</w:t>
+      </w:r>
+      <w:proofErr w:type="spellEnd"/>
+      <w:r>
+        <w:rPr>
+          <w:rFonts w:ascii="Calibri" w:hAnsi="Calibri"/>
+          <w:color w:val="0D1117"/>
+        </w:rPr>
+        <w:t xml:space="preserve"> 4 connected to PostgreSQL, showing the </w:t>
+      </w:r>
+      <w:proofErr w:type="spellStart"/>
+      <w:r>
+        <w:rPr>
+          <w:rFonts w:ascii="Calibri" w:hAnsi="Calibri"/>
+          <w:color w:val="0D1117"/>
+        </w:rPr>
+        <w:t>userapi_db</w:t>
+      </w:r>
+      <w:proofErr w:type="spellEnd"/>
+      <w:r>
+        <w:rPr>
+          <w:rFonts w:ascii="Calibri" w:hAnsi="Calibri"/>
+          <w:color w:val="0D1117"/>
+        </w:rPr>
+        <w:t xml:space="preserve"> database with its public schema.</w:t>
       </w:r>
     </w:p>
     <w:p>
@@ -1311,7 +2090,67 @@
           <w:color w:val="55636F"/>
           <w:sz w:val="18"/>
         </w:rPr>
-        <w:t>Fig 4 — pgAdmin Object Explorer: UserAPI DB → userapi_db → public schema</w:t>
+        <w:t xml:space="preserve">Fig 4 — </w:t>
+      </w:r>
+      <w:proofErr w:type="spellStart"/>
+      <w:r>
+        <w:rPr>
+          <w:rFonts w:ascii="Calibri" w:hAnsi="Calibri"/>
+          <w:i/>
+          <w:color w:val="55636F"/>
+          <w:sz w:val="18"/>
+        </w:rPr>
+        <w:t>pgAdmin</w:t>
+      </w:r>
+      <w:proofErr w:type="spellEnd"/>
+      <w:r>
+        <w:rPr>
+          <w:rFonts w:ascii="Calibri" w:hAnsi="Calibri"/>
+          <w:i/>
+          <w:color w:val="55636F"/>
+          <w:sz w:val="18"/>
+        </w:rPr>
+        <w:t xml:space="preserve"> Object Explorer: </w:t>
+      </w:r>
+      <w:proofErr w:type="spellStart"/>
+      <w:r>
+        <w:rPr>
+          <w:rFonts w:ascii="Calibri" w:hAnsi="Calibri"/>
+          <w:i/>
+          <w:color w:val="55636F"/>
+          <w:sz w:val="18"/>
+        </w:rPr>
+        <w:t>UserAPI</w:t>
+      </w:r>
+      <w:proofErr w:type="spellEnd"/>
+      <w:r>
+        <w:rPr>
+          <w:rFonts w:ascii="Calibri" w:hAnsi="Calibri"/>
+          <w:i/>
+          <w:color w:val="55636F"/>
+          <w:sz w:val="18"/>
+        </w:rPr>
+        <w:t xml:space="preserve"> DB → </w:t>
+      </w:r>
+      <w:proofErr w:type="spellStart"/>
+      <w:r>
+        <w:rPr>
+          <w:rFonts w:ascii="Calibri" w:hAnsi="Calibri"/>
+          <w:i/>
+          <w:color w:val="55636F"/>
+          <w:sz w:val="18"/>
+        </w:rPr>
+        <w:t>userapi_db</w:t>
+      </w:r>
+      <w:proofErr w:type="spellEnd"/>
+      <w:r>
+        <w:rPr>
+          <w:rFonts w:ascii="Calibri" w:hAnsi="Calibri"/>
+          <w:i/>
+          <w:color w:val="55636F"/>
+          <w:sz w:val="18"/>
+        </w:rPr>
+        <w:t xml:space="preserve"> → public schema</w:t>
       </w:r>
     </w:p>
     <w:p>
@@ -1353,14 +2192,34 @@
       <w:pPr>
         <w:spacing w:before="160" w:after="60"/>
       </w:pPr>
+      <w:proofErr w:type="spellStart"/>
       <w:r>
         <w:rPr>
           <w:rFonts w:ascii="Calibri" w:hAnsi="Calibri"/>
           <w:b/>
           <w:color w:val="086FCC"/>
         </w:rPr>
-        <w:t>eshwarreddy/userapi:latest</w:t>
-      </w:r>
+        <w:t>eshwarreddy</w:t>
+      </w:r>
+      <w:proofErr w:type="spellEnd"/>
+      <w:r>
+        <w:rPr>
+          <w:rFonts w:ascii="Calibri" w:hAnsi="Calibri"/>
+          <w:b/>
+          <w:color w:val="086FCC"/>
+        </w:rPr>
+        <w:t>/</w:t>
+      </w:r>
+      <w:proofErr w:type="spellStart"/>
+      <w:r>
+        <w:rPr>
+          <w:rFonts w:ascii="Calibri" w:hAnsi="Calibri"/>
+          <w:b/>
+          <w:color w:val="086FCC"/>
+        </w:rPr>
+        <w:t>userapi:latest</w:t>
+      </w:r>
+      <w:proofErr w:type="spellEnd"/>
     </w:p>
     <w:p>
       <w:pPr>
@@ -1419,7 +2278,47 @@
           <w:color w:val="55636F"/>
           <w:sz w:val="18"/>
         </w:rPr>
-        <w:t>Fig 6 — hub.docker.com/r/eshwarreddy/userapi — latest tag, Linux image, pushed 3 days ago</w:t>
+        <w:t>Fig 6 — hub.docker.com/r/</w:t>
+      </w:r>
+      <w:proofErr w:type="spellStart"/>
+      <w:r>
+        <w:rPr>
+          <w:rFonts w:ascii="Calibri" w:hAnsi="Calibri"/>
+          <w:i/>
+          <w:color w:val="55636F"/>
+          <w:sz w:val="18"/>
+        </w:rPr>
+        <w:t>eshwarreddy</w:t>
+      </w:r>
+      <w:proofErr w:type="spellEnd"/>
+      <w:r>
+        <w:rPr>
+          <w:rFonts w:ascii="Calibri" w:hAnsi="Calibri"/>
+          <w:i/>
+          <w:color w:val="55636F"/>
+          <w:sz w:val="18"/>
+        </w:rPr>
+        <w:t>/</w:t>
+      </w:r>
+      <w:proofErr w:type="spellStart"/>
+      <w:r>
+        <w:rPr>
+          <w:rFonts w:ascii="Calibri" w:hAnsi="Calibri"/>
+          <w:i/>
+          <w:color w:val="55636F"/>
+          <w:sz w:val="18"/>
+        </w:rPr>
+        <w:t>userapi</w:t>
+      </w:r>
+      <w:proofErr w:type="spellEnd"/>
+      <w:r>
+        <w:rPr>
+          <w:rFonts w:ascii="Calibri" w:hAnsi="Calibri"/>
+          <w:i/>
+          <w:color w:val="55636F"/>
+          <w:sz w:val="18"/>
+        </w:rPr>
+        <w:t xml:space="preserve"> — latest tag, Linux image, pushed 3 days ago</w:t>
       </w:r>
     </w:p>
     <w:p>
@@ -1451,7 +2350,23 @@
           <w:rFonts w:ascii="Calibri" w:hAnsi="Calibri"/>
           <w:color w:val="0D1117"/>
         </w:rPr>
-        <w:t>Inside the provisioned Ubuntu 22.04 VM (vagrant ssh). The app package is installed and the systemd service started.</w:t>
+        <w:t xml:space="preserve">Inside the provisioned Ubuntu 22.04 VM (vagrant ssh). The app package is installed and the </w:t>
+      </w:r>
+      <w:proofErr w:type="spellStart"/>
+      <w:r>
+        <w:rPr>
+          <w:rFonts w:ascii="Calibri" w:hAnsi="Calibri"/>
+          <w:color w:val="0D1117"/>
+        </w:rPr>
+        <w:t>systemd</w:t>
+      </w:r>
+      <w:proofErr w:type="spellEnd"/>
+      <w:r>
+        <w:rPr>
+          <w:rFonts w:ascii="Calibri" w:hAnsi="Calibri"/>
+          <w:color w:val="0D1117"/>
+        </w:rPr>
+        <w:t xml:space="preserve"> service started.</w:t>
       </w:r>
     </w:p>
     <w:p>
@@ -1511,8 +2426,79 @@
           <w:color w:val="55636F"/>
           <w:sz w:val="18"/>
         </w:rPr>
-        <w:t>Fig 7 — vagrant@userapi-vm: pip install -e . succeeded, sudo systemctl start userapi</w:t>
-      </w:r>
+        <w:t xml:space="preserve">Fig 7 — </w:t>
+      </w:r>
+      <w:proofErr w:type="spellStart"/>
+      <w:r>
+        <w:rPr>
+          <w:rFonts w:ascii="Calibri" w:hAnsi="Calibri"/>
+          <w:i/>
+          <w:color w:val="55636F"/>
+          <w:sz w:val="18"/>
+        </w:rPr>
+        <w:t>vagrant@userapi-vm</w:t>
+      </w:r>
+      <w:proofErr w:type="spellEnd"/>
+      <w:r>
+        <w:rPr>
+          <w:rFonts w:ascii="Calibri" w:hAnsi="Calibri"/>
+          <w:i/>
+          <w:color w:val="55636F"/>
+          <w:sz w:val="18"/>
+        </w:rPr>
+        <w:t xml:space="preserve">: pip install -e . succeeded, </w:t>
+      </w:r>
+      <w:proofErr w:type="spellStart"/>
+      <w:r>
+        <w:rPr>
+          <w:rFonts w:ascii="Calibri" w:hAnsi="Calibri"/>
+          <w:i/>
+          <w:color w:val="55636F"/>
+          <w:sz w:val="18"/>
+        </w:rPr>
+        <w:t>sudo</w:t>
+      </w:r>
+      <w:proofErr w:type="spellEnd"/>
+      <w:r>
+        <w:rPr>
+          <w:rFonts w:ascii="Calibri" w:hAnsi="Calibri"/>
+          <w:i/>
+          <w:color w:val="55636F"/>
+          <w:sz w:val="18"/>
+        </w:rPr>
+        <w:t xml:space="preserve"> </w:t>
+      </w:r>
+      <w:proofErr w:type="spellStart"/>
+      <w:r>
+        <w:rPr>
+          <w:rFonts w:ascii="Calibri" w:hAnsi="Calibri"/>
+          <w:i/>
+          <w:color w:val="55636F"/>
+          <w:sz w:val="18"/>
+        </w:rPr>
+        <w:t>systemctl</w:t>
+      </w:r>
+      <w:proofErr w:type="spellEnd"/>
+      <w:r>
+        <w:rPr>
+          <w:rFonts w:ascii="Calibri" w:hAnsi="Calibri"/>
+          <w:i/>
+          <w:color w:val="55636F"/>
+          <w:sz w:val="18"/>
+        </w:rPr>
+        <w:t xml:space="preserve"> start </w:t>
+      </w:r>
+      <w:proofErr w:type="spellStart"/>
+      <w:r>
+        <w:rPr>
+          <w:rFonts w:ascii="Calibri" w:hAnsi="Calibri"/>
+          <w:i/>
+          <w:color w:val="55636F"/>
+          <w:sz w:val="18"/>
+        </w:rPr>
+        <w:t>userapi</w:t>
+      </w:r>
+      <w:proofErr w:type="spellEnd"/>
     </w:p>
     <w:p>
       <w:r>
@@ -1531,7 +2517,27 @@
           <w:sz w:val="26"/>
         </w:rPr>
         <w:lastRenderedPageBreak/>
-        <w:t>2.7  Kubernetes — Minikube Start</w:t>
+        <w:t xml:space="preserve">2.7  Kubernetes — </w:t>
+      </w:r>
+      <w:proofErr w:type="spellStart"/>
+      <w:r>
+        <w:rPr>
+          <w:rFonts w:ascii="Calibri" w:hAnsi="Calibri"/>
+          <w:b/>
+          <w:color w:val="0D1117"/>
+          <w:sz w:val="26"/>
+        </w:rPr>
+        <w:t>Minikube</w:t>
+      </w:r>
+      <w:proofErr w:type="spellEnd"/>
+      <w:r>
+        <w:rPr>
+          <w:rFonts w:ascii="Calibri" w:hAnsi="Calibri"/>
+          <w:b/>
+          <w:color w:val="0D1117"/>
+          <w:sz w:val="26"/>
+        </w:rPr>
+        <w:t xml:space="preserve"> Start</w:t>
       </w:r>
     </w:p>
     <w:p>
@@ -1543,7 +2549,23 @@
           <w:rFonts w:ascii="Calibri" w:hAnsi="Calibri"/>
           <w:color w:val="0D1117"/>
         </w:rPr>
-        <w:t>Starting Minikube v1.38.1 on Windows 11 using the Docker driver.</w:t>
+        <w:t xml:space="preserve">Starting </w:t>
+      </w:r>
+      <w:proofErr w:type="spellStart"/>
+      <w:r>
+        <w:rPr>
+          <w:rFonts w:ascii="Calibri" w:hAnsi="Calibri"/>
+          <w:color w:val="0D1117"/>
+        </w:rPr>
+        <w:t>Minikube</w:t>
+      </w:r>
+      <w:proofErr w:type="spellEnd"/>
+      <w:r>
+        <w:rPr>
+          <w:rFonts w:ascii="Calibri" w:hAnsi="Calibri"/>
+          <w:color w:val="0D1117"/>
+        </w:rPr>
+        <w:t xml:space="preserve"> v1.38.1 on Windows 11 using the Docker driver.</w:t>
       </w:r>
     </w:p>
     <w:p>
@@ -1603,7 +2625,27 @@
           <w:color w:val="55636F"/>
           <w:sz w:val="18"/>
         </w:rPr>
-        <w:t>Fig 8 — minikube start: v1.38.1 on Windows 11 Home, docker driver, control-plane booting</w:t>
+        <w:t xml:space="preserve">Fig 8 — </w:t>
+      </w:r>
+      <w:proofErr w:type="spellStart"/>
+      <w:r>
+        <w:rPr>
+          <w:rFonts w:ascii="Calibri" w:hAnsi="Calibri"/>
+          <w:i/>
+          <w:color w:val="55636F"/>
+          <w:sz w:val="18"/>
+        </w:rPr>
+        <w:t>minikube</w:t>
+      </w:r>
+      <w:proofErr w:type="spellEnd"/>
+      <w:r>
+        <w:rPr>
+          <w:rFonts w:ascii="Calibri" w:hAnsi="Calibri"/>
+          <w:i/>
+          <w:color w:val="55636F"/>
+          <w:sz w:val="18"/>
+        </w:rPr>
+        <w:t xml:space="preserve"> start: v1.38.1 on Windows 11 Home, docker driver, control-plane booting</w:t>
       </w:r>
     </w:p>
     <w:p>
@@ -1629,7 +2671,71 @@
           <w:rFonts w:ascii="Calibri" w:hAnsi="Calibri"/>
           <w:color w:val="0D1117"/>
         </w:rPr>
-        <w:t>Running minikube service userapi-service --url to get the NodePort URL for the deployed app.</w:t>
+        <w:t xml:space="preserve">Running </w:t>
+      </w:r>
+      <w:proofErr w:type="spellStart"/>
+      <w:r>
+        <w:rPr>
+          <w:rFonts w:ascii="Calibri" w:hAnsi="Calibri"/>
+          <w:color w:val="0D1117"/>
+        </w:rPr>
+        <w:t>minikube</w:t>
+      </w:r>
+      <w:proofErr w:type="spellEnd"/>
+      <w:r>
+        <w:rPr>
+          <w:rFonts w:ascii="Calibri" w:hAnsi="Calibri"/>
+          <w:color w:val="0D1117"/>
+        </w:rPr>
+        <w:t xml:space="preserve"> service </w:t>
+      </w:r>
+      <w:proofErr w:type="spellStart"/>
+      <w:r>
+        <w:rPr>
+          <w:rFonts w:ascii="Calibri" w:hAnsi="Calibri"/>
+          <w:color w:val="0D1117"/>
+        </w:rPr>
+        <w:t>userapi</w:t>
+      </w:r>
+      <w:proofErr w:type="spellEnd"/>
+      <w:r>
+        <w:rPr>
+          <w:rFonts w:ascii="Calibri" w:hAnsi="Calibri"/>
+          <w:color w:val="0D1117"/>
+        </w:rPr>
+        <w:t>-service --</w:t>
+      </w:r>
+      <w:proofErr w:type="spellStart"/>
+      <w:r>
+        <w:rPr>
+          <w:rFonts w:ascii="Calibri" w:hAnsi="Calibri"/>
+          <w:color w:val="0D1117"/>
+        </w:rPr>
+        <w:t>url</w:t>
+      </w:r>
+      <w:proofErr w:type="spellEnd"/>
+      <w:r>
+        <w:rPr>
+          <w:rFonts w:ascii="Calibri" w:hAnsi="Calibri"/>
+          <w:color w:val="0D1117"/>
+        </w:rPr>
+        <w:t xml:space="preserve"> to get the </w:t>
+      </w:r>
+      <w:proofErr w:type="spellStart"/>
+      <w:r>
+        <w:rPr>
+          <w:rFonts w:ascii="Calibri" w:hAnsi="Calibri"/>
+          <w:color w:val="0D1117"/>
+        </w:rPr>
+        <w:t>NodePort</w:t>
+      </w:r>
+      <w:proofErr w:type="spellEnd"/>
+      <w:r>
+        <w:rPr>
+          <w:rFonts w:ascii="Calibri" w:hAnsi="Calibri"/>
+          <w:color w:val="0D1117"/>
+        </w:rPr>
+        <w:t xml:space="preserve"> URL for the deployed app.</w:t>
       </w:r>
     </w:p>
     <w:p>
@@ -1689,7 +2795,67 @@
           <w:color w:val="55636F"/>
           <w:sz w:val="18"/>
         </w:rPr>
-        <w:t>Fig 9 — minikube service userapi-service --url → http://127.0.0.1:56996</w:t>
+        <w:t xml:space="preserve">Fig 9 — </w:t>
+      </w:r>
+      <w:proofErr w:type="spellStart"/>
+      <w:r>
+        <w:rPr>
+          <w:rFonts w:ascii="Calibri" w:hAnsi="Calibri"/>
+          <w:i/>
+          <w:color w:val="55636F"/>
+          <w:sz w:val="18"/>
+        </w:rPr>
+        <w:t>minikube</w:t>
+      </w:r>
+      <w:proofErr w:type="spellEnd"/>
+      <w:r>
+        <w:rPr>
+          <w:rFonts w:ascii="Calibri" w:hAnsi="Calibri"/>
+          <w:i/>
+          <w:color w:val="55636F"/>
+          <w:sz w:val="18"/>
+        </w:rPr>
+        <w:t xml:space="preserve"> service </w:t>
+      </w:r>
+      <w:proofErr w:type="spellStart"/>
+      <w:r>
+        <w:rPr>
+          <w:rFonts w:ascii="Calibri" w:hAnsi="Calibri"/>
+          <w:i/>
+          <w:color w:val="55636F"/>
+          <w:sz w:val="18"/>
+        </w:rPr>
+        <w:t>userapi</w:t>
+      </w:r>
+      <w:proofErr w:type="spellEnd"/>
+      <w:r>
+        <w:rPr>
+          <w:rFonts w:ascii="Calibri" w:hAnsi="Calibri"/>
+          <w:i/>
+          <w:color w:val="55636F"/>
+          <w:sz w:val="18"/>
+        </w:rPr>
+        <w:t>-service --</w:t>
+      </w:r>
+      <w:proofErr w:type="spellStart"/>
+      <w:r>
+        <w:rPr>
+          <w:rFonts w:ascii="Calibri" w:hAnsi="Calibri"/>
+          <w:i/>
+          <w:color w:val="55636F"/>
+          <w:sz w:val="18"/>
+        </w:rPr>
+        <w:t>url</w:t>
+      </w:r>
+      <w:proofErr w:type="spellEnd"/>
+      <w:r>
+        <w:rPr>
+          <w:rFonts w:ascii="Calibri" w:hAnsi="Calibri"/>
+          <w:i/>
+          <w:color w:val="55636F"/>
+          <w:sz w:val="18"/>
+        </w:rPr>
+        <w:t xml:space="preserve"> → http://127.0.0.1:56996</w:t>
       </w:r>
     </w:p>
     <w:p>
@@ -1710,12 +2876,53 @@
       <w:pPr>
         <w:spacing w:before="40" w:after="80"/>
       </w:pPr>
+      <w:proofErr w:type="spellStart"/>
       <w:r>
         <w:rPr>
           <w:rFonts w:ascii="Calibri" w:hAnsi="Calibri"/>
           <w:color w:val="0D1117"/>
         </w:rPr>
-        <w:t>UserAPI Dashboard accessed via the Minikube NodePort URL (127.0.0.1:56996). DB Connected, API Running.</w:t>
+        <w:t>UserAPI</w:t>
+      </w:r>
+      <w:proofErr w:type="spellEnd"/>
+      <w:r>
+        <w:rPr>
+          <w:rFonts w:ascii="Calibri" w:hAnsi="Calibri"/>
+          <w:color w:val="0D1117"/>
+        </w:rPr>
+        <w:t xml:space="preserve"> Dashboard accessed via the </w:t>
+      </w:r>
+      <w:proofErr w:type="spellStart"/>
+      <w:r>
+        <w:rPr>
+          <w:rFonts w:ascii="Calibri" w:hAnsi="Calibri"/>
+          <w:color w:val="0D1117"/>
+        </w:rPr>
+        <w:t>Minikube</w:t>
+      </w:r>
+      <w:proofErr w:type="spellEnd"/>
+      <w:r>
+        <w:rPr>
+          <w:rFonts w:ascii="Calibri" w:hAnsi="Calibri"/>
+          <w:color w:val="0D1117"/>
+        </w:rPr>
+        <w:t xml:space="preserve"> </w:t>
+      </w:r>
+      <w:proofErr w:type="spellStart"/>
+      <w:r>
+        <w:rPr>
+          <w:rFonts w:ascii="Calibri" w:hAnsi="Calibri"/>
+          <w:color w:val="0D1117"/>
+        </w:rPr>
+        <w:t>NodePort</w:t>
+      </w:r>
+      <w:proofErr w:type="spellEnd"/>
+      <w:r>
+        <w:rPr>
+          <w:rFonts w:ascii="Calibri" w:hAnsi="Calibri"/>
+          <w:color w:val="0D1117"/>
+        </w:rPr>
+        <w:t xml:space="preserve"> URL (127.0.0.1:56996). DB Connected, API Running.</w:t>
       </w:r>
     </w:p>
     <w:p>
@@ -1775,20 +2982,38 @@
           <w:color w:val="55636F"/>
           <w:sz w:val="18"/>
         </w:rPr>
-        <w:t>Fig 10 — App running on Minikube at 127.0.0.1:56996 — 1 user, Healthy</w:t>
+        <w:t xml:space="preserve">Fig 10 — App running on </w:t>
+      </w:r>
+      <w:proofErr w:type="spellStart"/>
+      <w:r>
+        <w:rPr>
+          <w:rFonts w:ascii="Calibri" w:hAnsi="Calibri"/>
+          <w:i/>
+          <w:color w:val="55636F"/>
+          <w:sz w:val="18"/>
+        </w:rPr>
+        <w:t>Minikube</w:t>
+      </w:r>
+      <w:proofErr w:type="spellEnd"/>
+      <w:r>
+        <w:rPr>
+          <w:rFonts w:ascii="Calibri" w:hAnsi="Calibri"/>
+          <w:i/>
+          <w:color w:val="55636F"/>
+          <w:sz w:val="18"/>
+        </w:rPr>
+        <w:t xml:space="preserve"> at 127.0.0.1:56996 — 1 user, Healthy</w:t>
       </w:r>
     </w:p>
     <w:p/>
     <w:p>
       <w:pPr>
         <w:spacing w:before="200" w:after="100"/>
-        <w:jc w:val="left"/>
       </w:pPr>
       <w:r>
         <w:rPr>
           <w:rFonts w:ascii="Calibri" w:hAnsi="Calibri"/>
           <w:b/>
-          <w:i w:val="0"/>
           <w:color w:val="0D1117"/>
           <w:sz w:val="26"/>
         </w:rPr>
@@ -1798,15 +3023,11 @@
     <w:p>
       <w:pPr>
         <w:spacing w:before="60" w:after="100"/>
-        <w:jc w:val="left"/>
       </w:pPr>
       <w:r>
         <w:rPr>
           <w:rFonts w:ascii="Calibri" w:hAnsi="Calibri"/>
-          <w:b w:val="0"/>
-          <w:i w:val="0"/>
           <w:color w:val="0D1117"/>
-          <w:sz w:val="22"/>
         </w:rPr>
         <w:t>The GitHub Actions CI pipeline runs automatically on every push to main and every pull request. All 46 tests pass across four categories in 47 seconds on ubuntu-latest. The screenshot below shows the complete passing run with individual step timings and test counts.</w:t>
       </w:r>
@@ -1817,16 +3038,20 @@
         <w:jc w:val="center"/>
       </w:pPr>
       <w:r>
+        <w:rPr>
+          <w:noProof/>
+        </w:rPr>
         <w:drawing>
-          <wp:inline xmlns:a="http://schemas.openxmlformats.org/drawingml/2006/main" xmlns:pic="http://schemas.openxmlformats.org/drawingml/2006/picture">
+          <wp:inline distT="0" distB="0" distL="0" distR="0" wp14:anchorId="1786BE33" wp14:editId="273B6E7D">
             <wp:extent cx="5303520" cy="6802341"/>
-            <wp:docPr id="1" name="Picture 1"/>
+            <wp:effectExtent l="0" t="0" r="0" b="0"/>
+            <wp:docPr id="1907067356" name="Picture 1907067356"/>
             <wp:cNvGraphicFramePr>
-              <a:graphicFrameLocks noChangeAspect="1"/>
+              <a:graphicFrameLocks xmlns:a="http://schemas.openxmlformats.org/drawingml/2006/main" noChangeAspect="1"/>
             </wp:cNvGraphicFramePr>
-            <a:graphic>
+            <a:graphic xmlns:a="http://schemas.openxmlformats.org/drawingml/2006/main">
               <a:graphicData uri="http://schemas.openxmlformats.org/drawingml/2006/picture">
-                <pic:pic>
+                <pic:pic xmlns:pic="http://schemas.openxmlformats.org/drawingml/2006/picture">
                   <pic:nvPicPr>
                     <pic:cNvPr id="0" name="1.png"/>
                     <pic:cNvPicPr/>
@@ -1842,7 +3067,9 @@
                       <a:off x="0" y="0"/>
                       <a:ext cx="5303520" cy="6802341"/>
                     </a:xfrm>
-                    <a:prstGeom prst="rect"/>
+                    <a:prstGeom prst="rect">
+                      <a:avLst/>
+                    </a:prstGeom>
                   </pic:spPr>
                 </pic:pic>
               </a:graphicData>
@@ -1853,13 +3080,11 @@
     </w:p>
     <w:p>
       <w:pPr>
-        <w:spacing w:before="0" w:after="200"/>
         <w:jc w:val="center"/>
       </w:pPr>
       <w:r>
         <w:rPr>
           <w:rFonts w:ascii="Calibri" w:hAnsi="Calibri"/>
-          <w:b w:val="0"/>
           <w:i/>
           <w:color w:val="55636F"/>
           <w:sz w:val="18"/>
@@ -1870,33 +3095,60 @@
     <w:p>
       <w:pPr>
         <w:spacing w:before="60" w:after="100"/>
-        <w:jc w:val="left"/>
       </w:pPr>
       <w:r>
         <w:rPr>
           <w:rFonts w:ascii="Calibri" w:hAnsi="Calibri"/>
           <w:b/>
-          <w:i w:val="0"/>
           <w:color w:val="0D1117"/>
           <w:sz w:val="24"/>
         </w:rPr>
+        <w:lastRenderedPageBreak/>
         <w:t>How the CI Pipeline Works</w:t>
       </w:r>
     </w:p>
     <w:p>
       <w:pPr>
         <w:spacing w:before="60" w:after="100"/>
-        <w:jc w:val="left"/>
       </w:pPr>
       <w:r>
         <w:rPr>
           <w:rFonts w:ascii="Calibri" w:hAnsi="Calibri"/>
-          <w:b w:val="0"/>
-          <w:i w:val="0"/>
           <w:color w:val="0D1117"/>
-          <w:sz w:val="22"/>
-        </w:rPr>
-        <w:t>The workflow file at .github/workflows/ci.yml defines a single job called test that runs on ubuntu-latest. It executes the following steps in order:</w:t>
+        </w:rPr>
+        <w:t>The workflow file at .</w:t>
+      </w:r>
+      <w:proofErr w:type="spellStart"/>
+      <w:r>
+        <w:rPr>
+          <w:rFonts w:ascii="Calibri" w:hAnsi="Calibri"/>
+          <w:color w:val="0D1117"/>
+        </w:rPr>
+        <w:t>github</w:t>
+      </w:r>
+      <w:proofErr w:type="spellEnd"/>
+      <w:r>
+        <w:rPr>
+          <w:rFonts w:ascii="Calibri" w:hAnsi="Calibri"/>
+          <w:color w:val="0D1117"/>
+        </w:rPr>
+        <w:t>/workflows/</w:t>
+      </w:r>
+      <w:proofErr w:type="spellStart"/>
+      <w:r>
+        <w:rPr>
+          <w:rFonts w:ascii="Calibri" w:hAnsi="Calibri"/>
+          <w:color w:val="0D1117"/>
+        </w:rPr>
+        <w:t>ci.yml</w:t>
+      </w:r>
+      <w:proofErr w:type="spellEnd"/>
+      <w:r>
+        <w:rPr>
+          <w:rFonts w:ascii="Calibri" w:hAnsi="Calibri"/>
+          <w:color w:val="0D1117"/>
+        </w:rPr>
+        <w:t xml:space="preserve"> defines a single job called test that runs on ubuntu-latest. It executes the following steps in order:</w:t>
       </w:r>
     </w:p>
     <w:p>
@@ -1908,9 +3160,6 @@
       <w:r>
         <w:rPr>
           <w:rFonts w:ascii="Calibri" w:hAnsi="Calibri"/>
-          <w:b w:val="0"/>
-          <w:i w:val="0"/>
-          <w:sz w:val="22"/>
         </w:rPr>
         <w:t>Checkout code — clones the repository using actions/checkout@v4</w:t>
       </w:r>
@@ -1924,9 +3173,6 @@
       <w:r>
         <w:rPr>
           <w:rFonts w:ascii="Calibri" w:hAnsi="Calibri"/>
-          <w:b w:val="0"/>
-          <w:i w:val="0"/>
-          <w:sz w:val="22"/>
         </w:rPr>
         <w:t>Set up Python 3.12 — installs Python and restores the pip dependency cache</w:t>
       </w:r>
@@ -1940,9 +3186,6 @@
       <w:r>
         <w:rPr>
           <w:rFonts w:ascii="Calibri" w:hAnsi="Calibri"/>
-          <w:b w:val="0"/>
-          <w:i w:val="0"/>
-          <w:sz w:val="22"/>
         </w:rPr>
         <w:t>Restore pip cache — if requirements.txt has not changed, packages are served from cache (saves ~20s)</w:t>
       </w:r>
@@ -1956,9 +3199,6 @@
       <w:r>
         <w:rPr>
           <w:rFonts w:ascii="Calibri" w:hAnsi="Calibri"/>
-          <w:b w:val="0"/>
-          <w:i w:val="0"/>
-          <w:sz w:val="22"/>
         </w:rPr>
         <w:t>Install dependencies — runs pip install -e . to install the Flask app as a package</w:t>
       </w:r>
@@ -1972,9 +3212,6 @@
       <w:r>
         <w:rPr>
           <w:rFonts w:ascii="Calibri" w:hAnsi="Calibri"/>
-          <w:b w:val="0"/>
-          <w:i w:val="0"/>
-          <w:sz w:val="22"/>
         </w:rPr>
         <w:t>Unit tests — 6 tests: model validation logic (no DB, no HTTP)</w:t>
       </w:r>
@@ -1988,12 +3225,17 @@
       <w:r>
         <w:rPr>
           <w:rFonts w:ascii="Calibri" w:hAnsi="Calibri"/>
-          <w:b w:val="0"/>
-          <w:i w:val="0"/>
-          <w:sz w:val="22"/>
-        </w:rPr>
-        <w:t>Configuration tests — 11 tests: config class values and env-var override behaviour</w:t>
-      </w:r>
+        </w:rPr>
+        <w:t xml:space="preserve">Configuration tests — 11 tests: config class values and env-var override </w:t>
+      </w:r>
+      <w:proofErr w:type="spellStart"/>
+      <w:r>
+        <w:rPr>
+          <w:rFonts w:ascii="Calibri" w:hAnsi="Calibri"/>
+        </w:rPr>
+        <w:t>behaviour</w:t>
+      </w:r>
+      <w:proofErr w:type="spellEnd"/>
     </w:p>
     <w:p>
       <w:pPr>
@@ -2004,9 +3246,6 @@
       <w:r>
         <w:rPr>
           <w:rFonts w:ascii="Calibri" w:hAnsi="Calibri"/>
-          <w:b w:val="0"/>
-          <w:i w:val="0"/>
-          <w:sz w:val="22"/>
         </w:rPr>
         <w:t>Connection tests — 7 tests: ORM connectivity, schema correctness, rollback, constraints</w:t>
       </w:r>
@@ -2020,9 +3259,6 @@
       <w:r>
         <w:rPr>
           <w:rFonts w:ascii="Calibri" w:hAnsi="Calibri"/>
-          <w:b w:val="0"/>
-          <w:i w:val="0"/>
-          <w:sz w:val="22"/>
         </w:rPr>
         <w:t>API tests — 22 tests: full HTTP request/response cycle for every endpoint</w:t>
       </w:r>
@@ -2036,9 +3272,6 @@
       <w:r>
         <w:rPr>
           <w:rFonts w:ascii="Calibri" w:hAnsi="Calibri"/>
-          <w:b w:val="0"/>
-          <w:i w:val="0"/>
-          <w:sz w:val="22"/>
         </w:rPr>
         <w:t>Complete job — teardown, timing summary shown (46 passed, 0 failed, 47s)</w:t>
       </w:r>
@@ -2046,13 +3279,11 @@
     <w:p>
       <w:pPr>
         <w:spacing w:before="60" w:after="100"/>
-        <w:jc w:val="left"/>
       </w:pPr>
       <w:r>
         <w:rPr>
           <w:rFonts w:ascii="Calibri" w:hAnsi="Calibri"/>
           <w:b/>
-          <w:i w:val="0"/>
           <w:color w:val="0D1117"/>
           <w:sz w:val="24"/>
         </w:rPr>
@@ -2062,17 +3293,29 @@
     <w:p>
       <w:pPr>
         <w:spacing w:before="60" w:after="100"/>
-        <w:jc w:val="left"/>
       </w:pPr>
       <w:r>
         <w:rPr>
           <w:rFonts w:ascii="Calibri" w:hAnsi="Calibri"/>
-          <w:b w:val="0"/>
-          <w:i w:val="0"/>
           <w:color w:val="0D1117"/>
-          <w:sz w:val="22"/>
-        </w:rPr>
-        <w:t>Most Flask projects spin up a real PostgreSQL container in CI, which adds ~20-30 seconds and costs extra billing minutes. In this project, the TestConfig class switches the database URL to sqlite:///:memory: — an in-memory SQLite database. This means:</w:t>
+        </w:rPr>
+        <w:t xml:space="preserve">Most Flask projects spin up a real PostgreSQL container in CI, which adds ~20-30 seconds and costs extra billing minutes. In this project, the </w:t>
+      </w:r>
+      <w:proofErr w:type="spellStart"/>
+      <w:r>
+        <w:rPr>
+          <w:rFonts w:ascii="Calibri" w:hAnsi="Calibri"/>
+          <w:color w:val="0D1117"/>
+        </w:rPr>
+        <w:t>TestConfig</w:t>
+      </w:r>
+      <w:proofErr w:type="spellEnd"/>
+      <w:r>
+        <w:rPr>
+          <w:rFonts w:ascii="Calibri" w:hAnsi="Calibri"/>
+          <w:color w:val="0D1117"/>
+        </w:rPr>
+        <w:t xml:space="preserve"> class switches the database URL to sqlite:///:memory: — an in-memory SQLite database. This means:</w:t>
       </w:r>
     </w:p>
     <w:p>
@@ -2084,9 +3327,6 @@
       <w:r>
         <w:rPr>
           <w:rFonts w:ascii="Calibri" w:hAnsi="Calibri"/>
-          <w:b w:val="0"/>
-          <w:i w:val="0"/>
-          <w:sz w:val="22"/>
         </w:rPr>
         <w:t>No service: block is needed in the YAML — the entire stack fits in one job</w:t>
       </w:r>
@@ -2100,9 +3340,6 @@
       <w:r>
         <w:rPr>
           <w:rFonts w:ascii="Calibri" w:hAnsi="Calibri"/>
-          <w:b w:val="0"/>
-          <w:i w:val="0"/>
-          <w:sz w:val="22"/>
         </w:rPr>
         <w:t>Tests run faster — SQLite in-memory is significantly quicker than a networked PostgreSQL</w:t>
       </w:r>
@@ -2116,11 +3353,36 @@
       <w:r>
         <w:rPr>
           <w:rFonts w:ascii="Calibri" w:hAnsi="Calibri"/>
-          <w:b w:val="0"/>
-          <w:i w:val="0"/>
-          <w:sz w:val="22"/>
-        </w:rPr>
-        <w:t>Full isolation — each test function gets a clean database via the clean_db autouse fixture</w:t>
+        </w:rPr>
+        <w:t xml:space="preserve">Full isolation — each test function gets a clean database via the </w:t>
+      </w:r>
+      <w:proofErr w:type="spellStart"/>
+      <w:r>
+        <w:rPr>
+          <w:rFonts w:ascii="Calibri" w:hAnsi="Calibri"/>
+        </w:rPr>
+        <w:t>clean_db</w:t>
+      </w:r>
+      <w:proofErr w:type="spellEnd"/>
+      <w:r>
+        <w:rPr>
+          <w:rFonts w:ascii="Calibri" w:hAnsi="Calibri"/>
+        </w:rPr>
+        <w:t xml:space="preserve"> </w:t>
+      </w:r>
+      <w:proofErr w:type="spellStart"/>
+      <w:r>
+        <w:rPr>
+          <w:rFonts w:ascii="Calibri" w:hAnsi="Calibri"/>
+        </w:rPr>
+        <w:t>autouse</w:t>
+      </w:r>
+      <w:proofErr w:type="spellEnd"/>
+      <w:r>
+        <w:rPr>
+          <w:rFonts w:ascii="Calibri" w:hAnsi="Calibri"/>
+        </w:rPr>
+        <w:t xml:space="preserve"> fixture</w:t>
       </w:r>
     </w:p>
     <w:p>
@@ -2132,9 +3394,6 @@
       <w:r>
         <w:rPr>
           <w:rFonts w:ascii="Calibri" w:hAnsi="Calibri"/>
-          <w:b w:val="0"/>
-          <w:i w:val="0"/>
-          <w:sz w:val="22"/>
         </w:rPr>
         <w:t>Same coverage — all four test levels run identically to what a PostgreSQL run would produce</w:t>
       </w:r>
@@ -2142,71 +3401,80 @@
     <w:p>
       <w:pPr>
         <w:spacing w:before="60" w:after="100"/>
-        <w:jc w:val="left"/>
       </w:pPr>
       <w:r>
         <w:rPr>
           <w:rFonts w:ascii="Calibri" w:hAnsi="Calibri"/>
           <w:b/>
-          <w:i w:val="0"/>
           <w:color w:val="0D1117"/>
           <w:sz w:val="24"/>
         </w:rPr>
-        <w:t>Billing Optimisations</w:t>
-      </w:r>
+        <w:t xml:space="preserve">Billing </w:t>
+      </w:r>
+      <w:proofErr w:type="spellStart"/>
+      <w:r>
+        <w:rPr>
+          <w:rFonts w:ascii="Calibri" w:hAnsi="Calibri"/>
+          <w:b/>
+          <w:color w:val="0D1117"/>
+          <w:sz w:val="24"/>
+        </w:rPr>
+        <w:t>Optimisations</w:t>
+      </w:r>
+      <w:proofErr w:type="spellEnd"/>
     </w:p>
     <w:tbl>
       <w:tblPr>
         <w:tblStyle w:val="TableGrid"/>
-        <w:tblW w:type="auto" w:w="0"/>
-        <w:tblLook w:firstColumn="1" w:firstRow="1" w:lastColumn="0" w:lastRow="0" w:noHBand="0" w:noVBand="1" w:val="04A0"/>
+        <w:tblW w:w="0" w:type="auto"/>
+        <w:tblLook w:val="04A0" w:firstRow="1" w:lastRow="0" w:firstColumn="1" w:lastColumn="0" w:noHBand="0" w:noVBand="1"/>
       </w:tblPr>
       <w:tblGrid>
-        <w:gridCol w:w="4703"/>
-        <w:gridCol w:w="4703"/>
+        <w:gridCol w:w="3402"/>
+        <w:gridCol w:w="5669"/>
       </w:tblGrid>
       <w:tr>
         <w:tc>
           <w:tcPr>
-            <w:tcW w:type="dxa" w:w="3402"/>
-            <w:shd w:val="clear" w:color="auto" w:fill="0D1117"/>
+            <w:tcW w:w="3402" w:type="dxa"/>
             <w:tcBorders>
               <w:top w:val="single" w:sz="4" w:space="0" w:color="0D1117"/>
               <w:left w:val="single" w:sz="4" w:space="0" w:color="0D1117"/>
               <w:bottom w:val="single" w:sz="4" w:space="0" w:color="0D1117"/>
               <w:right w:val="single" w:sz="4" w:space="0" w:color="0D1117"/>
             </w:tcBorders>
+            <w:shd w:val="clear" w:color="auto" w:fill="0D1117"/>
           </w:tcPr>
           <w:p>
+            <w:proofErr w:type="spellStart"/>
             <w:r>
               <w:rPr>
                 <w:rFonts w:ascii="Calibri" w:hAnsi="Calibri"/>
                 <w:b/>
-                <w:i w:val="0"/>
                 <w:color w:val="FFFFFF"/>
                 <w:sz w:val="20"/>
               </w:rPr>
               <w:t>Optimisation</w:t>
             </w:r>
+            <w:proofErr w:type="spellEnd"/>
           </w:p>
         </w:tc>
         <w:tc>
           <w:tcPr>
-            <w:tcW w:type="dxa" w:w="5669"/>
-            <w:shd w:val="clear" w:color="auto" w:fill="0D1117"/>
+            <w:tcW w:w="5669" w:type="dxa"/>
             <w:tcBorders>
               <w:top w:val="single" w:sz="4" w:space="0" w:color="0D1117"/>
               <w:left w:val="single" w:sz="4" w:space="0" w:color="0D1117"/>
               <w:bottom w:val="single" w:sz="4" w:space="0" w:color="0D1117"/>
               <w:right w:val="single" w:sz="4" w:space="0" w:color="0D1117"/>
             </w:tcBorders>
+            <w:shd w:val="clear" w:color="auto" w:fill="0D1117"/>
           </w:tcPr>
           <w:p>
             <w:r>
               <w:rPr>
                 <w:rFonts w:ascii="Calibri" w:hAnsi="Calibri"/>
                 <w:b/>
-                <w:i w:val="0"/>
                 <w:color w:val="FFFFFF"/>
                 <w:sz w:val="20"/>
               </w:rPr>
@@ -2218,21 +3486,19 @@
       <w:tr>
         <w:tc>
           <w:tcPr>
-            <w:tcW w:type="dxa" w:w="3402"/>
-            <w:shd w:val="clear" w:color="auto" w:fill="F6F8FA"/>
+            <w:tcW w:w="3402" w:type="dxa"/>
             <w:tcBorders>
               <w:top w:val="single" w:sz="4" w:space="0" w:color="D0D7DE"/>
               <w:left w:val="single" w:sz="4" w:space="0" w:color="D0D7DE"/>
               <w:bottom w:val="single" w:sz="4" w:space="0" w:color="D0D7DE"/>
               <w:right w:val="single" w:sz="4" w:space="0" w:color="D0D7DE"/>
             </w:tcBorders>
+            <w:shd w:val="clear" w:color="auto" w:fill="F6F8FA"/>
           </w:tcPr>
           <w:p>
             <w:r>
               <w:rPr>
                 <w:rFonts w:ascii="Calibri" w:hAnsi="Calibri"/>
-                <w:b w:val="0"/>
-                <w:i w:val="0"/>
                 <w:sz w:val="20"/>
               </w:rPr>
               <w:t>Trigger only on main branch</w:t>
@@ -2241,21 +3507,19 @@
         </w:tc>
         <w:tc>
           <w:tcPr>
-            <w:tcW w:type="dxa" w:w="5669"/>
-            <w:shd w:val="clear" w:color="auto" w:fill="F6F8FA"/>
+            <w:tcW w:w="5669" w:type="dxa"/>
             <w:tcBorders>
               <w:top w:val="single" w:sz="4" w:space="0" w:color="D0D7DE"/>
               <w:left w:val="single" w:sz="4" w:space="0" w:color="D0D7DE"/>
               <w:bottom w:val="single" w:sz="4" w:space="0" w:color="D0D7DE"/>
               <w:right w:val="single" w:sz="4" w:space="0" w:color="D0D7DE"/>
             </w:tcBorders>
+            <w:shd w:val="clear" w:color="auto" w:fill="F6F8FA"/>
           </w:tcPr>
           <w:p>
             <w:r>
               <w:rPr>
                 <w:rFonts w:ascii="Calibri" w:hAnsi="Calibri"/>
-                <w:b w:val="0"/>
-                <w:i w:val="0"/>
                 <w:sz w:val="20"/>
               </w:rPr>
               <w:t>Eliminates runs on every feature-branch push — biggest saving</w:t>
@@ -2266,21 +3530,19 @@
       <w:tr>
         <w:tc>
           <w:tcPr>
-            <w:tcW w:type="dxa" w:w="3402"/>
-            <w:shd w:val="clear" w:color="auto" w:fill="FFFFFF"/>
+            <w:tcW w:w="3402" w:type="dxa"/>
             <w:tcBorders>
               <w:top w:val="single" w:sz="4" w:space="0" w:color="D0D7DE"/>
               <w:left w:val="single" w:sz="4" w:space="0" w:color="D0D7DE"/>
               <w:bottom w:val="single" w:sz="4" w:space="0" w:color="D0D7DE"/>
               <w:right w:val="single" w:sz="4" w:space="0" w:color="D0D7DE"/>
             </w:tcBorders>
+            <w:shd w:val="clear" w:color="auto" w:fill="FFFFFF"/>
           </w:tcPr>
           <w:p>
             <w:r>
               <w:rPr>
                 <w:rFonts w:ascii="Calibri" w:hAnsi="Calibri"/>
-                <w:b w:val="0"/>
-                <w:i w:val="0"/>
                 <w:sz w:val="20"/>
               </w:rPr>
               <w:t>pip cache: "pip"</w:t>
@@ -2289,21 +3551,19 @@
         </w:tc>
         <w:tc>
           <w:tcPr>
-            <w:tcW w:type="dxa" w:w="5669"/>
-            <w:shd w:val="clear" w:color="auto" w:fill="FFFFFF"/>
+            <w:tcW w:w="5669" w:type="dxa"/>
             <w:tcBorders>
               <w:top w:val="single" w:sz="4" w:space="0" w:color="D0D7DE"/>
               <w:left w:val="single" w:sz="4" w:space="0" w:color="D0D7DE"/>
               <w:bottom w:val="single" w:sz="4" w:space="0" w:color="D0D7DE"/>
               <w:right w:val="single" w:sz="4" w:space="0" w:color="D0D7DE"/>
             </w:tcBorders>
+            <w:shd w:val="clear" w:color="auto" w:fill="FFFFFF"/>
           </w:tcPr>
           <w:p>
             <w:r>
               <w:rPr>
                 <w:rFonts w:ascii="Calibri" w:hAnsi="Calibri"/>
-                <w:b w:val="0"/>
-                <w:i w:val="0"/>
                 <w:sz w:val="20"/>
               </w:rPr>
               <w:t>Skips re-downloading packages unless requirements.txt changes</w:t>
@@ -2314,21 +3574,19 @@
       <w:tr>
         <w:tc>
           <w:tcPr>
-            <w:tcW w:type="dxa" w:w="3402"/>
-            <w:shd w:val="clear" w:color="auto" w:fill="F6F8FA"/>
+            <w:tcW w:w="3402" w:type="dxa"/>
             <w:tcBorders>
               <w:top w:val="single" w:sz="4" w:space="0" w:color="D0D7DE"/>
               <w:left w:val="single" w:sz="4" w:space="0" w:color="D0D7DE"/>
               <w:bottom w:val="single" w:sz="4" w:space="0" w:color="D0D7DE"/>
               <w:right w:val="single" w:sz="4" w:space="0" w:color="D0D7DE"/>
             </w:tcBorders>
+            <w:shd w:val="clear" w:color="auto" w:fill="F6F8FA"/>
           </w:tcPr>
           <w:p>
             <w:r>
               <w:rPr>
                 <w:rFonts w:ascii="Calibri" w:hAnsi="Calibri"/>
-                <w:b w:val="0"/>
-                <w:i w:val="0"/>
                 <w:sz w:val="20"/>
               </w:rPr>
               <w:t>No PostgreSQL service container</w:t>
@@ -2337,21 +3595,19 @@
         </w:tc>
         <w:tc>
           <w:tcPr>
-            <w:tcW w:type="dxa" w:w="5669"/>
-            <w:shd w:val="clear" w:color="auto" w:fill="F6F8FA"/>
+            <w:tcW w:w="5669" w:type="dxa"/>
             <w:tcBorders>
               <w:top w:val="single" w:sz="4" w:space="0" w:color="D0D7DE"/>
               <w:left w:val="single" w:sz="4" w:space="0" w:color="D0D7DE"/>
               <w:bottom w:val="single" w:sz="4" w:space="0" w:color="D0D7DE"/>
               <w:right w:val="single" w:sz="4" w:space="0" w:color="D0D7DE"/>
             </w:tcBorders>
+            <w:shd w:val="clear" w:color="auto" w:fill="F6F8FA"/>
           </w:tcPr>
           <w:p>
             <w:r>
               <w:rPr>
                 <w:rFonts w:ascii="Calibri" w:hAnsi="Calibri"/>
-                <w:b w:val="0"/>
-                <w:i w:val="0"/>
                 <w:sz w:val="20"/>
               </w:rPr>
               <w:t>Removes ~20-30s of container spin-up time per run</w:t>
@@ -2362,21 +3618,19 @@
       <w:tr>
         <w:tc>
           <w:tcPr>
-            <w:tcW w:type="dxa" w:w="3402"/>
-            <w:shd w:val="clear" w:color="auto" w:fill="FFFFFF"/>
+            <w:tcW w:w="3402" w:type="dxa"/>
             <w:tcBorders>
               <w:top w:val="single" w:sz="4" w:space="0" w:color="D0D7DE"/>
               <w:left w:val="single" w:sz="4" w:space="0" w:color="D0D7DE"/>
               <w:bottom w:val="single" w:sz="4" w:space="0" w:color="D0D7DE"/>
               <w:right w:val="single" w:sz="4" w:space="0" w:color="D0D7DE"/>
             </w:tcBorders>
+            <w:shd w:val="clear" w:color="auto" w:fill="FFFFFF"/>
           </w:tcPr>
           <w:p>
             <w:r>
               <w:rPr>
                 <w:rFonts w:ascii="Calibri" w:hAnsi="Calibri"/>
-                <w:b w:val="0"/>
-                <w:i w:val="0"/>
                 <w:sz w:val="20"/>
               </w:rPr>
               <w:t>ubuntu-latest runner</w:t>
@@ -2385,21 +3639,19 @@
         </w:tc>
         <w:tc>
           <w:tcPr>
-            <w:tcW w:type="dxa" w:w="5669"/>
-            <w:shd w:val="clear" w:color="auto" w:fill="FFFFFF"/>
+            <w:tcW w:w="5669" w:type="dxa"/>
             <w:tcBorders>
               <w:top w:val="single" w:sz="4" w:space="0" w:color="D0D7DE"/>
               <w:left w:val="single" w:sz="4" w:space="0" w:color="D0D7DE"/>
               <w:bottom w:val="single" w:sz="4" w:space="0" w:color="D0D7DE"/>
               <w:right w:val="single" w:sz="4" w:space="0" w:color="D0D7DE"/>
             </w:tcBorders>
+            <w:shd w:val="clear" w:color="auto" w:fill="FFFFFF"/>
           </w:tcPr>
           <w:p>
             <w:r>
               <w:rPr>
                 <w:rFonts w:ascii="Calibri" w:hAnsi="Calibri"/>
-                <w:b w:val="0"/>
-                <w:i w:val="0"/>
                 <w:sz w:val="20"/>
               </w:rPr>
               <w:t>1x minute multiplier vs Windows (2x) or macOS (5x)</w:t>
@@ -2410,21 +3662,19 @@
       <w:tr>
         <w:tc>
           <w:tcPr>
-            <w:tcW w:type="dxa" w:w="3402"/>
-            <w:shd w:val="clear" w:color="auto" w:fill="F6F8FA"/>
+            <w:tcW w:w="3402" w:type="dxa"/>
             <w:tcBorders>
               <w:top w:val="single" w:sz="4" w:space="0" w:color="D0D7DE"/>
               <w:left w:val="single" w:sz="4" w:space="0" w:color="D0D7DE"/>
               <w:bottom w:val="single" w:sz="4" w:space="0" w:color="D0D7DE"/>
               <w:right w:val="single" w:sz="4" w:space="0" w:color="D0D7DE"/>
             </w:tcBorders>
+            <w:shd w:val="clear" w:color="auto" w:fill="F6F8FA"/>
           </w:tcPr>
           <w:p>
             <w:r>
               <w:rPr>
                 <w:rFonts w:ascii="Calibri" w:hAnsi="Calibri"/>
-                <w:b w:val="0"/>
-                <w:i w:val="0"/>
                 <w:sz w:val="20"/>
               </w:rPr>
               <w:t>Single job, no matrix</w:t>
@@ -2433,21 +3683,19 @@
         </w:tc>
         <w:tc>
           <w:tcPr>
-            <w:tcW w:type="dxa" w:w="5669"/>
-            <w:shd w:val="clear" w:color="auto" w:fill="F6F8FA"/>
+            <w:tcW w:w="5669" w:type="dxa"/>
             <w:tcBorders>
               <w:top w:val="single" w:sz="4" w:space="0" w:color="D0D7DE"/>
               <w:left w:val="single" w:sz="4" w:space="0" w:color="D0D7DE"/>
               <w:bottom w:val="single" w:sz="4" w:space="0" w:color="D0D7DE"/>
               <w:right w:val="single" w:sz="4" w:space="0" w:color="D0D7DE"/>
             </w:tcBorders>
+            <w:shd w:val="clear" w:color="auto" w:fill="F6F8FA"/>
           </w:tcPr>
           <w:p>
             <w:r>
               <w:rPr>
                 <w:rFonts w:ascii="Calibri" w:hAnsi="Calibri"/>
-                <w:b w:val="0"/>
-                <w:i w:val="0"/>
                 <w:sz w:val="20"/>
               </w:rPr>
               <w:t>No parallel jobs burning minutes simultaneously</w:t>
@@ -2460,24 +3708,41 @@
     <w:p>
       <w:pPr>
         <w:spacing w:before="60" w:after="100"/>
-        <w:jc w:val="left"/>
       </w:pPr>
       <w:r>
         <w:rPr>
           <w:rFonts w:ascii="Calibri" w:hAnsi="Calibri"/>
           <w:b/>
-          <w:i w:val="0"/>
           <w:color w:val="0D1117"/>
           <w:sz w:val="24"/>
         </w:rPr>
-        <w:t>Workflow YAML (ci.yml)</w:t>
+        <w:t>Workflow YAML (</w:t>
+      </w:r>
+      <w:proofErr w:type="spellStart"/>
+      <w:r>
+        <w:rPr>
+          <w:rFonts w:ascii="Calibri" w:hAnsi="Calibri"/>
+          <w:b/>
+          <w:color w:val="0D1117"/>
+          <w:sz w:val="24"/>
+        </w:rPr>
+        <w:t>ci.yml</w:t>
+      </w:r>
+      <w:proofErr w:type="spellEnd"/>
+      <w:r>
+        <w:rPr>
+          <w:rFonts w:ascii="Calibri" w:hAnsi="Calibri"/>
+          <w:b/>
+          <w:color w:val="0D1117"/>
+          <w:sz w:val="24"/>
+        </w:rPr>
+        <w:t>)</w:t>
       </w:r>
     </w:p>
     <w:tbl>
       <w:tblPr>
-        <w:tblW w:type="auto" w:w="0"/>
-        <w:jc w:val="left"/>
-        <w:tblLook w:firstColumn="1" w:firstRow="1" w:lastColumn="0" w:lastRow="0" w:noHBand="0" w:noVBand="1" w:val="04A0"/>
+        <w:tblW w:w="0" w:type="auto"/>
+        <w:tblLook w:val="04A0" w:firstRow="1" w:lastRow="0" w:firstColumn="1" w:lastColumn="0" w:noHBand="0" w:noVBand="1"/>
       </w:tblPr>
       <w:tblGrid>
         <w:gridCol w:w="9406"/>
@@ -2485,19 +3750,17 @@
       <w:tr>
         <w:tc>
           <w:tcPr>
-            <w:tcW w:type="dxa" w:w="9406"/>
+            <w:tcW w:w="9406" w:type="dxa"/>
             <w:shd w:val="clear" w:color="auto" w:fill="F0F3F6"/>
           </w:tcPr>
           <w:p>
             <w:pPr>
-              <w:spacing w:before="0" w:after="0"/>
+              <w:spacing w:after="0"/>
               <w:ind w:left="170"/>
             </w:pPr>
             <w:r>
               <w:rPr>
                 <w:rFonts w:ascii="Courier New" w:hAnsi="Courier New"/>
-                <w:b w:val="0"/>
-                <w:i w:val="0"/>
                 <w:color w:val="0D1117"/>
                 <w:sz w:val="18"/>
               </w:rPr>
@@ -2506,29 +3769,18 @@
           </w:p>
           <w:p>
             <w:pPr>
-              <w:spacing w:before="0" w:after="0"/>
+              <w:spacing w:after="0"/>
               <w:ind w:left="170"/>
             </w:pPr>
-            <w:r>
-              <w:rPr>
-                <w:rFonts w:ascii="Courier New" w:hAnsi="Courier New"/>
-                <w:b w:val="0"/>
-                <w:i w:val="0"/>
-                <w:color w:val="0D1117"/>
-                <w:sz w:val="18"/>
-              </w:rPr>
-            </w:r>
           </w:p>
           <w:p>
             <w:pPr>
-              <w:spacing w:before="0" w:after="0"/>
+              <w:spacing w:after="0"/>
               <w:ind w:left="170"/>
             </w:pPr>
             <w:r>
               <w:rPr>
                 <w:rFonts w:ascii="Courier New" w:hAnsi="Courier New"/>
-                <w:b w:val="0"/>
-                <w:i w:val="0"/>
                 <w:color w:val="0D1117"/>
                 <w:sz w:val="18"/>
               </w:rPr>
@@ -2537,14 +3789,12 @@
           </w:p>
           <w:p>
             <w:pPr>
-              <w:spacing w:before="0" w:after="0"/>
+              <w:spacing w:after="0"/>
               <w:ind w:left="170"/>
             </w:pPr>
             <w:r>
               <w:rPr>
                 <w:rFonts w:ascii="Courier New" w:hAnsi="Courier New"/>
-                <w:b w:val="0"/>
-                <w:i w:val="0"/>
                 <w:color w:val="0D1117"/>
                 <w:sz w:val="18"/>
               </w:rPr>
@@ -2553,14 +3803,12 @@
           </w:p>
           <w:p>
             <w:pPr>
-              <w:spacing w:before="0" w:after="0"/>
+              <w:spacing w:after="0"/>
               <w:ind w:left="170"/>
             </w:pPr>
             <w:r>
               <w:rPr>
                 <w:rFonts w:ascii="Courier New" w:hAnsi="Courier New"/>
-                <w:b w:val="0"/>
-                <w:i w:val="0"/>
                 <w:color w:val="0D1117"/>
                 <w:sz w:val="18"/>
               </w:rPr>
@@ -2569,30 +3817,44 @@
           </w:p>
           <w:p>
             <w:pPr>
-              <w:spacing w:before="0" w:after="0"/>
+              <w:spacing w:after="0"/>
               <w:ind w:left="170"/>
             </w:pPr>
             <w:r>
               <w:rPr>
                 <w:rFonts w:ascii="Courier New" w:hAnsi="Courier New"/>
-                <w:b w:val="0"/>
-                <w:i w:val="0"/>
-                <w:color w:val="0D1117"/>
-                <w:sz w:val="18"/>
-              </w:rPr>
-              <w:t xml:space="preserve">  pull_request:</w:t>
+                <w:color w:val="0D1117"/>
+                <w:sz w:val="18"/>
+              </w:rPr>
+              <w:t xml:space="preserve">  </w:t>
+            </w:r>
+            <w:proofErr w:type="spellStart"/>
+            <w:r>
+              <w:rPr>
+                <w:rFonts w:ascii="Courier New" w:hAnsi="Courier New"/>
+                <w:color w:val="0D1117"/>
+                <w:sz w:val="18"/>
+              </w:rPr>
+              <w:t>pull_request</w:t>
+            </w:r>
+            <w:proofErr w:type="spellEnd"/>
+            <w:r>
+              <w:rPr>
+                <w:rFonts w:ascii="Courier New" w:hAnsi="Courier New"/>
+                <w:color w:val="0D1117"/>
+                <w:sz w:val="18"/>
+              </w:rPr>
+              <w:t>:</w:t>
             </w:r>
           </w:p>
           <w:p>
             <w:pPr>
-              <w:spacing w:before="0" w:after="0"/>
+              <w:spacing w:after="0"/>
               <w:ind w:left="170"/>
             </w:pPr>
             <w:r>
               <w:rPr>
                 <w:rFonts w:ascii="Courier New" w:hAnsi="Courier New"/>
-                <w:b w:val="0"/>
-                <w:i w:val="0"/>
                 <w:color w:val="0D1117"/>
                 <w:sz w:val="18"/>
               </w:rPr>
@@ -2601,29 +3863,18 @@
           </w:p>
           <w:p>
             <w:pPr>
-              <w:spacing w:before="0" w:after="0"/>
+              <w:spacing w:after="0"/>
               <w:ind w:left="170"/>
             </w:pPr>
-            <w:r>
-              <w:rPr>
-                <w:rFonts w:ascii="Courier New" w:hAnsi="Courier New"/>
-                <w:b w:val="0"/>
-                <w:i w:val="0"/>
-                <w:color w:val="0D1117"/>
-                <w:sz w:val="18"/>
-              </w:rPr>
-            </w:r>
           </w:p>
           <w:p>
             <w:pPr>
-              <w:spacing w:before="0" w:after="0"/>
+              <w:spacing w:after="0"/>
               <w:ind w:left="170"/>
             </w:pPr>
             <w:r>
               <w:rPr>
                 <w:rFonts w:ascii="Courier New" w:hAnsi="Courier New"/>
-                <w:b w:val="0"/>
-                <w:i w:val="0"/>
                 <w:color w:val="0D1117"/>
                 <w:sz w:val="18"/>
               </w:rPr>
@@ -2632,14 +3883,12 @@
           </w:p>
           <w:p>
             <w:pPr>
-              <w:spacing w:before="0" w:after="0"/>
+              <w:spacing w:after="0"/>
               <w:ind w:left="170"/>
             </w:pPr>
             <w:r>
               <w:rPr>
                 <w:rFonts w:ascii="Courier New" w:hAnsi="Courier New"/>
-                <w:b w:val="0"/>
-                <w:i w:val="0"/>
                 <w:color w:val="0D1117"/>
                 <w:sz w:val="18"/>
               </w:rPr>
@@ -2648,14 +3897,12 @@
           </w:p>
           <w:p>
             <w:pPr>
-              <w:spacing w:before="0" w:after="0"/>
+              <w:spacing w:after="0"/>
               <w:ind w:left="170"/>
             </w:pPr>
             <w:r>
               <w:rPr>
                 <w:rFonts w:ascii="Courier New" w:hAnsi="Courier New"/>
-                <w:b w:val="0"/>
-                <w:i w:val="0"/>
                 <w:color w:val="0D1117"/>
                 <w:sz w:val="18"/>
               </w:rPr>
@@ -2664,45 +3911,33 @@
           </w:p>
           <w:p>
             <w:pPr>
-              <w:spacing w:before="0" w:after="0"/>
+              <w:spacing w:after="0"/>
               <w:ind w:left="170"/>
             </w:pPr>
-            <w:r>
-              <w:rPr>
-                <w:rFonts w:ascii="Courier New" w:hAnsi="Courier New"/>
-                <w:b w:val="0"/>
-                <w:i w:val="0"/>
-                <w:color w:val="0D1117"/>
-                <w:sz w:val="18"/>
-              </w:rPr>
-            </w:r>
           </w:p>
           <w:p>
             <w:pPr>
-              <w:spacing w:before="0" w:after="0"/>
+              <w:spacing w:after="0"/>
               <w:ind w:left="170"/>
             </w:pPr>
             <w:r>
               <w:rPr>
                 <w:rFonts w:ascii="Courier New" w:hAnsi="Courier New"/>
-                <w:b w:val="0"/>
-                <w:i w:val="0"/>
-                <w:color w:val="0D1117"/>
-                <w:sz w:val="18"/>
-              </w:rPr>
+                <w:color w:val="0D1117"/>
+                <w:sz w:val="18"/>
+              </w:rPr>
+              <w:lastRenderedPageBreak/>
               <w:t xml:space="preserve">    steps:</w:t>
             </w:r>
           </w:p>
           <w:p>
             <w:pPr>
-              <w:spacing w:before="0" w:after="0"/>
+              <w:spacing w:after="0"/>
               <w:ind w:left="170"/>
             </w:pPr>
             <w:r>
               <w:rPr>
                 <w:rFonts w:ascii="Courier New" w:hAnsi="Courier New"/>
-                <w:b w:val="0"/>
-                <w:i w:val="0"/>
                 <w:color w:val="0D1117"/>
                 <w:sz w:val="18"/>
               </w:rPr>
@@ -2711,14 +3946,12 @@
           </w:p>
           <w:p>
             <w:pPr>
-              <w:spacing w:before="0" w:after="0"/>
+              <w:spacing w:after="0"/>
               <w:ind w:left="170"/>
             </w:pPr>
             <w:r>
               <w:rPr>
                 <w:rFonts w:ascii="Courier New" w:hAnsi="Courier New"/>
-                <w:b w:val="0"/>
-                <w:i w:val="0"/>
                 <w:color w:val="0D1117"/>
                 <w:sz w:val="18"/>
               </w:rPr>
@@ -2727,29 +3960,18 @@
           </w:p>
           <w:p>
             <w:pPr>
-              <w:spacing w:before="0" w:after="0"/>
+              <w:spacing w:after="0"/>
               <w:ind w:left="170"/>
             </w:pPr>
-            <w:r>
-              <w:rPr>
-                <w:rFonts w:ascii="Courier New" w:hAnsi="Courier New"/>
-                <w:b w:val="0"/>
-                <w:i w:val="0"/>
-                <w:color w:val="0D1117"/>
-                <w:sz w:val="18"/>
-              </w:rPr>
-            </w:r>
           </w:p>
           <w:p>
             <w:pPr>
-              <w:spacing w:before="0" w:after="0"/>
+              <w:spacing w:after="0"/>
               <w:ind w:left="170"/>
             </w:pPr>
             <w:r>
               <w:rPr>
                 <w:rFonts w:ascii="Courier New" w:hAnsi="Courier New"/>
-                <w:b w:val="0"/>
-                <w:i w:val="0"/>
                 <w:color w:val="0D1117"/>
                 <w:sz w:val="18"/>
               </w:rPr>
@@ -2758,14 +3980,12 @@
           </w:p>
           <w:p>
             <w:pPr>
-              <w:spacing w:before="0" w:after="0"/>
+              <w:spacing w:after="0"/>
               <w:ind w:left="170"/>
             </w:pPr>
             <w:r>
               <w:rPr>
                 <w:rFonts w:ascii="Courier New" w:hAnsi="Courier New"/>
-                <w:b w:val="0"/>
-                <w:i w:val="0"/>
                 <w:color w:val="0D1117"/>
                 <w:sz w:val="18"/>
               </w:rPr>
@@ -2774,14 +3994,12 @@
           </w:p>
           <w:p>
             <w:pPr>
-              <w:spacing w:before="0" w:after="0"/>
+              <w:spacing w:after="0"/>
               <w:ind w:left="170"/>
             </w:pPr>
             <w:r>
               <w:rPr>
                 <w:rFonts w:ascii="Courier New" w:hAnsi="Courier New"/>
-                <w:b w:val="0"/>
-                <w:i w:val="0"/>
                 <w:color w:val="0D1117"/>
                 <w:sz w:val="18"/>
               </w:rPr>
@@ -2790,14 +4008,12 @@
           </w:p>
           <w:p>
             <w:pPr>
-              <w:spacing w:before="0" w:after="0"/>
+              <w:spacing w:after="0"/>
               <w:ind w:left="170"/>
             </w:pPr>
             <w:r>
               <w:rPr>
                 <w:rFonts w:ascii="Courier New" w:hAnsi="Courier New"/>
-                <w:b w:val="0"/>
-                <w:i w:val="0"/>
                 <w:color w:val="0D1117"/>
                 <w:sz w:val="18"/>
               </w:rPr>
@@ -2806,14 +4022,12 @@
           </w:p>
           <w:p>
             <w:pPr>
-              <w:spacing w:before="0" w:after="0"/>
+              <w:spacing w:after="0"/>
               <w:ind w:left="170"/>
             </w:pPr>
             <w:r>
               <w:rPr>
                 <w:rFonts w:ascii="Courier New" w:hAnsi="Courier New"/>
-                <w:b w:val="0"/>
-                <w:i w:val="0"/>
                 <w:color w:val="0D1117"/>
                 <w:sz w:val="18"/>
               </w:rPr>
@@ -2822,29 +4036,18 @@
           </w:p>
           <w:p>
             <w:pPr>
-              <w:spacing w:before="0" w:after="0"/>
+              <w:spacing w:after="0"/>
               <w:ind w:left="170"/>
             </w:pPr>
-            <w:r>
-              <w:rPr>
-                <w:rFonts w:ascii="Courier New" w:hAnsi="Courier New"/>
-                <w:b w:val="0"/>
-                <w:i w:val="0"/>
-                <w:color w:val="0D1117"/>
-                <w:sz w:val="18"/>
-              </w:rPr>
-            </w:r>
           </w:p>
           <w:p>
             <w:pPr>
-              <w:spacing w:before="0" w:after="0"/>
+              <w:spacing w:after="0"/>
               <w:ind w:left="170"/>
             </w:pPr>
             <w:r>
               <w:rPr>
                 <w:rFonts w:ascii="Courier New" w:hAnsi="Courier New"/>
-                <w:b w:val="0"/>
-                <w:i w:val="0"/>
                 <w:color w:val="0D1117"/>
                 <w:sz w:val="18"/>
               </w:rPr>
@@ -2853,14 +4056,12 @@
           </w:p>
           <w:p>
             <w:pPr>
-              <w:spacing w:before="0" w:after="0"/>
+              <w:spacing w:after="0"/>
               <w:ind w:left="170"/>
             </w:pPr>
             <w:r>
               <w:rPr>
                 <w:rFonts w:ascii="Courier New" w:hAnsi="Courier New"/>
-                <w:b w:val="0"/>
-                <w:i w:val="0"/>
                 <w:color w:val="0D1117"/>
                 <w:sz w:val="18"/>
               </w:rPr>
@@ -2869,29 +4070,18 @@
           </w:p>
           <w:p>
             <w:pPr>
-              <w:spacing w:before="0" w:after="0"/>
+              <w:spacing w:after="0"/>
               <w:ind w:left="170"/>
             </w:pPr>
-            <w:r>
-              <w:rPr>
-                <w:rFonts w:ascii="Courier New" w:hAnsi="Courier New"/>
-                <w:b w:val="0"/>
-                <w:i w:val="0"/>
-                <w:color w:val="0D1117"/>
-                <w:sz w:val="18"/>
-              </w:rPr>
-            </w:r>
           </w:p>
           <w:p>
             <w:pPr>
-              <w:spacing w:before="0" w:after="0"/>
+              <w:spacing w:after="0"/>
               <w:ind w:left="170"/>
             </w:pPr>
             <w:r>
               <w:rPr>
                 <w:rFonts w:ascii="Courier New" w:hAnsi="Courier New"/>
-                <w:b w:val="0"/>
-                <w:i w:val="0"/>
                 <w:color w:val="0D1117"/>
                 <w:sz w:val="18"/>
               </w:rPr>
@@ -2900,45 +4090,50 @@
           </w:p>
           <w:p>
             <w:pPr>
-              <w:spacing w:before="0" w:after="0"/>
+              <w:spacing w:after="0"/>
               <w:ind w:left="170"/>
             </w:pPr>
             <w:r>
               <w:rPr>
                 <w:rFonts w:ascii="Courier New" w:hAnsi="Courier New"/>
-                <w:b w:val="0"/>
-                <w:i w:val="0"/>
-                <w:color w:val="0D1117"/>
-                <w:sz w:val="18"/>
-              </w:rPr>
-              <w:t xml:space="preserve">        run: pytest userapi/test/test_unit.py -v --tb=short</w:t>
+                <w:color w:val="0D1117"/>
+                <w:sz w:val="18"/>
+              </w:rPr>
+              <w:t xml:space="preserve">        run: </w:t>
+            </w:r>
+            <w:proofErr w:type="spellStart"/>
+            <w:r>
+              <w:rPr>
+                <w:rFonts w:ascii="Courier New" w:hAnsi="Courier New"/>
+                <w:color w:val="0D1117"/>
+                <w:sz w:val="18"/>
+              </w:rPr>
+              <w:t>pytest</w:t>
+            </w:r>
+            <w:proofErr w:type="spellEnd"/>
+            <w:r>
+              <w:rPr>
+                <w:rFonts w:ascii="Courier New" w:hAnsi="Courier New"/>
+                <w:color w:val="0D1117"/>
+                <w:sz w:val="18"/>
+              </w:rPr>
+              <w:t xml:space="preserve"> userapi/test/test_unit.py -v --tb=short</w:t>
             </w:r>
           </w:p>
           <w:p>
             <w:pPr>
-              <w:spacing w:before="0" w:after="0"/>
+              <w:spacing w:after="0"/>
               <w:ind w:left="170"/>
             </w:pPr>
-            <w:r>
-              <w:rPr>
-                <w:rFonts w:ascii="Courier New" w:hAnsi="Courier New"/>
-                <w:b w:val="0"/>
-                <w:i w:val="0"/>
-                <w:color w:val="0D1117"/>
-                <w:sz w:val="18"/>
-              </w:rPr>
-            </w:r>
           </w:p>
           <w:p>
             <w:pPr>
-              <w:spacing w:before="0" w:after="0"/>
+              <w:spacing w:after="0"/>
               <w:ind w:left="170"/>
             </w:pPr>
             <w:r>
               <w:rPr>
                 <w:rFonts w:ascii="Courier New" w:hAnsi="Courier New"/>
-                <w:b w:val="0"/>
-                <w:i w:val="0"/>
                 <w:color w:val="0D1117"/>
                 <w:sz w:val="18"/>
               </w:rPr>
@@ -2947,45 +4142,50 @@
           </w:p>
           <w:p>
             <w:pPr>
-              <w:spacing w:before="0" w:after="0"/>
+              <w:spacing w:after="0"/>
               <w:ind w:left="170"/>
             </w:pPr>
             <w:r>
               <w:rPr>
                 <w:rFonts w:ascii="Courier New" w:hAnsi="Courier New"/>
-                <w:b w:val="0"/>
-                <w:i w:val="0"/>
-                <w:color w:val="0D1117"/>
-                <w:sz w:val="18"/>
-              </w:rPr>
-              <w:t xml:space="preserve">        run: pytest userapi/test/test_config.py -v --tb=short</w:t>
+                <w:color w:val="0D1117"/>
+                <w:sz w:val="18"/>
+              </w:rPr>
+              <w:t xml:space="preserve">        run: </w:t>
+            </w:r>
+            <w:proofErr w:type="spellStart"/>
+            <w:r>
+              <w:rPr>
+                <w:rFonts w:ascii="Courier New" w:hAnsi="Courier New"/>
+                <w:color w:val="0D1117"/>
+                <w:sz w:val="18"/>
+              </w:rPr>
+              <w:t>pytest</w:t>
+            </w:r>
+            <w:proofErr w:type="spellEnd"/>
+            <w:r>
+              <w:rPr>
+                <w:rFonts w:ascii="Courier New" w:hAnsi="Courier New"/>
+                <w:color w:val="0D1117"/>
+                <w:sz w:val="18"/>
+              </w:rPr>
+              <w:t xml:space="preserve"> userapi/test/test_config.py -v --tb=short</w:t>
             </w:r>
           </w:p>
           <w:p>
             <w:pPr>
-              <w:spacing w:before="0" w:after="0"/>
+              <w:spacing w:after="0"/>
               <w:ind w:left="170"/>
             </w:pPr>
-            <w:r>
-              <w:rPr>
-                <w:rFonts w:ascii="Courier New" w:hAnsi="Courier New"/>
-                <w:b w:val="0"/>
-                <w:i w:val="0"/>
-                <w:color w:val="0D1117"/>
-                <w:sz w:val="18"/>
-              </w:rPr>
-            </w:r>
           </w:p>
           <w:p>
             <w:pPr>
-              <w:spacing w:before="0" w:after="0"/>
+              <w:spacing w:after="0"/>
               <w:ind w:left="170"/>
             </w:pPr>
             <w:r>
               <w:rPr>
                 <w:rFonts w:ascii="Courier New" w:hAnsi="Courier New"/>
-                <w:b w:val="0"/>
-                <w:i w:val="0"/>
                 <w:color w:val="0D1117"/>
                 <w:sz w:val="18"/>
               </w:rPr>
@@ -2994,45 +4194,50 @@
           </w:p>
           <w:p>
             <w:pPr>
-              <w:spacing w:before="0" w:after="0"/>
+              <w:spacing w:after="0"/>
               <w:ind w:left="170"/>
             </w:pPr>
             <w:r>
               <w:rPr>
                 <w:rFonts w:ascii="Courier New" w:hAnsi="Courier New"/>
-                <w:b w:val="0"/>
-                <w:i w:val="0"/>
-                <w:color w:val="0D1117"/>
-                <w:sz w:val="18"/>
-              </w:rPr>
-              <w:t xml:space="preserve">        run: pytest userapi/test/test_connection.py -v --tb=short</w:t>
+                <w:color w:val="0D1117"/>
+                <w:sz w:val="18"/>
+              </w:rPr>
+              <w:t xml:space="preserve">        run: </w:t>
+            </w:r>
+            <w:proofErr w:type="spellStart"/>
+            <w:r>
+              <w:rPr>
+                <w:rFonts w:ascii="Courier New" w:hAnsi="Courier New"/>
+                <w:color w:val="0D1117"/>
+                <w:sz w:val="18"/>
+              </w:rPr>
+              <w:t>pytest</w:t>
+            </w:r>
+            <w:proofErr w:type="spellEnd"/>
+            <w:r>
+              <w:rPr>
+                <w:rFonts w:ascii="Courier New" w:hAnsi="Courier New"/>
+                <w:color w:val="0D1117"/>
+                <w:sz w:val="18"/>
+              </w:rPr>
+              <w:t xml:space="preserve"> userapi/test/test_connection.py -v --tb=short</w:t>
             </w:r>
           </w:p>
           <w:p>
             <w:pPr>
-              <w:spacing w:before="0" w:after="0"/>
+              <w:spacing w:after="0"/>
               <w:ind w:left="170"/>
             </w:pPr>
-            <w:r>
-              <w:rPr>
-                <w:rFonts w:ascii="Courier New" w:hAnsi="Courier New"/>
-                <w:b w:val="0"/>
-                <w:i w:val="0"/>
-                <w:color w:val="0D1117"/>
-                <w:sz w:val="18"/>
-              </w:rPr>
-            </w:r>
           </w:p>
           <w:p>
             <w:pPr>
-              <w:spacing w:before="0" w:after="0"/>
+              <w:spacing w:after="0"/>
               <w:ind w:left="170"/>
             </w:pPr>
             <w:r>
               <w:rPr>
                 <w:rFonts w:ascii="Courier New" w:hAnsi="Courier New"/>
-                <w:b w:val="0"/>
-                <w:i w:val="0"/>
                 <w:color w:val="0D1117"/>
                 <w:sz w:val="18"/>
               </w:rPr>
@@ -3041,18 +4246,34 @@
           </w:p>
           <w:p>
             <w:pPr>
-              <w:spacing w:before="0" w:after="0"/>
+              <w:spacing w:after="0"/>
               <w:ind w:left="170"/>
             </w:pPr>
             <w:r>
               <w:rPr>
                 <w:rFonts w:ascii="Courier New" w:hAnsi="Courier New"/>
-                <w:b w:val="0"/>
-                <w:i w:val="0"/>
-                <w:color w:val="0D1117"/>
-                <w:sz w:val="18"/>
-              </w:rPr>
-              <w:t xml:space="preserve">        run: pytest userapi/test/test_api.py -v --tb=short</w:t>
+                <w:color w:val="0D1117"/>
+                <w:sz w:val="18"/>
+              </w:rPr>
+              <w:t xml:space="preserve">        run: </w:t>
+            </w:r>
+            <w:proofErr w:type="spellStart"/>
+            <w:r>
+              <w:rPr>
+                <w:rFonts w:ascii="Courier New" w:hAnsi="Courier New"/>
+                <w:color w:val="0D1117"/>
+                <w:sz w:val="18"/>
+              </w:rPr>
+              <w:t>pytest</w:t>
+            </w:r>
+            <w:proofErr w:type="spellEnd"/>
+            <w:r>
+              <w:rPr>
+                <w:rFonts w:ascii="Courier New" w:hAnsi="Courier New"/>
+                <w:color w:val="0D1117"/>
+                <w:sz w:val="18"/>
+              </w:rPr>
+              <w:t xml:space="preserve"> userapi/test/test_api.py -v --tb=short</w:t>
             </w:r>
           </w:p>
         </w:tc>
@@ -3073,7 +4294,6 @@
           <w:color w:val="0D1117"/>
           <w:sz w:val="36"/>
         </w:rPr>
-        <w:lastRenderedPageBreak/>
         <w:t>3. Instructions</w:t>
       </w:r>
     </w:p>
@@ -3320,7 +4540,23 @@
                 <w:rFonts w:ascii="Calibri" w:hAnsi="Calibri"/>
                 <w:sz w:val="20"/>
               </w:rPr>
-              <w:t>vagrant up (IaC provisioning)</w:t>
+              <w:t>vagrant up (</w:t>
+            </w:r>
+            <w:proofErr w:type="spellStart"/>
+            <w:r>
+              <w:rPr>
+                <w:rFonts w:ascii="Calibri" w:hAnsi="Calibri"/>
+                <w:sz w:val="20"/>
+              </w:rPr>
+              <w:t>IaC</w:t>
+            </w:r>
+            <w:proofErr w:type="spellEnd"/>
+            <w:r>
+              <w:rPr>
+                <w:rFonts w:ascii="Calibri" w:hAnsi="Calibri"/>
+                <w:sz w:val="20"/>
+              </w:rPr>
+              <w:t xml:space="preserve"> provisioning)</w:t>
             </w:r>
           </w:p>
         </w:tc>
@@ -3338,6 +4574,7 @@
             <w:shd w:val="clear" w:color="auto" w:fill="F6F8FA"/>
           </w:tcPr>
           <w:p>
+            <w:proofErr w:type="spellStart"/>
             <w:r>
               <w:rPr>
                 <w:rFonts w:ascii="Calibri" w:hAnsi="Calibri"/>
@@ -3345,6 +4582,7 @@
               </w:rPr>
               <w:t>Minikube</w:t>
             </w:r>
+            <w:proofErr w:type="spellEnd"/>
           </w:p>
         </w:tc>
         <w:tc>
@@ -3382,6 +4620,7 @@
             <w:shd w:val="clear" w:color="auto" w:fill="FFFFFF"/>
           </w:tcPr>
           <w:p>
+            <w:proofErr w:type="spellStart"/>
             <w:r>
               <w:rPr>
                 <w:rFonts w:ascii="Calibri" w:hAnsi="Calibri"/>
@@ -3389,6 +4628,7 @@
               </w:rPr>
               <w:t>kubectl</w:t>
             </w:r>
+            <w:proofErr w:type="spellEnd"/>
           </w:p>
         </w:tc>
         <w:tc>
@@ -3468,6 +4708,7 @@
               </w:rPr>
               <w:t>DB_HOST=</w:t>
             </w:r>
+            <w:proofErr w:type="spellStart"/>
             <w:r>
               <w:rPr>
                 <w:rFonts w:ascii="Courier New" w:hAnsi="Courier New"/>
@@ -3476,6 +4717,7 @@
               </w:rPr>
               <w:t>postgres</w:t>
             </w:r>
+            <w:proofErr w:type="spellEnd"/>
           </w:p>
           <w:p>
             <w:pPr>
@@ -3502,8 +4744,18 @@
                 <w:color w:val="0D1117"/>
                 <w:sz w:val="18"/>
               </w:rPr>
-              <w:t>DB_NAME=userapi_db</w:t>
-            </w:r>
+              <w:t>DB_NAME=</w:t>
+            </w:r>
+            <w:proofErr w:type="spellStart"/>
+            <w:r>
+              <w:rPr>
+                <w:rFonts w:ascii="Courier New" w:hAnsi="Courier New"/>
+                <w:color w:val="0D1117"/>
+                <w:sz w:val="18"/>
+              </w:rPr>
+              <w:t>userapi_db</w:t>
+            </w:r>
+            <w:proofErr w:type="spellEnd"/>
           </w:p>
           <w:p>
             <w:pPr>
@@ -3586,7 +4838,47 @@
           <w:color w:val="55636F"/>
           <w:sz w:val="20"/>
         </w:rPr>
-        <w:t>Note: Inside Docker Compose, DB_HOST=postgres is set automatically via docker-compose.yaml environment block.</w:t>
+        <w:t>Note: Inside Docker Compose, DB_HOST=</w:t>
+      </w:r>
+      <w:proofErr w:type="spellStart"/>
+      <w:r>
+        <w:rPr>
+          <w:rFonts w:ascii="Calibri" w:hAnsi="Calibri"/>
+          <w:i/>
+          <w:color w:val="55636F"/>
+          <w:sz w:val="20"/>
+        </w:rPr>
+        <w:t>postgres</w:t>
+      </w:r>
+      <w:proofErr w:type="spellEnd"/>
+      <w:r>
+        <w:rPr>
+          <w:rFonts w:ascii="Calibri" w:hAnsi="Calibri"/>
+          <w:i/>
+          <w:color w:val="55636F"/>
+          <w:sz w:val="20"/>
+        </w:rPr>
+        <w:t xml:space="preserve"> is set automatically via docker-</w:t>
+      </w:r>
+      <w:proofErr w:type="spellStart"/>
+      <w:r>
+        <w:rPr>
+          <w:rFonts w:ascii="Calibri" w:hAnsi="Calibri"/>
+          <w:i/>
+          <w:color w:val="55636F"/>
+          <w:sz w:val="20"/>
+        </w:rPr>
+        <w:t>compose.yaml</w:t>
+      </w:r>
+      <w:proofErr w:type="spellEnd"/>
+      <w:r>
+        <w:rPr>
+          <w:rFonts w:ascii="Calibri" w:hAnsi="Calibri"/>
+          <w:i/>
+          <w:color w:val="55636F"/>
+          <w:sz w:val="20"/>
+        </w:rPr>
+        <w:t xml:space="preserve"> environment block.</w:t>
       </w:r>
     </w:p>
     <w:p>
@@ -3600,6 +4892,7 @@
           <w:color w:val="0D1117"/>
           <w:sz w:val="26"/>
         </w:rPr>
+        <w:lastRenderedPageBreak/>
         <w:t>3.3  Run with Docker Compose</w:t>
       </w:r>
     </w:p>
@@ -3758,7 +5051,25 @@
                 <w:color w:val="0D1117"/>
                 <w:sz w:val="18"/>
               </w:rPr>
-              <w:t>#   pgAdmin    →  http://localhost:5050   (admin@admin.com / admin)</w:t>
+              <w:t xml:space="preserve">#   </w:t>
+            </w:r>
+            <w:proofErr w:type="spellStart"/>
+            <w:r>
+              <w:rPr>
+                <w:rFonts w:ascii="Courier New" w:hAnsi="Courier New"/>
+                <w:color w:val="0D1117"/>
+                <w:sz w:val="18"/>
+              </w:rPr>
+              <w:t>pgAdmin</w:t>
+            </w:r>
+            <w:proofErr w:type="spellEnd"/>
+            <w:r>
+              <w:rPr>
+                <w:rFonts w:ascii="Courier New" w:hAnsi="Courier New"/>
+                <w:color w:val="0D1117"/>
+                <w:sz w:val="18"/>
+              </w:rPr>
+              <w:t xml:space="preserve">    →  http://localhost:5050   (admin@admin.com / admin)</w:t>
             </w:r>
           </w:p>
           <w:p>
@@ -3866,7 +5177,25 @@
                 <w:color w:val="0D1117"/>
                 <w:sz w:val="18"/>
               </w:rPr>
-              <w:t xml:space="preserve">  -H "Content-Type: application/json" \</w:t>
+              <w:t xml:space="preserve">  -H "Content-Type: application/</w:t>
+            </w:r>
+            <w:proofErr w:type="spellStart"/>
+            <w:r>
+              <w:rPr>
+                <w:rFonts w:ascii="Courier New" w:hAnsi="Courier New"/>
+                <w:color w:val="0D1117"/>
+                <w:sz w:val="18"/>
+              </w:rPr>
+              <w:t>json</w:t>
+            </w:r>
+            <w:proofErr w:type="spellEnd"/>
+            <w:r>
+              <w:rPr>
+                <w:rFonts w:ascii="Courier New" w:hAnsi="Courier New"/>
+                <w:color w:val="0D1117"/>
+                <w:sz w:val="18"/>
+              </w:rPr>
+              <w:t>" \</w:t>
             </w:r>
           </w:p>
           <w:p>
@@ -3880,7 +5209,61 @@
                 <w:color w:val="0D1117"/>
                 <w:sz w:val="18"/>
               </w:rPr>
-              <w:t xml:space="preserve">  -d "{\"username\": \"alice\", \"email\": \"alice@example.com\", \"firstname\": \"Alice\", \"lastname\": \"Smith\"}"</w:t>
+              <w:t xml:space="preserve">  -d "{\"username\": \"</w:t>
+            </w:r>
+            <w:proofErr w:type="spellStart"/>
+            <w:r>
+              <w:rPr>
+                <w:rFonts w:ascii="Courier New" w:hAnsi="Courier New"/>
+                <w:color w:val="0D1117"/>
+                <w:sz w:val="18"/>
+              </w:rPr>
+              <w:t>alice</w:t>
+            </w:r>
+            <w:proofErr w:type="spellEnd"/>
+            <w:r>
+              <w:rPr>
+                <w:rFonts w:ascii="Courier New" w:hAnsi="Courier New"/>
+                <w:color w:val="0D1117"/>
+                <w:sz w:val="18"/>
+              </w:rPr>
+              <w:t>\", \"email\": \"alice@example.com\", \"</w:t>
+            </w:r>
+            <w:proofErr w:type="spellStart"/>
+            <w:r>
+              <w:rPr>
+                <w:rFonts w:ascii="Courier New" w:hAnsi="Courier New"/>
+                <w:color w:val="0D1117"/>
+                <w:sz w:val="18"/>
+              </w:rPr>
+              <w:t>firstname</w:t>
+            </w:r>
+            <w:proofErr w:type="spellEnd"/>
+            <w:r>
+              <w:rPr>
+                <w:rFonts w:ascii="Courier New" w:hAnsi="Courier New"/>
+                <w:color w:val="0D1117"/>
+                <w:sz w:val="18"/>
+              </w:rPr>
+              <w:t>\": \"Alice\", \"</w:t>
+            </w:r>
+            <w:proofErr w:type="spellStart"/>
+            <w:r>
+              <w:rPr>
+                <w:rFonts w:ascii="Courier New" w:hAnsi="Courier New"/>
+                <w:color w:val="0D1117"/>
+                <w:sz w:val="18"/>
+              </w:rPr>
+              <w:t>lastname</w:t>
+            </w:r>
+            <w:proofErr w:type="spellEnd"/>
+            <w:r>
+              <w:rPr>
+                <w:rFonts w:ascii="Courier New" w:hAnsi="Courier New"/>
+                <w:color w:val="0D1117"/>
+                <w:sz w:val="18"/>
+              </w:rPr>
+              <w:t>\": \"Smith\"}"</w:t>
             </w:r>
           </w:p>
           <w:p>
@@ -3996,7 +5379,25 @@
                 <w:color w:val="0D1117"/>
                 <w:sz w:val="18"/>
               </w:rPr>
-              <w:t xml:space="preserve">  -H "Content-Type: application/json" \</w:t>
+              <w:t xml:space="preserve">  -H "Content-Type: application/</w:t>
+            </w:r>
+            <w:proofErr w:type="spellStart"/>
+            <w:r>
+              <w:rPr>
+                <w:rFonts w:ascii="Courier New" w:hAnsi="Courier New"/>
+                <w:color w:val="0D1117"/>
+                <w:sz w:val="18"/>
+              </w:rPr>
+              <w:t>json</w:t>
+            </w:r>
+            <w:proofErr w:type="spellEnd"/>
+            <w:r>
+              <w:rPr>
+                <w:rFonts w:ascii="Courier New" w:hAnsi="Courier New"/>
+                <w:color w:val="0D1117"/>
+                <w:sz w:val="18"/>
+              </w:rPr>
+              <w:t>" \</w:t>
             </w:r>
           </w:p>
           <w:p>
@@ -4010,7 +5411,25 @@
                 <w:color w:val="0D1117"/>
                 <w:sz w:val="18"/>
               </w:rPr>
-              <w:t xml:space="preserve">  -d "{\"firstname\": \"Alicia\"}"</w:t>
+              <w:t xml:space="preserve">  -d "{\"</w:t>
+            </w:r>
+            <w:proofErr w:type="spellStart"/>
+            <w:r>
+              <w:rPr>
+                <w:rFonts w:ascii="Courier New" w:hAnsi="Courier New"/>
+                <w:color w:val="0D1117"/>
+                <w:sz w:val="18"/>
+              </w:rPr>
+              <w:t>firstname</w:t>
+            </w:r>
+            <w:proofErr w:type="spellEnd"/>
+            <w:r>
+              <w:rPr>
+                <w:rFonts w:ascii="Courier New" w:hAnsi="Courier New"/>
+                <w:color w:val="0D1117"/>
+                <w:sz w:val="18"/>
+              </w:rPr>
+              <w:t>\": \"Alicia\"}"</w:t>
             </w:r>
           </w:p>
           <w:p>
@@ -4152,13 +5571,23 @@
               <w:spacing w:after="0"/>
               <w:ind w:left="170"/>
             </w:pPr>
-            <w:r>
-              <w:rPr>
-                <w:rFonts w:ascii="Courier New" w:hAnsi="Courier New"/>
-                <w:color w:val="0D1117"/>
-                <w:sz w:val="18"/>
-              </w:rPr>
-              <w:t>pytest test/ -v</w:t>
+            <w:proofErr w:type="spellStart"/>
+            <w:r>
+              <w:rPr>
+                <w:rFonts w:ascii="Courier New" w:hAnsi="Courier New"/>
+                <w:color w:val="0D1117"/>
+                <w:sz w:val="18"/>
+              </w:rPr>
+              <w:t>pytest</w:t>
+            </w:r>
+            <w:proofErr w:type="spellEnd"/>
+            <w:r>
+              <w:rPr>
+                <w:rFonts w:ascii="Courier New" w:hAnsi="Courier New"/>
+                <w:color w:val="0D1117"/>
+                <w:sz w:val="18"/>
+              </w:rPr>
+              <w:t xml:space="preserve"> test/ -v</w:t>
             </w:r>
           </w:p>
           <w:p>
@@ -4186,13 +5615,24 @@
               <w:spacing w:after="0"/>
               <w:ind w:left="170"/>
             </w:pPr>
-            <w:r>
-              <w:rPr>
-                <w:rFonts w:ascii="Courier New" w:hAnsi="Courier New"/>
-                <w:color w:val="0D1117"/>
-                <w:sz w:val="18"/>
-              </w:rPr>
-              <w:t>pytest test/test_unit.py       -v   # 6  unit tests</w:t>
+            <w:proofErr w:type="spellStart"/>
+            <w:r>
+              <w:rPr>
+                <w:rFonts w:ascii="Courier New" w:hAnsi="Courier New"/>
+                <w:color w:val="0D1117"/>
+                <w:sz w:val="18"/>
+              </w:rPr>
+              <w:lastRenderedPageBreak/>
+              <w:t>pytest</w:t>
+            </w:r>
+            <w:proofErr w:type="spellEnd"/>
+            <w:r>
+              <w:rPr>
+                <w:rFonts w:ascii="Courier New" w:hAnsi="Courier New"/>
+                <w:color w:val="0D1117"/>
+                <w:sz w:val="18"/>
+              </w:rPr>
+              <w:t xml:space="preserve"> test/test_unit.py       -v   # 6  unit tests</w:t>
             </w:r>
           </w:p>
           <w:p>
@@ -4200,13 +5640,23 @@
               <w:spacing w:after="0"/>
               <w:ind w:left="170"/>
             </w:pPr>
-            <w:r>
-              <w:rPr>
-                <w:rFonts w:ascii="Courier New" w:hAnsi="Courier New"/>
-                <w:color w:val="0D1117"/>
-                <w:sz w:val="18"/>
-              </w:rPr>
-              <w:t>pytest test/test_config.py     -v   # 11 config tests</w:t>
+            <w:proofErr w:type="spellStart"/>
+            <w:r>
+              <w:rPr>
+                <w:rFonts w:ascii="Courier New" w:hAnsi="Courier New"/>
+                <w:color w:val="0D1117"/>
+                <w:sz w:val="18"/>
+              </w:rPr>
+              <w:t>pytest</w:t>
+            </w:r>
+            <w:proofErr w:type="spellEnd"/>
+            <w:r>
+              <w:rPr>
+                <w:rFonts w:ascii="Courier New" w:hAnsi="Courier New"/>
+                <w:color w:val="0D1117"/>
+                <w:sz w:val="18"/>
+              </w:rPr>
+              <w:t xml:space="preserve"> test/test_config.py     -v   # 11 config tests</w:t>
             </w:r>
           </w:p>
           <w:p>
@@ -4214,13 +5664,23 @@
               <w:spacing w:after="0"/>
               <w:ind w:left="170"/>
             </w:pPr>
-            <w:r>
-              <w:rPr>
-                <w:rFonts w:ascii="Courier New" w:hAnsi="Courier New"/>
-                <w:color w:val="0D1117"/>
-                <w:sz w:val="18"/>
-              </w:rPr>
-              <w:t>pytest test/test_connection.py -v   # 7  connection tests</w:t>
+            <w:proofErr w:type="spellStart"/>
+            <w:r>
+              <w:rPr>
+                <w:rFonts w:ascii="Courier New" w:hAnsi="Courier New"/>
+                <w:color w:val="0D1117"/>
+                <w:sz w:val="18"/>
+              </w:rPr>
+              <w:t>pytest</w:t>
+            </w:r>
+            <w:proofErr w:type="spellEnd"/>
+            <w:r>
+              <w:rPr>
+                <w:rFonts w:ascii="Courier New" w:hAnsi="Courier New"/>
+                <w:color w:val="0D1117"/>
+                <w:sz w:val="18"/>
+              </w:rPr>
+              <w:t xml:space="preserve"> test/test_connection.py -v   # 7  connection tests</w:t>
             </w:r>
           </w:p>
           <w:p>
@@ -4228,13 +5688,23 @@
               <w:spacing w:after="0"/>
               <w:ind w:left="170"/>
             </w:pPr>
-            <w:r>
-              <w:rPr>
-                <w:rFonts w:ascii="Courier New" w:hAnsi="Courier New"/>
-                <w:color w:val="0D1117"/>
-                <w:sz w:val="18"/>
-              </w:rPr>
-              <w:t>pytest test/test_api.py        -v   # 22 API tests</w:t>
+            <w:proofErr w:type="spellStart"/>
+            <w:r>
+              <w:rPr>
+                <w:rFonts w:ascii="Courier New" w:hAnsi="Courier New"/>
+                <w:color w:val="0D1117"/>
+                <w:sz w:val="18"/>
+              </w:rPr>
+              <w:t>pytest</w:t>
+            </w:r>
+            <w:proofErr w:type="spellEnd"/>
+            <w:r>
+              <w:rPr>
+                <w:rFonts w:ascii="Courier New" w:hAnsi="Courier New"/>
+                <w:color w:val="0D1117"/>
+                <w:sz w:val="18"/>
+              </w:rPr>
+              <w:t xml:space="preserve"> test/test_api.py        -v   # 22 API tests</w:t>
             </w:r>
           </w:p>
         </w:tc>
@@ -4252,7 +5722,27 @@
           <w:color w:val="0D1117"/>
           <w:sz w:val="26"/>
         </w:rPr>
-        <w:t>3.6  Vagrant (IaC)</w:t>
+        <w:t>3.6  Vagrant (</w:t>
+      </w:r>
+      <w:proofErr w:type="spellStart"/>
+      <w:r>
+        <w:rPr>
+          <w:rFonts w:ascii="Calibri" w:hAnsi="Calibri"/>
+          <w:b/>
+          <w:color w:val="0D1117"/>
+          <w:sz w:val="26"/>
+        </w:rPr>
+        <w:t>IaC</w:t>
+      </w:r>
+      <w:proofErr w:type="spellEnd"/>
+      <w:r>
+        <w:rPr>
+          <w:rFonts w:ascii="Calibri" w:hAnsi="Calibri"/>
+          <w:b/>
+          <w:color w:val="0D1117"/>
+          <w:sz w:val="26"/>
+        </w:rPr>
+        <w:t>)</w:t>
       </w:r>
     </w:p>
     <w:tbl>
@@ -4376,14 +5866,52 @@
               <w:spacing w:after="0"/>
               <w:ind w:left="170"/>
             </w:pPr>
-            <w:r>
-              <w:rPr>
-                <w:rFonts w:ascii="Courier New" w:hAnsi="Courier New"/>
-                <w:color w:val="0D1117"/>
-                <w:sz w:val="18"/>
-              </w:rPr>
-              <w:t>sudo systemctl status userapi</w:t>
-            </w:r>
+            <w:proofErr w:type="spellStart"/>
+            <w:r>
+              <w:rPr>
+                <w:rFonts w:ascii="Courier New" w:hAnsi="Courier New"/>
+                <w:color w:val="0D1117"/>
+                <w:sz w:val="18"/>
+              </w:rPr>
+              <w:t>sudo</w:t>
+            </w:r>
+            <w:proofErr w:type="spellEnd"/>
+            <w:r>
+              <w:rPr>
+                <w:rFonts w:ascii="Courier New" w:hAnsi="Courier New"/>
+                <w:color w:val="0D1117"/>
+                <w:sz w:val="18"/>
+              </w:rPr>
+              <w:t xml:space="preserve"> </w:t>
+            </w:r>
+            <w:proofErr w:type="spellStart"/>
+            <w:r>
+              <w:rPr>
+                <w:rFonts w:ascii="Courier New" w:hAnsi="Courier New"/>
+                <w:color w:val="0D1117"/>
+                <w:sz w:val="18"/>
+              </w:rPr>
+              <w:t>systemctl</w:t>
+            </w:r>
+            <w:proofErr w:type="spellEnd"/>
+            <w:r>
+              <w:rPr>
+                <w:rFonts w:ascii="Courier New" w:hAnsi="Courier New"/>
+                <w:color w:val="0D1117"/>
+                <w:sz w:val="18"/>
+              </w:rPr>
+              <w:t xml:space="preserve"> status </w:t>
+            </w:r>
+            <w:proofErr w:type="spellStart"/>
+            <w:r>
+              <w:rPr>
+                <w:rFonts w:ascii="Courier New" w:hAnsi="Courier New"/>
+                <w:color w:val="0D1117"/>
+                <w:sz w:val="18"/>
+              </w:rPr>
+              <w:t>userapi</w:t>
+            </w:r>
+            <w:proofErr w:type="spellEnd"/>
           </w:p>
           <w:p>
             <w:pPr>
@@ -4522,7 +6050,27 @@
           <w:color w:val="0D1117"/>
           <w:sz w:val="26"/>
         </w:rPr>
-        <w:t>3.7  Kubernetes (Minikube)</w:t>
+        <w:t>3.7  Kubernetes (</w:t>
+      </w:r>
+      <w:proofErr w:type="spellStart"/>
+      <w:r>
+        <w:rPr>
+          <w:rFonts w:ascii="Calibri" w:hAnsi="Calibri"/>
+          <w:b/>
+          <w:color w:val="0D1117"/>
+          <w:sz w:val="26"/>
+        </w:rPr>
+        <w:t>Minikube</w:t>
+      </w:r>
+      <w:proofErr w:type="spellEnd"/>
+      <w:r>
+        <w:rPr>
+          <w:rFonts w:ascii="Calibri" w:hAnsi="Calibri"/>
+          <w:b/>
+          <w:color w:val="0D1117"/>
+          <w:sz w:val="26"/>
+        </w:rPr>
+        <w:t>)</w:t>
       </w:r>
     </w:p>
     <w:tbl>
@@ -4550,21 +6098,41 @@
                 <w:color w:val="0D1117"/>
                 <w:sz w:val="18"/>
               </w:rPr>
-              <w:t># Start Minikube</w:t>
-            </w:r>
+              <w:t xml:space="preserve"># Start </w:t>
+            </w:r>
+            <w:proofErr w:type="spellStart"/>
+            <w:r>
+              <w:rPr>
+                <w:rFonts w:ascii="Courier New" w:hAnsi="Courier New"/>
+                <w:color w:val="0D1117"/>
+                <w:sz w:val="18"/>
+              </w:rPr>
+              <w:t>Minikube</w:t>
+            </w:r>
+            <w:proofErr w:type="spellEnd"/>
           </w:p>
           <w:p>
             <w:pPr>
               <w:spacing w:after="0"/>
               <w:ind w:left="170"/>
             </w:pPr>
-            <w:r>
-              <w:rPr>
-                <w:rFonts w:ascii="Courier New" w:hAnsi="Courier New"/>
-                <w:color w:val="0D1117"/>
-                <w:sz w:val="18"/>
-              </w:rPr>
-              <w:t>minikube start</w:t>
+            <w:proofErr w:type="spellStart"/>
+            <w:r>
+              <w:rPr>
+                <w:rFonts w:ascii="Courier New" w:hAnsi="Courier New"/>
+                <w:color w:val="0D1117"/>
+                <w:sz w:val="18"/>
+              </w:rPr>
+              <w:t>minikube</w:t>
+            </w:r>
+            <w:proofErr w:type="spellEnd"/>
+            <w:r>
+              <w:rPr>
+                <w:rFonts w:ascii="Courier New" w:hAnsi="Courier New"/>
+                <w:color w:val="0D1117"/>
+                <w:sz w:val="18"/>
+              </w:rPr>
+              <w:t xml:space="preserve"> start</w:t>
             </w:r>
           </w:p>
           <w:p>
@@ -4592,13 +6160,41 @@
               <w:spacing w:after="0"/>
               <w:ind w:left="170"/>
             </w:pPr>
-            <w:r>
-              <w:rPr>
-                <w:rFonts w:ascii="Courier New" w:hAnsi="Courier New"/>
-                <w:color w:val="0D1117"/>
-                <w:sz w:val="18"/>
-              </w:rPr>
-              <w:t>kubectl apply -f k8s/persistent-volume.yaml      --validate=false</w:t>
+            <w:proofErr w:type="spellStart"/>
+            <w:r>
+              <w:rPr>
+                <w:rFonts w:ascii="Courier New" w:hAnsi="Courier New"/>
+                <w:color w:val="0D1117"/>
+                <w:sz w:val="18"/>
+              </w:rPr>
+              <w:t>kubectl</w:t>
+            </w:r>
+            <w:proofErr w:type="spellEnd"/>
+            <w:r>
+              <w:rPr>
+                <w:rFonts w:ascii="Courier New" w:hAnsi="Courier New"/>
+                <w:color w:val="0D1117"/>
+                <w:sz w:val="18"/>
+              </w:rPr>
+              <w:t xml:space="preserve"> apply -f k8s/persistent-</w:t>
+            </w:r>
+            <w:proofErr w:type="spellStart"/>
+            <w:r>
+              <w:rPr>
+                <w:rFonts w:ascii="Courier New" w:hAnsi="Courier New"/>
+                <w:color w:val="0D1117"/>
+                <w:sz w:val="18"/>
+              </w:rPr>
+              <w:t>volume.yaml</w:t>
+            </w:r>
+            <w:proofErr w:type="spellEnd"/>
+            <w:r>
+              <w:rPr>
+                <w:rFonts w:ascii="Courier New" w:hAnsi="Courier New"/>
+                <w:color w:val="0D1117"/>
+                <w:sz w:val="18"/>
+              </w:rPr>
+              <w:t xml:space="preserve">      --validate=false</w:t>
             </w:r>
           </w:p>
           <w:p>
@@ -4606,13 +6202,41 @@
               <w:spacing w:after="0"/>
               <w:ind w:left="170"/>
             </w:pPr>
-            <w:r>
-              <w:rPr>
-                <w:rFonts w:ascii="Courier New" w:hAnsi="Courier New"/>
-                <w:color w:val="0D1117"/>
-                <w:sz w:val="18"/>
-              </w:rPr>
-              <w:t>kubectl apply -f k8s/persistent-volume-claim.yaml --validate=false</w:t>
+            <w:proofErr w:type="spellStart"/>
+            <w:r>
+              <w:rPr>
+                <w:rFonts w:ascii="Courier New" w:hAnsi="Courier New"/>
+                <w:color w:val="0D1117"/>
+                <w:sz w:val="18"/>
+              </w:rPr>
+              <w:t>kubectl</w:t>
+            </w:r>
+            <w:proofErr w:type="spellEnd"/>
+            <w:r>
+              <w:rPr>
+                <w:rFonts w:ascii="Courier New" w:hAnsi="Courier New"/>
+                <w:color w:val="0D1117"/>
+                <w:sz w:val="18"/>
+              </w:rPr>
+              <w:t xml:space="preserve"> apply -f k8s/persistent-volume-</w:t>
+            </w:r>
+            <w:proofErr w:type="spellStart"/>
+            <w:r>
+              <w:rPr>
+                <w:rFonts w:ascii="Courier New" w:hAnsi="Courier New"/>
+                <w:color w:val="0D1117"/>
+                <w:sz w:val="18"/>
+              </w:rPr>
+              <w:t>claim.yaml</w:t>
+            </w:r>
+            <w:proofErr w:type="spellEnd"/>
+            <w:r>
+              <w:rPr>
+                <w:rFonts w:ascii="Courier New" w:hAnsi="Courier New"/>
+                <w:color w:val="0D1117"/>
+                <w:sz w:val="18"/>
+              </w:rPr>
+              <w:t xml:space="preserve"> --validate=false</w:t>
             </w:r>
           </w:p>
           <w:p>
@@ -4620,13 +6244,41 @@
               <w:spacing w:after="0"/>
               <w:ind w:left="170"/>
             </w:pPr>
-            <w:r>
-              <w:rPr>
-                <w:rFonts w:ascii="Courier New" w:hAnsi="Courier New"/>
-                <w:color w:val="0D1117"/>
-                <w:sz w:val="18"/>
-              </w:rPr>
-              <w:t>kubectl apply -f k8s/deployment.yaml              --validate=false</w:t>
+            <w:proofErr w:type="spellStart"/>
+            <w:r>
+              <w:rPr>
+                <w:rFonts w:ascii="Courier New" w:hAnsi="Courier New"/>
+                <w:color w:val="0D1117"/>
+                <w:sz w:val="18"/>
+              </w:rPr>
+              <w:t>kubectl</w:t>
+            </w:r>
+            <w:proofErr w:type="spellEnd"/>
+            <w:r>
+              <w:rPr>
+                <w:rFonts w:ascii="Courier New" w:hAnsi="Courier New"/>
+                <w:color w:val="0D1117"/>
+                <w:sz w:val="18"/>
+              </w:rPr>
+              <w:t xml:space="preserve"> apply -f k8s/</w:t>
+            </w:r>
+            <w:proofErr w:type="spellStart"/>
+            <w:r>
+              <w:rPr>
+                <w:rFonts w:ascii="Courier New" w:hAnsi="Courier New"/>
+                <w:color w:val="0D1117"/>
+                <w:sz w:val="18"/>
+              </w:rPr>
+              <w:t>deployment.yaml</w:t>
+            </w:r>
+            <w:proofErr w:type="spellEnd"/>
+            <w:r>
+              <w:rPr>
+                <w:rFonts w:ascii="Courier New" w:hAnsi="Courier New"/>
+                <w:color w:val="0D1117"/>
+                <w:sz w:val="18"/>
+              </w:rPr>
+              <w:t xml:space="preserve">              --validate=false</w:t>
             </w:r>
           </w:p>
           <w:p>
@@ -4634,13 +6286,41 @@
               <w:spacing w:after="0"/>
               <w:ind w:left="170"/>
             </w:pPr>
-            <w:r>
-              <w:rPr>
-                <w:rFonts w:ascii="Courier New" w:hAnsi="Courier New"/>
-                <w:color w:val="0D1117"/>
-                <w:sz w:val="18"/>
-              </w:rPr>
-              <w:t>kubectl apply -f k8s/service.yaml                 --validate=false</w:t>
+            <w:proofErr w:type="spellStart"/>
+            <w:r>
+              <w:rPr>
+                <w:rFonts w:ascii="Courier New" w:hAnsi="Courier New"/>
+                <w:color w:val="0D1117"/>
+                <w:sz w:val="18"/>
+              </w:rPr>
+              <w:t>kubectl</w:t>
+            </w:r>
+            <w:proofErr w:type="spellEnd"/>
+            <w:r>
+              <w:rPr>
+                <w:rFonts w:ascii="Courier New" w:hAnsi="Courier New"/>
+                <w:color w:val="0D1117"/>
+                <w:sz w:val="18"/>
+              </w:rPr>
+              <w:t xml:space="preserve"> apply -f k8s/</w:t>
+            </w:r>
+            <w:proofErr w:type="spellStart"/>
+            <w:r>
+              <w:rPr>
+                <w:rFonts w:ascii="Courier New" w:hAnsi="Courier New"/>
+                <w:color w:val="0D1117"/>
+                <w:sz w:val="18"/>
+              </w:rPr>
+              <w:t>service.yaml</w:t>
+            </w:r>
+            <w:proofErr w:type="spellEnd"/>
+            <w:r>
+              <w:rPr>
+                <w:rFonts w:ascii="Courier New" w:hAnsi="Courier New"/>
+                <w:color w:val="0D1117"/>
+                <w:sz w:val="18"/>
+              </w:rPr>
+              <w:t xml:space="preserve">                 --validate=false</w:t>
             </w:r>
           </w:p>
           <w:p>
@@ -4668,13 +6348,23 @@
               <w:spacing w:after="0"/>
               <w:ind w:left="170"/>
             </w:pPr>
-            <w:r>
-              <w:rPr>
-                <w:rFonts w:ascii="Courier New" w:hAnsi="Courier New"/>
-                <w:color w:val="0D1117"/>
-                <w:sz w:val="18"/>
-              </w:rPr>
-              <w:t>kubectl get pods</w:t>
+            <w:proofErr w:type="spellStart"/>
+            <w:r>
+              <w:rPr>
+                <w:rFonts w:ascii="Courier New" w:hAnsi="Courier New"/>
+                <w:color w:val="0D1117"/>
+                <w:sz w:val="18"/>
+              </w:rPr>
+              <w:t>kubectl</w:t>
+            </w:r>
+            <w:proofErr w:type="spellEnd"/>
+            <w:r>
+              <w:rPr>
+                <w:rFonts w:ascii="Courier New" w:hAnsi="Courier New"/>
+                <w:color w:val="0D1117"/>
+                <w:sz w:val="18"/>
+              </w:rPr>
+              <w:t xml:space="preserve"> get pods</w:t>
             </w:r>
           </w:p>
           <w:p>
@@ -4682,13 +6372,23 @@
               <w:spacing w:after="0"/>
               <w:ind w:left="170"/>
             </w:pPr>
-            <w:r>
-              <w:rPr>
-                <w:rFonts w:ascii="Courier New" w:hAnsi="Courier New"/>
-                <w:color w:val="0D1117"/>
-                <w:sz w:val="18"/>
-              </w:rPr>
-              <w:t>kubectl get services</w:t>
+            <w:proofErr w:type="spellStart"/>
+            <w:r>
+              <w:rPr>
+                <w:rFonts w:ascii="Courier New" w:hAnsi="Courier New"/>
+                <w:color w:val="0D1117"/>
+                <w:sz w:val="18"/>
+              </w:rPr>
+              <w:t>kubectl</w:t>
+            </w:r>
+            <w:proofErr w:type="spellEnd"/>
+            <w:r>
+              <w:rPr>
+                <w:rFonts w:ascii="Courier New" w:hAnsi="Courier New"/>
+                <w:color w:val="0D1117"/>
+                <w:sz w:val="18"/>
+              </w:rPr>
+              <w:t xml:space="preserve"> get services</w:t>
             </w:r>
           </w:p>
           <w:p>
@@ -4696,14 +6396,34 @@
               <w:spacing w:after="0"/>
               <w:ind w:left="170"/>
             </w:pPr>
-            <w:r>
-              <w:rPr>
-                <w:rFonts w:ascii="Courier New" w:hAnsi="Courier New"/>
-                <w:color w:val="0D1117"/>
-                <w:sz w:val="18"/>
-              </w:rPr>
-              <w:t>kubectl get pv,pvc</w:t>
-            </w:r>
+            <w:proofErr w:type="spellStart"/>
+            <w:r>
+              <w:rPr>
+                <w:rFonts w:ascii="Courier New" w:hAnsi="Courier New"/>
+                <w:color w:val="0D1117"/>
+                <w:sz w:val="18"/>
+              </w:rPr>
+              <w:t>kubectl</w:t>
+            </w:r>
+            <w:proofErr w:type="spellEnd"/>
+            <w:r>
+              <w:rPr>
+                <w:rFonts w:ascii="Courier New" w:hAnsi="Courier New"/>
+                <w:color w:val="0D1117"/>
+                <w:sz w:val="18"/>
+              </w:rPr>
+              <w:t xml:space="preserve"> get </w:t>
+            </w:r>
+            <w:proofErr w:type="spellStart"/>
+            <w:r>
+              <w:rPr>
+                <w:rFonts w:ascii="Courier New" w:hAnsi="Courier New"/>
+                <w:color w:val="0D1117"/>
+                <w:sz w:val="18"/>
+              </w:rPr>
+              <w:t>pv,pvc</w:t>
+            </w:r>
+            <w:proofErr w:type="spellEnd"/>
           </w:p>
           <w:p>
             <w:pPr>
@@ -4730,14 +6450,52 @@
               <w:spacing w:after="0"/>
               <w:ind w:left="170"/>
             </w:pPr>
-            <w:r>
-              <w:rPr>
-                <w:rFonts w:ascii="Courier New" w:hAnsi="Courier New"/>
-                <w:color w:val="0D1117"/>
-                <w:sz w:val="18"/>
-              </w:rPr>
-              <w:t>minikube service userapi-service --url</w:t>
-            </w:r>
+            <w:proofErr w:type="spellStart"/>
+            <w:r>
+              <w:rPr>
+                <w:rFonts w:ascii="Courier New" w:hAnsi="Courier New"/>
+                <w:color w:val="0D1117"/>
+                <w:sz w:val="18"/>
+              </w:rPr>
+              <w:t>minikube</w:t>
+            </w:r>
+            <w:proofErr w:type="spellEnd"/>
+            <w:r>
+              <w:rPr>
+                <w:rFonts w:ascii="Courier New" w:hAnsi="Courier New"/>
+                <w:color w:val="0D1117"/>
+                <w:sz w:val="18"/>
+              </w:rPr>
+              <w:t xml:space="preserve"> service </w:t>
+            </w:r>
+            <w:proofErr w:type="spellStart"/>
+            <w:r>
+              <w:rPr>
+                <w:rFonts w:ascii="Courier New" w:hAnsi="Courier New"/>
+                <w:color w:val="0D1117"/>
+                <w:sz w:val="18"/>
+              </w:rPr>
+              <w:t>userapi</w:t>
+            </w:r>
+            <w:proofErr w:type="spellEnd"/>
+            <w:r>
+              <w:rPr>
+                <w:rFonts w:ascii="Courier New" w:hAnsi="Courier New"/>
+                <w:color w:val="0D1117"/>
+                <w:sz w:val="18"/>
+              </w:rPr>
+              <w:t>-service --</w:t>
+            </w:r>
+            <w:proofErr w:type="spellStart"/>
+            <w:r>
+              <w:rPr>
+                <w:rFonts w:ascii="Courier New" w:hAnsi="Courier New"/>
+                <w:color w:val="0D1117"/>
+                <w:sz w:val="18"/>
+              </w:rPr>
+              <w:t>url</w:t>
+            </w:r>
+            <w:proofErr w:type="spellEnd"/>
           </w:p>
           <w:p>
             <w:pPr>
@@ -4764,13 +6522,23 @@
               <w:spacing w:after="0"/>
               <w:ind w:left="170"/>
             </w:pPr>
-            <w:r>
-              <w:rPr>
-                <w:rFonts w:ascii="Courier New" w:hAnsi="Courier New"/>
-                <w:color w:val="0D1117"/>
-                <w:sz w:val="18"/>
-              </w:rPr>
-              <w:t>kubectl delete -f k8s/</w:t>
+            <w:proofErr w:type="spellStart"/>
+            <w:r>
+              <w:rPr>
+                <w:rFonts w:ascii="Courier New" w:hAnsi="Courier New"/>
+                <w:color w:val="0D1117"/>
+                <w:sz w:val="18"/>
+              </w:rPr>
+              <w:t>kubectl</w:t>
+            </w:r>
+            <w:proofErr w:type="spellEnd"/>
+            <w:r>
+              <w:rPr>
+                <w:rFonts w:ascii="Courier New" w:hAnsi="Courier New"/>
+                <w:color w:val="0D1117"/>
+                <w:sz w:val="18"/>
+              </w:rPr>
+              <w:t xml:space="preserve"> delete -f k8s/</w:t>
             </w:r>
           </w:p>
           <w:p>
@@ -4778,13 +6546,23 @@
               <w:spacing w:after="0"/>
               <w:ind w:left="170"/>
             </w:pPr>
-            <w:r>
-              <w:rPr>
-                <w:rFonts w:ascii="Courier New" w:hAnsi="Courier New"/>
-                <w:color w:val="0D1117"/>
-                <w:sz w:val="18"/>
-              </w:rPr>
-              <w:t>minikube stop</w:t>
+            <w:proofErr w:type="spellStart"/>
+            <w:r>
+              <w:rPr>
+                <w:rFonts w:ascii="Courier New" w:hAnsi="Courier New"/>
+                <w:color w:val="0D1117"/>
+                <w:sz w:val="18"/>
+              </w:rPr>
+              <w:t>minikube</w:t>
+            </w:r>
+            <w:proofErr w:type="spellEnd"/>
+            <w:r>
+              <w:rPr>
+                <w:rFonts w:ascii="Courier New" w:hAnsi="Courier New"/>
+                <w:color w:val="0D1117"/>
+                <w:sz w:val="18"/>
+              </w:rPr>
+              <w:t xml:space="preserve"> stop</w:t>
             </w:r>
           </w:p>
         </w:tc>
@@ -4914,7 +6692,23 @@
                 <w:rFonts w:ascii="Calibri" w:hAnsi="Calibri"/>
                 <w:sz w:val="20"/>
               </w:rPr>
-              <w:t>Docker Hub (kousiksc)</w:t>
+              <w:t>Docker Hub (</w:t>
+            </w:r>
+            <w:proofErr w:type="spellStart"/>
+            <w:r>
+              <w:rPr>
+                <w:rFonts w:ascii="Calibri" w:hAnsi="Calibri"/>
+                <w:sz w:val="20"/>
+              </w:rPr>
+              <w:t>kousiksc</w:t>
+            </w:r>
+            <w:proofErr w:type="spellEnd"/>
+            <w:r>
+              <w:rPr>
+                <w:rFonts w:ascii="Calibri" w:hAnsi="Calibri"/>
+                <w:sz w:val="20"/>
+              </w:rPr>
+              <w:t>)</w:t>
             </w:r>
           </w:p>
         </w:tc>
@@ -4937,6 +6731,7 @@
               </w:rPr>
               <w:t>hub.docker.com/r/</w:t>
             </w:r>
+            <w:proofErr w:type="spellStart"/>
             <w:r>
               <w:rPr>
                 <w:rFonts w:ascii="Calibri" w:hAnsi="Calibri"/>
@@ -4944,13 +6739,23 @@
               </w:rPr>
               <w:t>eshwarreddy</w:t>
             </w:r>
+            <w:proofErr w:type="spellEnd"/>
             <w:r>
               <w:rPr>
                 <w:rFonts w:ascii="Calibri" w:hAnsi="Calibri"/>
                 <w:sz w:val="20"/>
               </w:rPr>
-              <w:t>/userapi</w:t>
-            </w:r>
+              <w:t>/</w:t>
+            </w:r>
+            <w:proofErr w:type="spellStart"/>
+            <w:r>
+              <w:rPr>
+                <w:rFonts w:ascii="Calibri" w:hAnsi="Calibri"/>
+                <w:sz w:val="20"/>
+              </w:rPr>
+              <w:t>userapi</w:t>
+            </w:r>
+            <w:proofErr w:type="spellEnd"/>
           </w:p>
         </w:tc>
         <w:tc>
@@ -4965,6 +6770,7 @@
             <w:shd w:val="clear" w:color="auto" w:fill="F6F8FA"/>
           </w:tcPr>
           <w:p>
+            <w:proofErr w:type="spellStart"/>
             <w:r>
               <w:rPr>
                 <w:rFonts w:ascii="Calibri" w:hAnsi="Calibri"/>
@@ -4972,12 +6778,29 @@
               </w:rPr>
               <w:t>eshwarreddy</w:t>
             </w:r>
+            <w:proofErr w:type="spellEnd"/>
             <w:r>
               <w:rPr>
                 <w:rFonts w:ascii="Calibri" w:hAnsi="Calibri"/>
                 <w:sz w:val="20"/>
               </w:rPr>
-              <w:t>/userapi:latest — used in K8s deployment</w:t>
+              <w:t>/</w:t>
+            </w:r>
+            <w:proofErr w:type="spellStart"/>
+            <w:r>
+              <w:rPr>
+                <w:rFonts w:ascii="Calibri" w:hAnsi="Calibri"/>
+                <w:sz w:val="20"/>
+              </w:rPr>
+              <w:t>userapi:latest</w:t>
+            </w:r>
+            <w:proofErr w:type="spellEnd"/>
+            <w:r>
+              <w:rPr>
+                <w:rFonts w:ascii="Calibri" w:hAnsi="Calibri"/>
+                <w:sz w:val="20"/>
+              </w:rPr>
+              <w:t xml:space="preserve"> — used in K8s deployment</w:t>
             </w:r>
           </w:p>
         </w:tc>
@@ -5000,7 +6823,23 @@
                 <w:rFonts w:ascii="Calibri" w:hAnsi="Calibri"/>
                 <w:sz w:val="20"/>
               </w:rPr>
-              <w:t>Docker Hub (eshwarreddy)</w:t>
+              <w:t>Docker Hub (</w:t>
+            </w:r>
+            <w:proofErr w:type="spellStart"/>
+            <w:r>
+              <w:rPr>
+                <w:rFonts w:ascii="Calibri" w:hAnsi="Calibri"/>
+                <w:sz w:val="20"/>
+              </w:rPr>
+              <w:t>eshwarreddy</w:t>
+            </w:r>
+            <w:proofErr w:type="spellEnd"/>
+            <w:r>
+              <w:rPr>
+                <w:rFonts w:ascii="Calibri" w:hAnsi="Calibri"/>
+                <w:sz w:val="20"/>
+              </w:rPr>
+              <w:t>)</w:t>
             </w:r>
           </w:p>
         </w:tc>
@@ -5021,8 +6860,33 @@
                 <w:rFonts w:ascii="Calibri" w:hAnsi="Calibri"/>
                 <w:sz w:val="20"/>
               </w:rPr>
-              <w:t>hub.docker.com/r/eshwarreddy/userapi</w:t>
-            </w:r>
+              <w:t>hub.docker.com/r/</w:t>
+            </w:r>
+            <w:proofErr w:type="spellStart"/>
+            <w:r>
+              <w:rPr>
+                <w:rFonts w:ascii="Calibri" w:hAnsi="Calibri"/>
+                <w:sz w:val="20"/>
+              </w:rPr>
+              <w:t>eshwarreddy</w:t>
+            </w:r>
+            <w:proofErr w:type="spellEnd"/>
+            <w:r>
+              <w:rPr>
+                <w:rFonts w:ascii="Calibri" w:hAnsi="Calibri"/>
+                <w:sz w:val="20"/>
+              </w:rPr>
+              <w:t>/</w:t>
+            </w:r>
+            <w:proofErr w:type="spellStart"/>
+            <w:r>
+              <w:rPr>
+                <w:rFonts w:ascii="Calibri" w:hAnsi="Calibri"/>
+                <w:sz w:val="20"/>
+              </w:rPr>
+              <w:t>userapi</w:t>
+            </w:r>
+            <w:proofErr w:type="spellEnd"/>
           </w:p>
         </w:tc>
         <w:tc>
@@ -5037,13 +6901,31 @@
             <w:shd w:val="clear" w:color="auto" w:fill="FFFFFF"/>
           </w:tcPr>
           <w:p>
+            <w:proofErr w:type="spellStart"/>
             <w:r>
               <w:rPr>
                 <w:rFonts w:ascii="Calibri" w:hAnsi="Calibri"/>
                 <w:sz w:val="20"/>
               </w:rPr>
-              <w:t>eshwarreddy/userapi:latest</w:t>
-            </w:r>
+              <w:t>eshwarreddy</w:t>
+            </w:r>
+            <w:proofErr w:type="spellEnd"/>
+            <w:r>
+              <w:rPr>
+                <w:rFonts w:ascii="Calibri" w:hAnsi="Calibri"/>
+                <w:sz w:val="20"/>
+              </w:rPr>
+              <w:t>/</w:t>
+            </w:r>
+            <w:proofErr w:type="spellStart"/>
+            <w:r>
+              <w:rPr>
+                <w:rFonts w:ascii="Calibri" w:hAnsi="Calibri"/>
+                <w:sz w:val="20"/>
+              </w:rPr>
+              <w:t>userapi:latest</w:t>
+            </w:r>
+            <w:proofErr w:type="spellEnd"/>
           </w:p>
         </w:tc>
       </w:tr>
@@ -5095,6 +6977,7 @@
               </w:rPr>
               <w:t xml:space="preserve"> </w:t>
             </w:r>
+            <w:proofErr w:type="spellStart"/>
             <w:r>
               <w:rPr>
                 <w:rFonts w:ascii="Calibri" w:hAnsi="Calibri"/>
@@ -5102,6 +6985,7 @@
               </w:rPr>
               <w:t>eshwarreddy</w:t>
             </w:r>
+            <w:proofErr w:type="spellEnd"/>
           </w:p>
         </w:tc>
         <w:tc>
@@ -5174,6 +7058,7 @@
               </w:rPr>
               <w:t xml:space="preserve"> </w:t>
             </w:r>
+            <w:proofErr w:type="spellStart"/>
             <w:r>
               <w:rPr>
                 <w:rFonts w:ascii="Calibri" w:hAnsi="Calibri"/>
@@ -5181,6 +7066,7 @@
               </w:rPr>
               <w:t>eshwarreddy</w:t>
             </w:r>
+            <w:proofErr w:type="spellEnd"/>
             <w:r>
               <w:rPr>
                 <w:rFonts w:ascii="Calibri" w:hAnsi="Calibri"/>
@@ -5279,8 +7165,17 @@
                 <w:rFonts w:ascii="Calibri" w:hAnsi="Calibri"/>
                 <w:sz w:val="20"/>
               </w:rPr>
-              <w:t>Flask app served by gunicorn</w:t>
-            </w:r>
+              <w:t xml:space="preserve">Flask app served by </w:t>
+            </w:r>
+            <w:proofErr w:type="spellStart"/>
+            <w:r>
+              <w:rPr>
+                <w:rFonts w:ascii="Calibri" w:hAnsi="Calibri"/>
+                <w:sz w:val="20"/>
+              </w:rPr>
+              <w:t>gunicorn</w:t>
+            </w:r>
+            <w:proofErr w:type="spellEnd"/>
           </w:p>
         </w:tc>
       </w:tr>
@@ -5297,12 +7192,21 @@
             <w:shd w:val="clear" w:color="auto" w:fill="FFFFFF"/>
           </w:tcPr>
           <w:p>
+            <w:proofErr w:type="spellStart"/>
             <w:r>
               <w:rPr>
                 <w:rFonts w:ascii="Calibri" w:hAnsi="Calibri"/>
                 <w:sz w:val="20"/>
               </w:rPr>
-              <w:t>pgAdmin (Docker)</w:t>
+              <w:t>pgAdmin</w:t>
+            </w:r>
+            <w:proofErr w:type="spellEnd"/>
+            <w:r>
+              <w:rPr>
+                <w:rFonts w:ascii="Calibri" w:hAnsi="Calibri"/>
+                <w:sz w:val="20"/>
+              </w:rPr>
+              <w:t xml:space="preserve"> (Docker)</w:t>
             </w:r>
           </w:p>
         </w:tc>
@@ -5383,13 +7287,47 @@
             <w:shd w:val="clear" w:color="auto" w:fill="F6F8FA"/>
           </w:tcPr>
           <w:p>
+            <w:proofErr w:type="spellStart"/>
             <w:r>
               <w:rPr>
                 <w:rFonts w:ascii="Calibri" w:hAnsi="Calibri"/>
                 <w:sz w:val="20"/>
               </w:rPr>
-              <w:t>minikube service userapi-service --url</w:t>
-            </w:r>
+              <w:t>minikube</w:t>
+            </w:r>
+            <w:proofErr w:type="spellEnd"/>
+            <w:r>
+              <w:rPr>
+                <w:rFonts w:ascii="Calibri" w:hAnsi="Calibri"/>
+                <w:sz w:val="20"/>
+              </w:rPr>
+              <w:t xml:space="preserve"> service </w:t>
+            </w:r>
+            <w:proofErr w:type="spellStart"/>
+            <w:r>
+              <w:rPr>
+                <w:rFonts w:ascii="Calibri" w:hAnsi="Calibri"/>
+                <w:sz w:val="20"/>
+              </w:rPr>
+              <w:t>userapi</w:t>
+            </w:r>
+            <w:proofErr w:type="spellEnd"/>
+            <w:r>
+              <w:rPr>
+                <w:rFonts w:ascii="Calibri" w:hAnsi="Calibri"/>
+                <w:sz w:val="20"/>
+              </w:rPr>
+              <w:t>-service --</w:t>
+            </w:r>
+            <w:proofErr w:type="spellStart"/>
+            <w:r>
+              <w:rPr>
+                <w:rFonts w:ascii="Calibri" w:hAnsi="Calibri"/>
+                <w:sz w:val="20"/>
+              </w:rPr>
+              <w:t>url</w:t>
+            </w:r>
+            <w:proofErr w:type="spellEnd"/>
           </w:p>
         </w:tc>
         <w:tc>
@@ -5404,13 +7342,31 @@
             <w:shd w:val="clear" w:color="auto" w:fill="F6F8FA"/>
           </w:tcPr>
           <w:p>
+            <w:proofErr w:type="spellStart"/>
             <w:r>
               <w:rPr>
                 <w:rFonts w:ascii="Calibri" w:hAnsi="Calibri"/>
                 <w:sz w:val="20"/>
               </w:rPr>
-              <w:t>NodePort — URL generated by Minikube</w:t>
-            </w:r>
+              <w:t>NodePort</w:t>
+            </w:r>
+            <w:proofErr w:type="spellEnd"/>
+            <w:r>
+              <w:rPr>
+                <w:rFonts w:ascii="Calibri" w:hAnsi="Calibri"/>
+                <w:sz w:val="20"/>
+              </w:rPr>
+              <w:t xml:space="preserve"> — URL generated by </w:t>
+            </w:r>
+            <w:proofErr w:type="spellStart"/>
+            <w:r>
+              <w:rPr>
+                <w:rFonts w:ascii="Calibri" w:hAnsi="Calibri"/>
+                <w:sz w:val="20"/>
+              </w:rPr>
+              <w:t>Minikube</w:t>
+            </w:r>
+            <w:proofErr w:type="spellEnd"/>
           </w:p>
         </w:tc>
       </w:tr>
@@ -5474,7 +7430,23 @@
                 <w:rFonts w:ascii="Calibri" w:hAnsi="Calibri"/>
                 <w:sz w:val="20"/>
               </w:rPr>
-              <w:t>Port-forwarded from VM (vagrant up in iac/)</w:t>
+              <w:t xml:space="preserve">Port-forwarded from VM (vagrant up in </w:t>
+            </w:r>
+            <w:proofErr w:type="spellStart"/>
+            <w:r>
+              <w:rPr>
+                <w:rFonts w:ascii="Calibri" w:hAnsi="Calibri"/>
+                <w:sz w:val="20"/>
+              </w:rPr>
+              <w:t>iac</w:t>
+            </w:r>
+            <w:proofErr w:type="spellEnd"/>
+            <w:r>
+              <w:rPr>
+                <w:rFonts w:ascii="Calibri" w:hAnsi="Calibri"/>
+                <w:sz w:val="20"/>
+              </w:rPr>
+              <w:t>/)</w:t>
             </w:r>
           </w:p>
         </w:tc>
@@ -5735,6 +7707,7 @@
               </w:rPr>
               <w:t xml:space="preserve"> </w:t>
             </w:r>
+            <w:proofErr w:type="spellStart"/>
             <w:r>
               <w:rPr>
                 <w:rFonts w:ascii="Calibri" w:hAnsi="Calibri"/>
@@ -5742,6 +7715,7 @@
               </w:rPr>
               <w:t>eshwarreddy</w:t>
             </w:r>
+            <w:proofErr w:type="spellEnd"/>
           </w:p>
         </w:tc>
       </w:tr>
@@ -5861,7 +7835,25 @@
                 <w:color w:val="0D1117"/>
                 <w:sz w:val="18"/>
               </w:rPr>
-              <w:t>├── userapi\                 Flask application</w:t>
+              <w:t xml:space="preserve">├── </w:t>
+            </w:r>
+            <w:proofErr w:type="spellStart"/>
+            <w:r>
+              <w:rPr>
+                <w:rFonts w:ascii="Courier New" w:hAnsi="Courier New"/>
+                <w:color w:val="0D1117"/>
+                <w:sz w:val="18"/>
+              </w:rPr>
+              <w:t>userapi</w:t>
+            </w:r>
+            <w:proofErr w:type="spellEnd"/>
+            <w:r>
+              <w:rPr>
+                <w:rFonts w:ascii="Courier New" w:hAnsi="Courier New"/>
+                <w:color w:val="0D1117"/>
+                <w:sz w:val="18"/>
+              </w:rPr>
+              <w:t>\                 Flask application</w:t>
             </w:r>
           </w:p>
           <w:p>
@@ -5875,7 +7867,25 @@
                 <w:color w:val="0D1117"/>
                 <w:sz w:val="18"/>
               </w:rPr>
-              <w:t>│   ├── src\</w:t>
+              <w:t xml:space="preserve">│   ├── </w:t>
+            </w:r>
+            <w:proofErr w:type="spellStart"/>
+            <w:r>
+              <w:rPr>
+                <w:rFonts w:ascii="Courier New" w:hAnsi="Courier New"/>
+                <w:color w:val="0D1117"/>
+                <w:sz w:val="18"/>
+              </w:rPr>
+              <w:t>src</w:t>
+            </w:r>
+            <w:proofErr w:type="spellEnd"/>
+            <w:r>
+              <w:rPr>
+                <w:rFonts w:ascii="Courier New" w:hAnsi="Courier New"/>
+                <w:color w:val="0D1117"/>
+                <w:sz w:val="18"/>
+              </w:rPr>
+              <w:t>\</w:t>
             </w:r>
           </w:p>
           <w:p>
@@ -5889,7 +7899,25 @@
                 <w:color w:val="0D1117"/>
                 <w:sz w:val="18"/>
               </w:rPr>
-              <w:t>│   │   ├── __init__.py      App factory (create_app)</w:t>
+              <w:t>│   │   ├── __init__.py      App factory (</w:t>
+            </w:r>
+            <w:proofErr w:type="spellStart"/>
+            <w:r>
+              <w:rPr>
+                <w:rFonts w:ascii="Courier New" w:hAnsi="Courier New"/>
+                <w:color w:val="0D1117"/>
+                <w:sz w:val="18"/>
+              </w:rPr>
+              <w:t>create_app</w:t>
+            </w:r>
+            <w:proofErr w:type="spellEnd"/>
+            <w:r>
+              <w:rPr>
+                <w:rFonts w:ascii="Courier New" w:hAnsi="Courier New"/>
+                <w:color w:val="0D1117"/>
+                <w:sz w:val="18"/>
+              </w:rPr>
+              <w:t>)</w:t>
             </w:r>
           </w:p>
           <w:p>
@@ -5917,8 +7945,36 @@
                 <w:color w:val="0D1117"/>
                 <w:sz w:val="18"/>
               </w:rPr>
-              <w:t>│   │   ├── config.py        Config / TestConfig / ProductionConfig</w:t>
-            </w:r>
+              <w:t xml:space="preserve">│   │   ├── config.py        Config / </w:t>
+            </w:r>
+            <w:proofErr w:type="spellStart"/>
+            <w:r>
+              <w:rPr>
+                <w:rFonts w:ascii="Courier New" w:hAnsi="Courier New"/>
+                <w:color w:val="0D1117"/>
+                <w:sz w:val="18"/>
+              </w:rPr>
+              <w:t>TestConfig</w:t>
+            </w:r>
+            <w:proofErr w:type="spellEnd"/>
+            <w:r>
+              <w:rPr>
+                <w:rFonts w:ascii="Courier New" w:hAnsi="Courier New"/>
+                <w:color w:val="0D1117"/>
+                <w:sz w:val="18"/>
+              </w:rPr>
+              <w:t xml:space="preserve"> / </w:t>
+            </w:r>
+            <w:proofErr w:type="spellStart"/>
+            <w:r>
+              <w:rPr>
+                <w:rFonts w:ascii="Courier New" w:hAnsi="Courier New"/>
+                <w:color w:val="0D1117"/>
+                <w:sz w:val="18"/>
+              </w:rPr>
+              <w:t>ProductionConfig</w:t>
+            </w:r>
+            <w:proofErr w:type="spellEnd"/>
           </w:p>
           <w:p>
             <w:pPr>
@@ -5931,7 +7987,25 @@
                 <w:color w:val="0D1117"/>
                 <w:sz w:val="18"/>
               </w:rPr>
-              <w:t>│   │   ├── models.py        User SQLAlchemy model</w:t>
+              <w:t xml:space="preserve">│   │   ├── models.py        User </w:t>
+            </w:r>
+            <w:proofErr w:type="spellStart"/>
+            <w:r>
+              <w:rPr>
+                <w:rFonts w:ascii="Courier New" w:hAnsi="Courier New"/>
+                <w:color w:val="0D1117"/>
+                <w:sz w:val="18"/>
+              </w:rPr>
+              <w:t>SQLAlchemy</w:t>
+            </w:r>
+            <w:proofErr w:type="spellEnd"/>
+            <w:r>
+              <w:rPr>
+                <w:rFonts w:ascii="Courier New" w:hAnsi="Courier New"/>
+                <w:color w:val="0D1117"/>
+                <w:sz w:val="18"/>
+              </w:rPr>
+              <w:t xml:space="preserve"> model</w:t>
             </w:r>
           </w:p>
           <w:p>
@@ -6001,8 +8075,36 @@
                 <w:color w:val="0D1117"/>
                 <w:sz w:val="18"/>
               </w:rPr>
-              <w:t>│   │   ├── conftest.py      Fixtures: app, db, client, clean_db</w:t>
-            </w:r>
+              <w:t xml:space="preserve">│   │   ├── conftest.py      Fixtures: app, </w:t>
+            </w:r>
+            <w:proofErr w:type="spellStart"/>
+            <w:r>
+              <w:rPr>
+                <w:rFonts w:ascii="Courier New" w:hAnsi="Courier New"/>
+                <w:color w:val="0D1117"/>
+                <w:sz w:val="18"/>
+              </w:rPr>
+              <w:t>db</w:t>
+            </w:r>
+            <w:proofErr w:type="spellEnd"/>
+            <w:r>
+              <w:rPr>
+                <w:rFonts w:ascii="Courier New" w:hAnsi="Courier New"/>
+                <w:color w:val="0D1117"/>
+                <w:sz w:val="18"/>
+              </w:rPr>
+              <w:t xml:space="preserve">, client, </w:t>
+            </w:r>
+            <w:proofErr w:type="spellStart"/>
+            <w:r>
+              <w:rPr>
+                <w:rFonts w:ascii="Courier New" w:hAnsi="Courier New"/>
+                <w:color w:val="0D1117"/>
+                <w:sz w:val="18"/>
+              </w:rPr>
+              <w:t>clean_db</w:t>
+            </w:r>
+            <w:proofErr w:type="spellEnd"/>
           </w:p>
           <w:p>
             <w:pPr>
@@ -6071,8 +8173,18 @@
                 <w:color w:val="0D1117"/>
                 <w:sz w:val="18"/>
               </w:rPr>
-              <w:t>│   ├── Dockerfile</w:t>
-            </w:r>
+              <w:t xml:space="preserve">│   ├── </w:t>
+            </w:r>
+            <w:proofErr w:type="spellStart"/>
+            <w:r>
+              <w:rPr>
+                <w:rFonts w:ascii="Courier New" w:hAnsi="Courier New"/>
+                <w:color w:val="0D1117"/>
+                <w:sz w:val="18"/>
+              </w:rPr>
+              <w:t>Dockerfile</w:t>
+            </w:r>
+            <w:proofErr w:type="spellEnd"/>
           </w:p>
           <w:p>
             <w:pPr>
@@ -6113,8 +8225,36 @@
                 <w:color w:val="0D1117"/>
                 <w:sz w:val="18"/>
               </w:rPr>
-              <w:t>├── iac\                     Vagrant + Ansible IaC</w:t>
-            </w:r>
+              <w:t xml:space="preserve">├── </w:t>
+            </w:r>
+            <w:proofErr w:type="spellStart"/>
+            <w:r>
+              <w:rPr>
+                <w:rFonts w:ascii="Courier New" w:hAnsi="Courier New"/>
+                <w:color w:val="0D1117"/>
+                <w:sz w:val="18"/>
+              </w:rPr>
+              <w:t>iac</w:t>
+            </w:r>
+            <w:proofErr w:type="spellEnd"/>
+            <w:r>
+              <w:rPr>
+                <w:rFonts w:ascii="Courier New" w:hAnsi="Courier New"/>
+                <w:color w:val="0D1117"/>
+                <w:sz w:val="18"/>
+              </w:rPr>
+              <w:t xml:space="preserve">\                     Vagrant + Ansible </w:t>
+            </w:r>
+            <w:proofErr w:type="spellStart"/>
+            <w:r>
+              <w:rPr>
+                <w:rFonts w:ascii="Courier New" w:hAnsi="Courier New"/>
+                <w:color w:val="0D1117"/>
+                <w:sz w:val="18"/>
+              </w:rPr>
+              <w:t>IaC</w:t>
+            </w:r>
+            <w:proofErr w:type="spellEnd"/>
           </w:p>
           <w:p>
             <w:pPr>
@@ -6127,8 +8267,18 @@
                 <w:color w:val="0D1117"/>
                 <w:sz w:val="18"/>
               </w:rPr>
-              <w:t>│   ├── Vagrantfile</w:t>
-            </w:r>
+              <w:t xml:space="preserve">│   ├── </w:t>
+            </w:r>
+            <w:proofErr w:type="spellStart"/>
+            <w:r>
+              <w:rPr>
+                <w:rFonts w:ascii="Courier New" w:hAnsi="Courier New"/>
+                <w:color w:val="0D1117"/>
+                <w:sz w:val="18"/>
+              </w:rPr>
+              <w:t>Vagrantfile</w:t>
+            </w:r>
+            <w:proofErr w:type="spellEnd"/>
           </w:p>
           <w:p>
             <w:pPr>
@@ -6155,8 +8305,18 @@
                 <w:color w:val="0D1117"/>
                 <w:sz w:val="18"/>
               </w:rPr>
-              <w:t>│       ├── setup.yml</w:t>
-            </w:r>
+              <w:t xml:space="preserve">│       ├── </w:t>
+            </w:r>
+            <w:proofErr w:type="spellStart"/>
+            <w:r>
+              <w:rPr>
+                <w:rFonts w:ascii="Courier New" w:hAnsi="Courier New"/>
+                <w:color w:val="0D1117"/>
+                <w:sz w:val="18"/>
+              </w:rPr>
+              <w:t>setup.yml</w:t>
+            </w:r>
+            <w:proofErr w:type="spellEnd"/>
           </w:p>
           <w:p>
             <w:pPr>
@@ -6169,7 +8329,25 @@
                 <w:color w:val="0D1117"/>
                 <w:sz w:val="18"/>
               </w:rPr>
-              <w:t>│       └── roles\ (python / postgresql / app)</w:t>
+              <w:t xml:space="preserve">│       └── roles\ (python / </w:t>
+            </w:r>
+            <w:proofErr w:type="spellStart"/>
+            <w:r>
+              <w:rPr>
+                <w:rFonts w:ascii="Courier New" w:hAnsi="Courier New"/>
+                <w:color w:val="0D1117"/>
+                <w:sz w:val="18"/>
+              </w:rPr>
+              <w:t>postgresql</w:t>
+            </w:r>
+            <w:proofErr w:type="spellEnd"/>
+            <w:r>
+              <w:rPr>
+                <w:rFonts w:ascii="Courier New" w:hAnsi="Courier New"/>
+                <w:color w:val="0D1117"/>
+                <w:sz w:val="18"/>
+              </w:rPr>
+              <w:t xml:space="preserve"> / app)</w:t>
             </w:r>
           </w:p>
           <w:p>
@@ -6197,7 +8375,61 @@
                 <w:color w:val="0D1117"/>
                 <w:sz w:val="18"/>
               </w:rPr>
-              <w:t>│   ├── deployment.yaml      postgres (1) + userapi (2 replicas)</w:t>
+              <w:t xml:space="preserve">│   ├── </w:t>
+            </w:r>
+            <w:proofErr w:type="spellStart"/>
+            <w:r>
+              <w:rPr>
+                <w:rFonts w:ascii="Courier New" w:hAnsi="Courier New"/>
+                <w:color w:val="0D1117"/>
+                <w:sz w:val="18"/>
+              </w:rPr>
+              <w:t>deployment.yaml</w:t>
+            </w:r>
+            <w:proofErr w:type="spellEnd"/>
+            <w:r>
+              <w:rPr>
+                <w:rFonts w:ascii="Courier New" w:hAnsi="Courier New"/>
+                <w:color w:val="0D1117"/>
+                <w:sz w:val="18"/>
+              </w:rPr>
+              <w:t xml:space="preserve">      </w:t>
+            </w:r>
+            <w:proofErr w:type="spellStart"/>
+            <w:r>
+              <w:rPr>
+                <w:rFonts w:ascii="Courier New" w:hAnsi="Courier New"/>
+                <w:color w:val="0D1117"/>
+                <w:sz w:val="18"/>
+              </w:rPr>
+              <w:t>postgres</w:t>
+            </w:r>
+            <w:proofErr w:type="spellEnd"/>
+            <w:r>
+              <w:rPr>
+                <w:rFonts w:ascii="Courier New" w:hAnsi="Courier New"/>
+                <w:color w:val="0D1117"/>
+                <w:sz w:val="18"/>
+              </w:rPr>
+              <w:t xml:space="preserve"> (1) + </w:t>
+            </w:r>
+            <w:proofErr w:type="spellStart"/>
+            <w:r>
+              <w:rPr>
+                <w:rFonts w:ascii="Courier New" w:hAnsi="Courier New"/>
+                <w:color w:val="0D1117"/>
+                <w:sz w:val="18"/>
+              </w:rPr>
+              <w:t>userapi</w:t>
+            </w:r>
+            <w:proofErr w:type="spellEnd"/>
+            <w:r>
+              <w:rPr>
+                <w:rFonts w:ascii="Courier New" w:hAnsi="Courier New"/>
+                <w:color w:val="0D1117"/>
+                <w:sz w:val="18"/>
+              </w:rPr>
+              <w:t xml:space="preserve"> (2 replicas)</w:t>
             </w:r>
           </w:p>
           <w:p>
@@ -6211,8 +8443,54 @@
                 <w:color w:val="0D1117"/>
                 <w:sz w:val="18"/>
               </w:rPr>
-              <w:t>│   ├── service.yaml         ClusterIP + NodePort</w:t>
-            </w:r>
+              <w:t xml:space="preserve">│   ├── </w:t>
+            </w:r>
+            <w:proofErr w:type="spellStart"/>
+            <w:r>
+              <w:rPr>
+                <w:rFonts w:ascii="Courier New" w:hAnsi="Courier New"/>
+                <w:color w:val="0D1117"/>
+                <w:sz w:val="18"/>
+              </w:rPr>
+              <w:t>service.yaml</w:t>
+            </w:r>
+            <w:proofErr w:type="spellEnd"/>
+            <w:r>
+              <w:rPr>
+                <w:rFonts w:ascii="Courier New" w:hAnsi="Courier New"/>
+                <w:color w:val="0D1117"/>
+                <w:sz w:val="18"/>
+              </w:rPr>
+              <w:t xml:space="preserve">         </w:t>
+            </w:r>
+            <w:proofErr w:type="spellStart"/>
+            <w:r>
+              <w:rPr>
+                <w:rFonts w:ascii="Courier New" w:hAnsi="Courier New"/>
+                <w:color w:val="0D1117"/>
+                <w:sz w:val="18"/>
+              </w:rPr>
+              <w:t>ClusterIP</w:t>
+            </w:r>
+            <w:proofErr w:type="spellEnd"/>
+            <w:r>
+              <w:rPr>
+                <w:rFonts w:ascii="Courier New" w:hAnsi="Courier New"/>
+                <w:color w:val="0D1117"/>
+                <w:sz w:val="18"/>
+              </w:rPr>
+              <w:t xml:space="preserve"> + </w:t>
+            </w:r>
+            <w:proofErr w:type="spellStart"/>
+            <w:r>
+              <w:rPr>
+                <w:rFonts w:ascii="Courier New" w:hAnsi="Courier New"/>
+                <w:color w:val="0D1117"/>
+                <w:sz w:val="18"/>
+              </w:rPr>
+              <w:t>NodePort</w:t>
+            </w:r>
+            <w:proofErr w:type="spellEnd"/>
           </w:p>
           <w:p>
             <w:pPr>
@@ -6225,8 +8503,18 @@
                 <w:color w:val="0D1117"/>
                 <w:sz w:val="18"/>
               </w:rPr>
-              <w:t>│   ├── persistent-volume.yaml</w:t>
-            </w:r>
+              <w:t>│   ├── persistent-</w:t>
+            </w:r>
+            <w:proofErr w:type="spellStart"/>
+            <w:r>
+              <w:rPr>
+                <w:rFonts w:ascii="Courier New" w:hAnsi="Courier New"/>
+                <w:color w:val="0D1117"/>
+                <w:sz w:val="18"/>
+              </w:rPr>
+              <w:t>volume.yaml</w:t>
+            </w:r>
+            <w:proofErr w:type="spellEnd"/>
           </w:p>
           <w:p>
             <w:pPr>
@@ -6239,8 +8527,18 @@
                 <w:color w:val="0D1117"/>
                 <w:sz w:val="18"/>
               </w:rPr>
-              <w:t>│   └── persistent-volume-claim.yaml</w:t>
-            </w:r>
+              <w:t>│   └── persistent-volume-</w:t>
+            </w:r>
+            <w:proofErr w:type="spellStart"/>
+            <w:r>
+              <w:rPr>
+                <w:rFonts w:ascii="Courier New" w:hAnsi="Courier New"/>
+                <w:color w:val="0D1117"/>
+                <w:sz w:val="18"/>
+              </w:rPr>
+              <w:t>claim.yaml</w:t>
+            </w:r>
+            <w:proofErr w:type="spellEnd"/>
           </w:p>
           <w:p>
             <w:pPr>
@@ -6253,7 +8551,25 @@
                 <w:color w:val="0D1117"/>
                 <w:sz w:val="18"/>
               </w:rPr>
-              <w:t>├── .github\workflows\</w:t>
+              <w:t>├── .</w:t>
+            </w:r>
+            <w:proofErr w:type="spellStart"/>
+            <w:r>
+              <w:rPr>
+                <w:rFonts w:ascii="Courier New" w:hAnsi="Courier New"/>
+                <w:color w:val="0D1117"/>
+                <w:sz w:val="18"/>
+              </w:rPr>
+              <w:t>github</w:t>
+            </w:r>
+            <w:proofErr w:type="spellEnd"/>
+            <w:r>
+              <w:rPr>
+                <w:rFonts w:ascii="Courier New" w:hAnsi="Courier New"/>
+                <w:color w:val="0D1117"/>
+                <w:sz w:val="18"/>
+              </w:rPr>
+              <w:t>\workflows\</w:t>
             </w:r>
           </w:p>
           <w:p>
@@ -6267,7 +8583,25 @@
                 <w:color w:val="0D1117"/>
                 <w:sz w:val="18"/>
               </w:rPr>
-              <w:t>│   └── ci.yml               GitHub Actions CI pipeline</w:t>
+              <w:t xml:space="preserve">│   └── </w:t>
+            </w:r>
+            <w:proofErr w:type="spellStart"/>
+            <w:r>
+              <w:rPr>
+                <w:rFonts w:ascii="Courier New" w:hAnsi="Courier New"/>
+                <w:color w:val="0D1117"/>
+                <w:sz w:val="18"/>
+              </w:rPr>
+              <w:t>ci.yml</w:t>
+            </w:r>
+            <w:proofErr w:type="spellEnd"/>
+            <w:r>
+              <w:rPr>
+                <w:rFonts w:ascii="Courier New" w:hAnsi="Courier New"/>
+                <w:color w:val="0D1117"/>
+                <w:sz w:val="18"/>
+              </w:rPr>
+              <w:t xml:space="preserve">               GitHub Actions CI pipeline</w:t>
             </w:r>
           </w:p>
           <w:p>
@@ -6281,8 +8615,18 @@
                 <w:color w:val="0D1117"/>
                 <w:sz w:val="18"/>
               </w:rPr>
-              <w:t>└── docker-compose.yaml</w:t>
-            </w:r>
+              <w:t>└── docker-</w:t>
+            </w:r>
+            <w:proofErr w:type="spellStart"/>
+            <w:r>
+              <w:rPr>
+                <w:rFonts w:ascii="Courier New" w:hAnsi="Courier New"/>
+                <w:color w:val="0D1117"/>
+                <w:sz w:val="18"/>
+              </w:rPr>
+              <w:t>compose.yaml</w:t>
+            </w:r>
+            <w:proofErr w:type="spellEnd"/>
           </w:p>
         </w:tc>
       </w:tr>
@@ -6312,7 +8656,21 @@
         <w:rPr>
           <w:rFonts w:ascii="Calibri" w:hAnsi="Calibri"/>
         </w:rPr>
-        <w:t>SQLite for tests: TestConfig switches to sqlite:///:memory: — no PostgreSQL dependency in CI</w:t>
+        <w:t xml:space="preserve">SQLite for tests: </w:t>
+      </w:r>
+      <w:proofErr w:type="spellStart"/>
+      <w:r>
+        <w:rPr>
+          <w:rFonts w:ascii="Calibri" w:hAnsi="Calibri"/>
+        </w:rPr>
+        <w:t>TestConfig</w:t>
+      </w:r>
+      <w:proofErr w:type="spellEnd"/>
+      <w:r>
+        <w:rPr>
+          <w:rFonts w:ascii="Calibri" w:hAnsi="Calibri"/>
+        </w:rPr>
+        <w:t xml:space="preserve"> switches to sqlite:///:memory: — no PostgreSQL dependency in CI</w:t>
       </w:r>
     </w:p>
     <w:p>
@@ -6325,7 +8683,21 @@
         <w:rPr>
           <w:rFonts w:ascii="Calibri" w:hAnsi="Calibri"/>
         </w:rPr>
-        <w:t>Application Factory: create_app(config) lets the same code run under test, dev, and prod configs</w:t>
+        <w:t xml:space="preserve">Application Factory: </w:t>
+      </w:r>
+      <w:proofErr w:type="spellStart"/>
+      <w:r>
+        <w:rPr>
+          <w:rFonts w:ascii="Calibri" w:hAnsi="Calibri"/>
+        </w:rPr>
+        <w:t>create_app</w:t>
+      </w:r>
+      <w:proofErr w:type="spellEnd"/>
+      <w:r>
+        <w:rPr>
+          <w:rFonts w:ascii="Calibri" w:hAnsi="Calibri"/>
+        </w:rPr>
+        <w:t>(config) lets the same code run under test, dev, and prod configs</w:t>
       </w:r>
     </w:p>
     <w:p>
@@ -6334,12 +8706,20 @@
         <w:spacing w:before="20" w:after="40"/>
         <w:ind w:left="227"/>
       </w:pPr>
+      <w:proofErr w:type="spellStart"/>
       <w:r>
         <w:rPr>
           <w:rFonts w:ascii="Calibri" w:hAnsi="Calibri"/>
         </w:rPr>
         <w:lastRenderedPageBreak/>
-        <w:t>Systemd in Vagrant: app runs as a proper service — auto-restarts on crash, survives reboots</w:t>
+        <w:t>Systemd</w:t>
+      </w:r>
+      <w:proofErr w:type="spellEnd"/>
+      <w:r>
+        <w:rPr>
+          <w:rFonts w:ascii="Calibri" w:hAnsi="Calibri"/>
+        </w:rPr>
+        <w:t xml:space="preserve"> in Vagrant: app runs as a proper service — auto-restarts on crash, survives reboots</w:t>
       </w:r>
     </w:p>
     <w:p>
@@ -6348,11 +8728,19 @@
         <w:spacing w:before="20" w:after="40"/>
         <w:ind w:left="227"/>
       </w:pPr>
-      <w:r>
-        <w:rPr>
-          <w:rFonts w:ascii="Calibri" w:hAnsi="Calibri"/>
-        </w:rPr>
-        <w:t>Gunicorn everywhere: consistent production WSGI server in both Docker and Vagrant</w:t>
+      <w:proofErr w:type="spellStart"/>
+      <w:r>
+        <w:rPr>
+          <w:rFonts w:ascii="Calibri" w:hAnsi="Calibri"/>
+        </w:rPr>
+        <w:t>Gunicorn</w:t>
+      </w:r>
+      <w:proofErr w:type="spellEnd"/>
+      <w:r>
+        <w:rPr>
+          <w:rFonts w:ascii="Calibri" w:hAnsi="Calibri"/>
+        </w:rPr>
+        <w:t xml:space="preserve"> everywhere: consistent production WSGI server in both Docker and Vagrant</w:t>
       </w:r>
     </w:p>
     <w:p>
@@ -6399,6 +8787,7 @@
         <w:spacing w:before="400"/>
         <w:jc w:val="center"/>
       </w:pPr>
+      <w:proofErr w:type="spellStart"/>
       <w:r>
         <w:rPr>
           <w:rFonts w:ascii="Calibri" w:hAnsi="Calibri"/>
@@ -6406,7 +8795,17 @@
           <w:color w:val="55636F"/>
           <w:sz w:val="18"/>
         </w:rPr>
-        <w:t>UserAPI DevOps Project  ·  Eshwar Reddy  ·  August 2026</w:t>
+        <w:t>UserAPI</w:t>
+      </w:r>
+      <w:proofErr w:type="spellEnd"/>
+      <w:r>
+        <w:rPr>
+          <w:rFonts w:ascii="Calibri" w:hAnsi="Calibri"/>
+          <w:i/>
+          <w:color w:val="55636F"/>
+          <w:sz w:val="18"/>
+        </w:rPr>
+        <w:t xml:space="preserve"> DevOps Project  ·  Eshwar Reddy  ·  August 2026</w:t>
       </w:r>
     </w:p>
     <w:sectPr>
